--- a/StudentPerformance/documentation/student_performance_report.docx
+++ b/StudentPerformance/documentation/student_performance_report.docx
@@ -3281,8 +3281,6 @@
           <w:lang w:val="en-US"/>
         </w:rPr>
       </w:pPr>
-      <w:bookmarkStart w:id="21" w:name="_GoBack"/>
-      <w:bookmarkEnd w:id="21"/>
     </w:p>
     <w:p>
       <w:pPr>
@@ -11655,7 +11653,7 @@
           <w:szCs w:val="24"/>
           <w:lang w:val="en-US"/>
         </w:rPr>
-        <w:t xml:space="preserve">Student Performance Data Set by UCI. (2020). Kaggle. </w:t>
+        <w:t xml:space="preserve"> </w:t>
       </w:r>
       <w:r>
         <w:rPr>
@@ -11711,6 +11709,8 @@
         </w:rPr>
         <w:t xml:space="preserve">. </w:t>
       </w:r>
+      <w:bookmarkStart w:id="21" w:name="_GoBack"/>
+      <w:bookmarkEnd w:id="21"/>
       <w:r>
         <w:rPr>
           <w:rFonts w:hint="default" w:ascii="Times New Roman" w:hAnsi="Times New Roman" w:cs="Times New Roman"/>

--- a/StudentPerformance/documentation/student_performance_report.docx
+++ b/StudentPerformance/documentation/student_performance_report.docx
@@ -1634,26 +1634,19 @@
         </w:tabs>
         <w:spacing w:line="360" w:lineRule="auto"/>
         <w:ind w:left="0" w:leftChars="0" w:firstLine="0" w:firstLineChars="0"/>
-        <w:jc w:val="left"/>
-        <w:rPr>
-          <w:rFonts w:hint="default" w:ascii="Times New Roman" w:hAnsi="Times New Roman" w:cs="Times New Roman"/>
-          <w:i/>
-          <w:iCs/>
-          <w:sz w:val="28"/>
-          <w:szCs w:val="28"/>
-          <w:highlight w:val="none"/>
-          <w:shd w:val="clear" w:color="auto" w:fill="auto"/>
-        </w:rPr>
-      </w:pPr>
-      <w:r>
-        <w:rPr>
-          <w:rFonts w:hint="default" w:ascii="Times New Roman" w:hAnsi="Times New Roman" w:cs="Times New Roman"/>
-          <w:bCs/>
-          <w:i/>
-          <w:iCs/>
-          <w:sz w:val="28"/>
-          <w:szCs w:val="28"/>
-          <w:highlight w:val="none"/>
+        <w:rPr>
+          <w:rFonts w:hint="default" w:ascii="Times New Roman" w:hAnsi="Times New Roman" w:cs="Times New Roman"/>
+          <w:sz w:val="28"/>
+          <w:szCs w:val="28"/>
+          <w:shd w:val="clear" w:color="auto" w:fill="auto"/>
+        </w:rPr>
+      </w:pPr>
+      <w:r>
+        <w:rPr>
+          <w:rFonts w:hint="default" w:ascii="Times New Roman" w:hAnsi="Times New Roman" w:cs="Times New Roman"/>
+          <w:bCs/>
+          <w:sz w:val="28"/>
+          <w:szCs w:val="28"/>
           <w:shd w:val="clear" w:color="auto" w:fill="auto"/>
           <w:lang w:val="en-US"/>
         </w:rPr>
@@ -1663,11 +1656,8 @@
         <w:rPr>
           <w:rFonts w:hint="default" w:ascii="Times New Roman" w:hAnsi="Times New Roman" w:cs="Times New Roman"/>
           <w:bCs/>
-          <w:i/>
-          <w:iCs/>
-          <w:sz w:val="28"/>
-          <w:szCs w:val="28"/>
-          <w:highlight w:val="none"/>
+          <w:sz w:val="28"/>
+          <w:szCs w:val="28"/>
           <w:shd w:val="clear" w:color="auto" w:fill="auto"/>
           <w:lang w:val="en-US"/>
         </w:rPr>
@@ -1677,11 +1667,8 @@
         <w:rPr>
           <w:rFonts w:hint="default" w:ascii="Times New Roman" w:hAnsi="Times New Roman" w:cs="Times New Roman"/>
           <w:bCs/>
-          <w:i/>
-          <w:iCs/>
-          <w:sz w:val="28"/>
-          <w:szCs w:val="28"/>
-          <w:highlight w:val="none"/>
+          <w:sz w:val="28"/>
+          <w:szCs w:val="28"/>
           <w:shd w:val="clear" w:color="auto" w:fill="auto"/>
           <w:lang w:val="en-US"/>
         </w:rPr>
@@ -1691,11 +1678,8 @@
         <w:rPr>
           <w:rFonts w:hint="default" w:ascii="Times New Roman" w:hAnsi="Times New Roman" w:cs="Times New Roman"/>
           <w:bCs/>
-          <w:i/>
-          <w:iCs/>
-          <w:sz w:val="28"/>
-          <w:szCs w:val="28"/>
-          <w:highlight w:val="none"/>
+          <w:sz w:val="28"/>
+          <w:szCs w:val="28"/>
           <w:shd w:val="clear" w:color="auto" w:fill="auto"/>
           <w:lang w:val="en-US"/>
         </w:rPr>
@@ -1705,25 +1689,19 @@
         <w:rPr>
           <w:rFonts w:hint="default" w:ascii="Times New Roman" w:hAnsi="Times New Roman" w:cs="Times New Roman"/>
           <w:bCs/>
-          <w:i/>
-          <w:iCs/>
-          <w:sz w:val="28"/>
-          <w:szCs w:val="28"/>
-          <w:highlight w:val="none"/>
-          <w:shd w:val="clear" w:color="auto" w:fill="auto"/>
-          <w:lang w:val="en-US"/>
-        </w:rPr>
-        <w:instrText xml:space="preserve"> HYPERLINK \l _Toc19286 </w:instrText>
-      </w:r>
-      <w:r>
-        <w:rPr>
-          <w:rFonts w:hint="default" w:ascii="Times New Roman" w:hAnsi="Times New Roman" w:cs="Times New Roman"/>
-          <w:bCs/>
-          <w:i/>
-          <w:iCs/>
-          <w:sz w:val="28"/>
-          <w:szCs w:val="28"/>
-          <w:highlight w:val="none"/>
+          <w:sz w:val="28"/>
+          <w:szCs w:val="28"/>
+          <w:shd w:val="clear" w:color="auto" w:fill="auto"/>
+          <w:lang w:val="en-US"/>
+        </w:rPr>
+        <w:instrText xml:space="preserve"> HYPERLINK \l _Toc27493 </w:instrText>
+      </w:r>
+      <w:r>
+        <w:rPr>
+          <w:rFonts w:hint="default" w:ascii="Times New Roman" w:hAnsi="Times New Roman" w:cs="Times New Roman"/>
+          <w:bCs/>
+          <w:sz w:val="28"/>
+          <w:szCs w:val="28"/>
           <w:shd w:val="clear" w:color="auto" w:fill="auto"/>
           <w:lang w:val="en-US"/>
         </w:rPr>
@@ -1736,45 +1714,36 @@
           <w:iCs/>
           <w:sz w:val="28"/>
           <w:szCs w:val="28"/>
-          <w:highlight w:val="none"/>
-          <w:shd w:val="clear" w:color="auto" w:fill="auto"/>
-        </w:rPr>
-        <w:t xml:space="preserve">Figure 1 </w:t>
-      </w:r>
-      <w:r>
-        <w:rPr>
-          <w:rFonts w:hint="default" w:ascii="Times New Roman" w:hAnsi="Times New Roman" w:cs="Times New Roman"/>
-          <w:i/>
-          <w:iCs/>
-          <w:sz w:val="28"/>
-          <w:szCs w:val="28"/>
-          <w:highlight w:val="none"/>
-          <w:shd w:val="clear" w:color="auto" w:fill="auto"/>
-          <w:lang w:val="en-US"/>
-        </w:rPr>
-        <w:t>.</w:t>
-      </w:r>
-      <w:r>
-        <w:rPr>
-          <w:rFonts w:hint="default" w:ascii="Times New Roman" w:hAnsi="Times New Roman" w:cs="Times New Roman"/>
-          <w:i w:val="0"/>
-          <w:iCs w:val="0"/>
-          <w:sz w:val="28"/>
-          <w:szCs w:val="28"/>
-          <w:highlight w:val="none"/>
-          <w:shd w:val="clear" w:color="auto" w:fill="auto"/>
-          <w:lang w:val="en-US"/>
-        </w:rPr>
-        <w:t>Confusion Matrix per algoritmin KNN</w:t>
-      </w:r>
-      <w:r>
-        <w:rPr>
-          <w:rFonts w:hint="default" w:ascii="Times New Roman" w:hAnsi="Times New Roman" w:cs="Times New Roman"/>
-          <w:i/>
-          <w:iCs/>
-          <w:sz w:val="28"/>
-          <w:szCs w:val="28"/>
-          <w:highlight w:val="none"/>
+          <w:shd w:val="clear" w:color="auto" w:fill="auto"/>
+        </w:rPr>
+        <w:t xml:space="preserve">Figure </w:t>
+      </w:r>
+      <w:r>
+        <w:rPr>
+          <w:rFonts w:hint="default" w:ascii="Times New Roman" w:hAnsi="Times New Roman" w:cs="Times New Roman"/>
+          <w:sz w:val="28"/>
+          <w:szCs w:val="28"/>
+          <w:shd w:val="clear" w:color="auto" w:fill="auto"/>
+        </w:rPr>
+        <w:t xml:space="preserve">1 </w:t>
+      </w:r>
+      <w:r>
+        <w:rPr>
+          <w:rFonts w:hint="default" w:ascii="Times New Roman" w:hAnsi="Times New Roman" w:cs="Times New Roman"/>
+          <w:i/>
+          <w:iCs/>
+          <w:sz w:val="28"/>
+          <w:szCs w:val="28"/>
+          <w:shd w:val="clear" w:color="auto" w:fill="auto"/>
+          <w:lang w:val="en-US"/>
+        </w:rPr>
+        <w:t>.Confusion Matrix per algoritmin KNN</w:t>
+      </w:r>
+      <w:r>
+        <w:rPr>
+          <w:rFonts w:hint="default" w:ascii="Times New Roman" w:hAnsi="Times New Roman" w:cs="Times New Roman"/>
+          <w:sz w:val="28"/>
+          <w:szCs w:val="28"/>
           <w:shd w:val="clear" w:color="auto" w:fill="auto"/>
         </w:rPr>
         <w:tab/>
@@ -1782,11 +1751,8 @@
       <w:r>
         <w:rPr>
           <w:rFonts w:hint="default" w:ascii="Times New Roman" w:hAnsi="Times New Roman" w:cs="Times New Roman"/>
-          <w:i w:val="0"/>
-          <w:iCs w:val="0"/>
-          <w:sz w:val="28"/>
-          <w:szCs w:val="28"/>
-          <w:highlight w:val="none"/>
+          <w:sz w:val="28"/>
+          <w:szCs w:val="28"/>
           <w:shd w:val="clear" w:color="auto" w:fill="auto"/>
         </w:rPr>
         <w:fldChar w:fldCharType="begin"/>
@@ -1794,23 +1760,17 @@
       <w:r>
         <w:rPr>
           <w:rFonts w:hint="default" w:ascii="Times New Roman" w:hAnsi="Times New Roman" w:cs="Times New Roman"/>
-          <w:i w:val="0"/>
-          <w:iCs w:val="0"/>
-          <w:sz w:val="28"/>
-          <w:szCs w:val="28"/>
-          <w:highlight w:val="none"/>
-          <w:shd w:val="clear" w:color="auto" w:fill="auto"/>
-        </w:rPr>
-        <w:instrText xml:space="preserve"> PAGEREF _Toc19286 \h </w:instrText>
-      </w:r>
-      <w:r>
-        <w:rPr>
-          <w:rFonts w:hint="default" w:ascii="Times New Roman" w:hAnsi="Times New Roman" w:cs="Times New Roman"/>
-          <w:i w:val="0"/>
-          <w:iCs w:val="0"/>
-          <w:sz w:val="28"/>
-          <w:szCs w:val="28"/>
-          <w:highlight w:val="none"/>
+          <w:sz w:val="28"/>
+          <w:szCs w:val="28"/>
+          <w:shd w:val="clear" w:color="auto" w:fill="auto"/>
+        </w:rPr>
+        <w:instrText xml:space="preserve"> PAGEREF _Toc27493 \h </w:instrText>
+      </w:r>
+      <w:r>
+        <w:rPr>
+          <w:rFonts w:hint="default" w:ascii="Times New Roman" w:hAnsi="Times New Roman" w:cs="Times New Roman"/>
+          <w:sz w:val="28"/>
+          <w:szCs w:val="28"/>
           <w:shd w:val="clear" w:color="auto" w:fill="auto"/>
         </w:rPr>
         <w:fldChar w:fldCharType="separate"/>
@@ -1818,11 +1778,8 @@
       <w:r>
         <w:rPr>
           <w:rFonts w:hint="default" w:ascii="Times New Roman" w:hAnsi="Times New Roman" w:cs="Times New Roman"/>
-          <w:i w:val="0"/>
-          <w:iCs w:val="0"/>
-          <w:sz w:val="28"/>
-          <w:szCs w:val="28"/>
-          <w:highlight w:val="none"/>
+          <w:sz w:val="28"/>
+          <w:szCs w:val="28"/>
           <w:shd w:val="clear" w:color="auto" w:fill="auto"/>
         </w:rPr>
         <w:t>11</w:t>
@@ -1830,11 +1787,8 @@
       <w:r>
         <w:rPr>
           <w:rFonts w:hint="default" w:ascii="Times New Roman" w:hAnsi="Times New Roman" w:cs="Times New Roman"/>
-          <w:i w:val="0"/>
-          <w:iCs w:val="0"/>
-          <w:sz w:val="28"/>
-          <w:szCs w:val="28"/>
-          <w:highlight w:val="none"/>
+          <w:sz w:val="28"/>
+          <w:szCs w:val="28"/>
           <w:shd w:val="clear" w:color="auto" w:fill="auto"/>
         </w:rPr>
         <w:fldChar w:fldCharType="end"/>
@@ -1843,11 +1797,8 @@
         <w:rPr>
           <w:rFonts w:hint="default" w:ascii="Times New Roman" w:hAnsi="Times New Roman" w:cs="Times New Roman"/>
           <w:bCs/>
-          <w:i/>
-          <w:iCs/>
-          <w:sz w:val="28"/>
-          <w:szCs w:val="28"/>
-          <w:highlight w:val="none"/>
+          <w:sz w:val="28"/>
+          <w:szCs w:val="28"/>
           <w:shd w:val="clear" w:color="auto" w:fill="auto"/>
           <w:lang w:val="en-US"/>
         </w:rPr>
@@ -1863,26 +1814,19 @@
         </w:tabs>
         <w:spacing w:line="360" w:lineRule="auto"/>
         <w:ind w:left="0" w:leftChars="0" w:firstLine="0" w:firstLineChars="0"/>
-        <w:jc w:val="left"/>
-        <w:rPr>
-          <w:rFonts w:hint="default" w:ascii="Times New Roman" w:hAnsi="Times New Roman" w:cs="Times New Roman"/>
-          <w:i/>
-          <w:iCs/>
-          <w:sz w:val="28"/>
-          <w:szCs w:val="28"/>
-          <w:highlight w:val="none"/>
-          <w:shd w:val="clear" w:color="auto" w:fill="auto"/>
-        </w:rPr>
-      </w:pPr>
-      <w:r>
-        <w:rPr>
-          <w:rFonts w:hint="default" w:ascii="Times New Roman" w:hAnsi="Times New Roman" w:cs="Times New Roman"/>
-          <w:bCs/>
-          <w:i/>
-          <w:iCs/>
-          <w:sz w:val="28"/>
-          <w:szCs w:val="28"/>
-          <w:highlight w:val="none"/>
+        <w:rPr>
+          <w:rFonts w:hint="default" w:ascii="Times New Roman" w:hAnsi="Times New Roman" w:cs="Times New Roman"/>
+          <w:sz w:val="28"/>
+          <w:szCs w:val="28"/>
+          <w:shd w:val="clear" w:color="auto" w:fill="auto"/>
+        </w:rPr>
+      </w:pPr>
+      <w:r>
+        <w:rPr>
+          <w:rFonts w:hint="default" w:ascii="Times New Roman" w:hAnsi="Times New Roman" w:cs="Times New Roman"/>
+          <w:bCs/>
+          <w:sz w:val="28"/>
+          <w:szCs w:val="28"/>
           <w:shd w:val="clear" w:color="auto" w:fill="auto"/>
           <w:lang w:val="en-US"/>
         </w:rPr>
@@ -1892,25 +1836,19 @@
         <w:rPr>
           <w:rFonts w:hint="default" w:ascii="Times New Roman" w:hAnsi="Times New Roman" w:cs="Times New Roman"/>
           <w:bCs/>
-          <w:i/>
-          <w:iCs/>
-          <w:sz w:val="28"/>
-          <w:szCs w:val="28"/>
-          <w:highlight w:val="none"/>
-          <w:shd w:val="clear" w:color="auto" w:fill="auto"/>
-          <w:lang w:val="en-US"/>
-        </w:rPr>
-        <w:instrText xml:space="preserve"> HYPERLINK \l _Toc333 </w:instrText>
-      </w:r>
-      <w:r>
-        <w:rPr>
-          <w:rFonts w:hint="default" w:ascii="Times New Roman" w:hAnsi="Times New Roman" w:cs="Times New Roman"/>
-          <w:bCs/>
-          <w:i/>
-          <w:iCs/>
-          <w:sz w:val="28"/>
-          <w:szCs w:val="28"/>
-          <w:highlight w:val="none"/>
+          <w:sz w:val="28"/>
+          <w:szCs w:val="28"/>
+          <w:shd w:val="clear" w:color="auto" w:fill="auto"/>
+          <w:lang w:val="en-US"/>
+        </w:rPr>
+        <w:instrText xml:space="preserve"> HYPERLINK \l _Toc17644 </w:instrText>
+      </w:r>
+      <w:r>
+        <w:rPr>
+          <w:rFonts w:hint="default" w:ascii="Times New Roman" w:hAnsi="Times New Roman" w:cs="Times New Roman"/>
+          <w:bCs/>
+          <w:sz w:val="28"/>
+          <w:szCs w:val="28"/>
           <w:shd w:val="clear" w:color="auto" w:fill="auto"/>
           <w:lang w:val="en-US"/>
         </w:rPr>
@@ -1923,45 +1861,36 @@
           <w:iCs/>
           <w:sz w:val="28"/>
           <w:szCs w:val="28"/>
-          <w:highlight w:val="none"/>
-          <w:shd w:val="clear" w:color="auto" w:fill="auto"/>
-        </w:rPr>
-        <w:t xml:space="preserve">Figure 2 </w:t>
-      </w:r>
-      <w:r>
-        <w:rPr>
-          <w:rFonts w:hint="default" w:ascii="Times New Roman" w:hAnsi="Times New Roman" w:cs="Times New Roman"/>
-          <w:i/>
-          <w:iCs/>
-          <w:sz w:val="28"/>
-          <w:szCs w:val="28"/>
-          <w:highlight w:val="none"/>
-          <w:shd w:val="clear" w:color="auto" w:fill="auto"/>
-          <w:lang w:val="en-US"/>
-        </w:rPr>
-        <w:t xml:space="preserve">. </w:t>
-      </w:r>
-      <w:r>
-        <w:rPr>
-          <w:rFonts w:hint="default" w:ascii="Times New Roman" w:hAnsi="Times New Roman" w:cs="Times New Roman"/>
-          <w:i w:val="0"/>
-          <w:iCs w:val="0"/>
-          <w:sz w:val="28"/>
-          <w:szCs w:val="28"/>
-          <w:highlight w:val="none"/>
-          <w:shd w:val="clear" w:color="auto" w:fill="auto"/>
-          <w:lang w:val="en-US"/>
-        </w:rPr>
-        <w:t>Confusion Matrix per Logistic Regression</w:t>
-      </w:r>
-      <w:r>
-        <w:rPr>
-          <w:rFonts w:hint="default" w:ascii="Times New Roman" w:hAnsi="Times New Roman" w:cs="Times New Roman"/>
-          <w:i/>
-          <w:iCs/>
-          <w:sz w:val="28"/>
-          <w:szCs w:val="28"/>
-          <w:highlight w:val="none"/>
+          <w:shd w:val="clear" w:color="auto" w:fill="auto"/>
+        </w:rPr>
+        <w:t xml:space="preserve">Figure </w:t>
+      </w:r>
+      <w:r>
+        <w:rPr>
+          <w:rFonts w:hint="default" w:ascii="Times New Roman" w:hAnsi="Times New Roman" w:cs="Times New Roman"/>
+          <w:sz w:val="28"/>
+          <w:szCs w:val="28"/>
+          <w:shd w:val="clear" w:color="auto" w:fill="auto"/>
+        </w:rPr>
+        <w:t xml:space="preserve">2 </w:t>
+      </w:r>
+      <w:r>
+        <w:rPr>
+          <w:rFonts w:hint="default" w:ascii="Times New Roman" w:hAnsi="Times New Roman" w:cs="Times New Roman"/>
+          <w:i/>
+          <w:iCs/>
+          <w:sz w:val="28"/>
+          <w:szCs w:val="28"/>
+          <w:shd w:val="clear" w:color="auto" w:fill="auto"/>
+          <w:lang w:val="en-US"/>
+        </w:rPr>
+        <w:t>. Confusion Matrix per Logistic Regression</w:t>
+      </w:r>
+      <w:r>
+        <w:rPr>
+          <w:rFonts w:hint="default" w:ascii="Times New Roman" w:hAnsi="Times New Roman" w:cs="Times New Roman"/>
+          <w:sz w:val="28"/>
+          <w:szCs w:val="28"/>
           <w:shd w:val="clear" w:color="auto" w:fill="auto"/>
         </w:rPr>
         <w:tab/>
@@ -1969,11 +1898,8 @@
       <w:r>
         <w:rPr>
           <w:rFonts w:hint="default" w:ascii="Times New Roman" w:hAnsi="Times New Roman" w:cs="Times New Roman"/>
-          <w:i w:val="0"/>
-          <w:iCs w:val="0"/>
-          <w:sz w:val="28"/>
-          <w:szCs w:val="28"/>
-          <w:highlight w:val="none"/>
+          <w:sz w:val="28"/>
+          <w:szCs w:val="28"/>
           <w:shd w:val="clear" w:color="auto" w:fill="auto"/>
         </w:rPr>
         <w:fldChar w:fldCharType="begin"/>
@@ -1981,23 +1907,17 @@
       <w:r>
         <w:rPr>
           <w:rFonts w:hint="default" w:ascii="Times New Roman" w:hAnsi="Times New Roman" w:cs="Times New Roman"/>
-          <w:i w:val="0"/>
-          <w:iCs w:val="0"/>
-          <w:sz w:val="28"/>
-          <w:szCs w:val="28"/>
-          <w:highlight w:val="none"/>
-          <w:shd w:val="clear" w:color="auto" w:fill="auto"/>
-        </w:rPr>
-        <w:instrText xml:space="preserve"> PAGEREF _Toc333 \h </w:instrText>
-      </w:r>
-      <w:r>
-        <w:rPr>
-          <w:rFonts w:hint="default" w:ascii="Times New Roman" w:hAnsi="Times New Roman" w:cs="Times New Roman"/>
-          <w:i w:val="0"/>
-          <w:iCs w:val="0"/>
-          <w:sz w:val="28"/>
-          <w:szCs w:val="28"/>
-          <w:highlight w:val="none"/>
+          <w:sz w:val="28"/>
+          <w:szCs w:val="28"/>
+          <w:shd w:val="clear" w:color="auto" w:fill="auto"/>
+        </w:rPr>
+        <w:instrText xml:space="preserve"> PAGEREF _Toc17644 \h </w:instrText>
+      </w:r>
+      <w:r>
+        <w:rPr>
+          <w:rFonts w:hint="default" w:ascii="Times New Roman" w:hAnsi="Times New Roman" w:cs="Times New Roman"/>
+          <w:sz w:val="28"/>
+          <w:szCs w:val="28"/>
           <w:shd w:val="clear" w:color="auto" w:fill="auto"/>
         </w:rPr>
         <w:fldChar w:fldCharType="separate"/>
@@ -2005,11 +1925,8 @@
       <w:r>
         <w:rPr>
           <w:rFonts w:hint="default" w:ascii="Times New Roman" w:hAnsi="Times New Roman" w:cs="Times New Roman"/>
-          <w:i w:val="0"/>
-          <w:iCs w:val="0"/>
-          <w:sz w:val="28"/>
-          <w:szCs w:val="28"/>
-          <w:highlight w:val="none"/>
+          <w:sz w:val="28"/>
+          <w:szCs w:val="28"/>
           <w:shd w:val="clear" w:color="auto" w:fill="auto"/>
         </w:rPr>
         <w:t>12</w:t>
@@ -2017,11 +1934,8 @@
       <w:r>
         <w:rPr>
           <w:rFonts w:hint="default" w:ascii="Times New Roman" w:hAnsi="Times New Roman" w:cs="Times New Roman"/>
-          <w:i w:val="0"/>
-          <w:iCs w:val="0"/>
-          <w:sz w:val="28"/>
-          <w:szCs w:val="28"/>
-          <w:highlight w:val="none"/>
+          <w:sz w:val="28"/>
+          <w:szCs w:val="28"/>
           <w:shd w:val="clear" w:color="auto" w:fill="auto"/>
         </w:rPr>
         <w:fldChar w:fldCharType="end"/>
@@ -2030,11 +1944,8 @@
         <w:rPr>
           <w:rFonts w:hint="default" w:ascii="Times New Roman" w:hAnsi="Times New Roman" w:cs="Times New Roman"/>
           <w:bCs/>
-          <w:i/>
-          <w:iCs/>
-          <w:sz w:val="28"/>
-          <w:szCs w:val="28"/>
-          <w:highlight w:val="none"/>
+          <w:sz w:val="28"/>
+          <w:szCs w:val="28"/>
           <w:shd w:val="clear" w:color="auto" w:fill="auto"/>
           <w:lang w:val="en-US"/>
         </w:rPr>
@@ -2050,26 +1961,19 @@
         </w:tabs>
         <w:spacing w:line="360" w:lineRule="auto"/>
         <w:ind w:left="0" w:leftChars="0" w:firstLine="0" w:firstLineChars="0"/>
-        <w:jc w:val="left"/>
-        <w:rPr>
-          <w:rFonts w:hint="default" w:ascii="Times New Roman" w:hAnsi="Times New Roman" w:cs="Times New Roman"/>
-          <w:i/>
-          <w:iCs/>
-          <w:sz w:val="28"/>
-          <w:szCs w:val="28"/>
-          <w:highlight w:val="none"/>
-          <w:shd w:val="clear" w:color="auto" w:fill="auto"/>
-        </w:rPr>
-      </w:pPr>
-      <w:r>
-        <w:rPr>
-          <w:rFonts w:hint="default" w:ascii="Times New Roman" w:hAnsi="Times New Roman" w:cs="Times New Roman"/>
-          <w:bCs/>
-          <w:i/>
-          <w:iCs/>
-          <w:sz w:val="28"/>
-          <w:szCs w:val="28"/>
-          <w:highlight w:val="none"/>
+        <w:rPr>
+          <w:rFonts w:hint="default" w:ascii="Times New Roman" w:hAnsi="Times New Roman" w:cs="Times New Roman"/>
+          <w:sz w:val="28"/>
+          <w:szCs w:val="28"/>
+          <w:shd w:val="clear" w:color="auto" w:fill="auto"/>
+        </w:rPr>
+      </w:pPr>
+      <w:r>
+        <w:rPr>
+          <w:rFonts w:hint="default" w:ascii="Times New Roman" w:hAnsi="Times New Roman" w:cs="Times New Roman"/>
+          <w:bCs/>
+          <w:sz w:val="28"/>
+          <w:szCs w:val="28"/>
           <w:shd w:val="clear" w:color="auto" w:fill="auto"/>
           <w:lang w:val="en-US"/>
         </w:rPr>
@@ -2079,25 +1983,19 @@
         <w:rPr>
           <w:rFonts w:hint="default" w:ascii="Times New Roman" w:hAnsi="Times New Roman" w:cs="Times New Roman"/>
           <w:bCs/>
-          <w:i/>
-          <w:iCs/>
-          <w:sz w:val="28"/>
-          <w:szCs w:val="28"/>
-          <w:highlight w:val="none"/>
-          <w:shd w:val="clear" w:color="auto" w:fill="auto"/>
-          <w:lang w:val="en-US"/>
-        </w:rPr>
-        <w:instrText xml:space="preserve"> HYPERLINK \l _Toc24063 </w:instrText>
-      </w:r>
-      <w:r>
-        <w:rPr>
-          <w:rFonts w:hint="default" w:ascii="Times New Roman" w:hAnsi="Times New Roman" w:cs="Times New Roman"/>
-          <w:bCs/>
-          <w:i/>
-          <w:iCs/>
-          <w:sz w:val="28"/>
-          <w:szCs w:val="28"/>
-          <w:highlight w:val="none"/>
+          <w:sz w:val="28"/>
+          <w:szCs w:val="28"/>
+          <w:shd w:val="clear" w:color="auto" w:fill="auto"/>
+          <w:lang w:val="en-US"/>
+        </w:rPr>
+        <w:instrText xml:space="preserve"> HYPERLINK \l _Toc23541 </w:instrText>
+      </w:r>
+      <w:r>
+        <w:rPr>
+          <w:rFonts w:hint="default" w:ascii="Times New Roman" w:hAnsi="Times New Roman" w:cs="Times New Roman"/>
+          <w:bCs/>
+          <w:sz w:val="28"/>
+          <w:szCs w:val="28"/>
           <w:shd w:val="clear" w:color="auto" w:fill="auto"/>
           <w:lang w:val="en-US"/>
         </w:rPr>
@@ -2110,19 +2008,26 @@
           <w:iCs/>
           <w:sz w:val="28"/>
           <w:szCs w:val="28"/>
-          <w:highlight w:val="none"/>
-          <w:shd w:val="clear" w:color="auto" w:fill="auto"/>
-        </w:rPr>
-        <w:t xml:space="preserve">Figure 3 </w:t>
-      </w:r>
-      <w:r>
-        <w:rPr>
-          <w:rFonts w:hint="default" w:ascii="Times New Roman" w:hAnsi="Times New Roman" w:cs="Times New Roman"/>
-          <w:i w:val="0"/>
-          <w:iCs w:val="0"/>
-          <w:sz w:val="28"/>
-          <w:szCs w:val="28"/>
-          <w:highlight w:val="none"/>
+          <w:shd w:val="clear" w:color="auto" w:fill="auto"/>
+        </w:rPr>
+        <w:t xml:space="preserve">Figure </w:t>
+      </w:r>
+      <w:r>
+        <w:rPr>
+          <w:rFonts w:hint="default" w:ascii="Times New Roman" w:hAnsi="Times New Roman" w:cs="Times New Roman"/>
+          <w:sz w:val="28"/>
+          <w:szCs w:val="28"/>
+          <w:shd w:val="clear" w:color="auto" w:fill="auto"/>
+        </w:rPr>
+        <w:t xml:space="preserve">3 </w:t>
+      </w:r>
+      <w:r>
+        <w:rPr>
+          <w:rFonts w:hint="default" w:ascii="Times New Roman" w:hAnsi="Times New Roman" w:cs="Times New Roman"/>
+          <w:i/>
+          <w:iCs/>
+          <w:sz w:val="28"/>
+          <w:szCs w:val="28"/>
           <w:shd w:val="clear" w:color="auto" w:fill="auto"/>
           <w:lang w:val="en-US"/>
         </w:rPr>
@@ -2131,11 +2036,8 @@
       <w:r>
         <w:rPr>
           <w:rFonts w:hint="default" w:ascii="Times New Roman" w:hAnsi="Times New Roman" w:cs="Times New Roman"/>
-          <w:i/>
-          <w:iCs/>
-          <w:sz w:val="28"/>
-          <w:szCs w:val="28"/>
-          <w:highlight w:val="none"/>
+          <w:sz w:val="28"/>
+          <w:szCs w:val="28"/>
           <w:shd w:val="clear" w:color="auto" w:fill="auto"/>
         </w:rPr>
         <w:tab/>
@@ -2143,11 +2045,8 @@
       <w:r>
         <w:rPr>
           <w:rFonts w:hint="default" w:ascii="Times New Roman" w:hAnsi="Times New Roman" w:cs="Times New Roman"/>
-          <w:i w:val="0"/>
-          <w:iCs w:val="0"/>
-          <w:sz w:val="28"/>
-          <w:szCs w:val="28"/>
-          <w:highlight w:val="none"/>
+          <w:sz w:val="28"/>
+          <w:szCs w:val="28"/>
           <w:shd w:val="clear" w:color="auto" w:fill="auto"/>
         </w:rPr>
         <w:fldChar w:fldCharType="begin"/>
@@ -2155,23 +2054,17 @@
       <w:r>
         <w:rPr>
           <w:rFonts w:hint="default" w:ascii="Times New Roman" w:hAnsi="Times New Roman" w:cs="Times New Roman"/>
-          <w:i w:val="0"/>
-          <w:iCs w:val="0"/>
-          <w:sz w:val="28"/>
-          <w:szCs w:val="28"/>
-          <w:highlight w:val="none"/>
-          <w:shd w:val="clear" w:color="auto" w:fill="auto"/>
-        </w:rPr>
-        <w:instrText xml:space="preserve"> PAGEREF _Toc24063 \h </w:instrText>
-      </w:r>
-      <w:r>
-        <w:rPr>
-          <w:rFonts w:hint="default" w:ascii="Times New Roman" w:hAnsi="Times New Roman" w:cs="Times New Roman"/>
-          <w:i w:val="0"/>
-          <w:iCs w:val="0"/>
-          <w:sz w:val="28"/>
-          <w:szCs w:val="28"/>
-          <w:highlight w:val="none"/>
+          <w:sz w:val="28"/>
+          <w:szCs w:val="28"/>
+          <w:shd w:val="clear" w:color="auto" w:fill="auto"/>
+        </w:rPr>
+        <w:instrText xml:space="preserve"> PAGEREF _Toc23541 \h </w:instrText>
+      </w:r>
+      <w:r>
+        <w:rPr>
+          <w:rFonts w:hint="default" w:ascii="Times New Roman" w:hAnsi="Times New Roman" w:cs="Times New Roman"/>
+          <w:sz w:val="28"/>
+          <w:szCs w:val="28"/>
           <w:shd w:val="clear" w:color="auto" w:fill="auto"/>
         </w:rPr>
         <w:fldChar w:fldCharType="separate"/>
@@ -2179,11 +2072,8 @@
       <w:r>
         <w:rPr>
           <w:rFonts w:hint="default" w:ascii="Times New Roman" w:hAnsi="Times New Roman" w:cs="Times New Roman"/>
-          <w:i w:val="0"/>
-          <w:iCs w:val="0"/>
-          <w:sz w:val="28"/>
-          <w:szCs w:val="28"/>
-          <w:highlight w:val="none"/>
+          <w:sz w:val="28"/>
+          <w:szCs w:val="28"/>
           <w:shd w:val="clear" w:color="auto" w:fill="auto"/>
         </w:rPr>
         <w:t>14</w:t>
@@ -2191,11 +2081,8 @@
       <w:r>
         <w:rPr>
           <w:rFonts w:hint="default" w:ascii="Times New Roman" w:hAnsi="Times New Roman" w:cs="Times New Roman"/>
-          <w:i w:val="0"/>
-          <w:iCs w:val="0"/>
-          <w:sz w:val="28"/>
-          <w:szCs w:val="28"/>
-          <w:highlight w:val="none"/>
+          <w:sz w:val="28"/>
+          <w:szCs w:val="28"/>
           <w:shd w:val="clear" w:color="auto" w:fill="auto"/>
         </w:rPr>
         <w:fldChar w:fldCharType="end"/>
@@ -2204,11 +2091,8 @@
         <w:rPr>
           <w:rFonts w:hint="default" w:ascii="Times New Roman" w:hAnsi="Times New Roman" w:cs="Times New Roman"/>
           <w:bCs/>
-          <w:i/>
-          <w:iCs/>
-          <w:sz w:val="28"/>
-          <w:szCs w:val="28"/>
-          <w:highlight w:val="none"/>
+          <w:sz w:val="28"/>
+          <w:szCs w:val="28"/>
           <w:shd w:val="clear" w:color="auto" w:fill="auto"/>
           <w:lang w:val="en-US"/>
         </w:rPr>
@@ -2224,26 +2108,19 @@
         </w:tabs>
         <w:spacing w:line="360" w:lineRule="auto"/>
         <w:ind w:left="0" w:leftChars="0" w:firstLine="0" w:firstLineChars="0"/>
-        <w:jc w:val="left"/>
-        <w:rPr>
-          <w:rFonts w:hint="default" w:ascii="Times New Roman" w:hAnsi="Times New Roman" w:cs="Times New Roman"/>
-          <w:i/>
-          <w:iCs/>
-          <w:sz w:val="28"/>
-          <w:szCs w:val="28"/>
-          <w:highlight w:val="none"/>
-          <w:shd w:val="clear" w:color="auto" w:fill="auto"/>
-        </w:rPr>
-      </w:pPr>
-      <w:r>
-        <w:rPr>
-          <w:rFonts w:hint="default" w:ascii="Times New Roman" w:hAnsi="Times New Roman" w:cs="Times New Roman"/>
-          <w:bCs/>
-          <w:i/>
-          <w:iCs/>
-          <w:sz w:val="28"/>
-          <w:szCs w:val="28"/>
-          <w:highlight w:val="none"/>
+        <w:rPr>
+          <w:rFonts w:hint="default" w:ascii="Times New Roman" w:hAnsi="Times New Roman" w:cs="Times New Roman"/>
+          <w:sz w:val="28"/>
+          <w:szCs w:val="28"/>
+          <w:shd w:val="clear" w:color="auto" w:fill="auto"/>
+        </w:rPr>
+      </w:pPr>
+      <w:r>
+        <w:rPr>
+          <w:rFonts w:hint="default" w:ascii="Times New Roman" w:hAnsi="Times New Roman" w:cs="Times New Roman"/>
+          <w:bCs/>
+          <w:sz w:val="28"/>
+          <w:szCs w:val="28"/>
           <w:shd w:val="clear" w:color="auto" w:fill="auto"/>
           <w:lang w:val="en-US"/>
         </w:rPr>
@@ -2253,25 +2130,19 @@
         <w:rPr>
           <w:rFonts w:hint="default" w:ascii="Times New Roman" w:hAnsi="Times New Roman" w:cs="Times New Roman"/>
           <w:bCs/>
-          <w:i/>
-          <w:iCs/>
-          <w:sz w:val="28"/>
-          <w:szCs w:val="28"/>
-          <w:highlight w:val="none"/>
-          <w:shd w:val="clear" w:color="auto" w:fill="auto"/>
-          <w:lang w:val="en-US"/>
-        </w:rPr>
-        <w:instrText xml:space="preserve"> HYPERLINK \l _Toc1003 </w:instrText>
-      </w:r>
-      <w:r>
-        <w:rPr>
-          <w:rFonts w:hint="default" w:ascii="Times New Roman" w:hAnsi="Times New Roman" w:cs="Times New Roman"/>
-          <w:bCs/>
-          <w:i/>
-          <w:iCs/>
-          <w:sz w:val="28"/>
-          <w:szCs w:val="28"/>
-          <w:highlight w:val="none"/>
+          <w:sz w:val="28"/>
+          <w:szCs w:val="28"/>
+          <w:shd w:val="clear" w:color="auto" w:fill="auto"/>
+          <w:lang w:val="en-US"/>
+        </w:rPr>
+        <w:instrText xml:space="preserve"> HYPERLINK \l _Toc26485 </w:instrText>
+      </w:r>
+      <w:r>
+        <w:rPr>
+          <w:rFonts w:hint="default" w:ascii="Times New Roman" w:hAnsi="Times New Roman" w:cs="Times New Roman"/>
+          <w:bCs/>
+          <w:sz w:val="28"/>
+          <w:szCs w:val="28"/>
           <w:shd w:val="clear" w:color="auto" w:fill="auto"/>
           <w:lang w:val="en-US"/>
         </w:rPr>
@@ -2284,45 +2155,36 @@
           <w:iCs/>
           <w:sz w:val="28"/>
           <w:szCs w:val="28"/>
-          <w:highlight w:val="none"/>
-          <w:shd w:val="clear" w:color="auto" w:fill="auto"/>
-        </w:rPr>
-        <w:t xml:space="preserve">Figure 4 </w:t>
-      </w:r>
-      <w:r>
-        <w:rPr>
-          <w:rFonts w:hint="default" w:ascii="Times New Roman" w:hAnsi="Times New Roman" w:cs="Times New Roman"/>
-          <w:i/>
-          <w:iCs/>
-          <w:sz w:val="28"/>
-          <w:szCs w:val="28"/>
-          <w:highlight w:val="none"/>
-          <w:shd w:val="clear" w:color="auto" w:fill="auto"/>
-          <w:lang w:val="en-US"/>
-        </w:rPr>
-        <w:t xml:space="preserve">. </w:t>
-      </w:r>
-      <w:r>
-        <w:rPr>
-          <w:rFonts w:hint="default" w:ascii="Times New Roman" w:hAnsi="Times New Roman" w:cs="Times New Roman"/>
-          <w:i w:val="0"/>
-          <w:iCs w:val="0"/>
-          <w:sz w:val="28"/>
-          <w:szCs w:val="28"/>
-          <w:highlight w:val="none"/>
-          <w:shd w:val="clear" w:color="auto" w:fill="auto"/>
-          <w:lang w:val="en-US"/>
-        </w:rPr>
-        <w:t>Fully Connected Neural Network</w:t>
-      </w:r>
-      <w:r>
-        <w:rPr>
-          <w:rFonts w:hint="default" w:ascii="Times New Roman" w:hAnsi="Times New Roman" w:cs="Times New Roman"/>
-          <w:i/>
-          <w:iCs/>
-          <w:sz w:val="28"/>
-          <w:szCs w:val="28"/>
-          <w:highlight w:val="none"/>
+          <w:shd w:val="clear" w:color="auto" w:fill="auto"/>
+        </w:rPr>
+        <w:t xml:space="preserve">Figure </w:t>
+      </w:r>
+      <w:r>
+        <w:rPr>
+          <w:rFonts w:hint="default" w:ascii="Times New Roman" w:hAnsi="Times New Roman" w:cs="Times New Roman"/>
+          <w:sz w:val="28"/>
+          <w:szCs w:val="28"/>
+          <w:shd w:val="clear" w:color="auto" w:fill="auto"/>
+        </w:rPr>
+        <w:t xml:space="preserve">4 </w:t>
+      </w:r>
+      <w:r>
+        <w:rPr>
+          <w:rFonts w:hint="default" w:ascii="Times New Roman" w:hAnsi="Times New Roman" w:cs="Times New Roman"/>
+          <w:i/>
+          <w:iCs/>
+          <w:sz w:val="28"/>
+          <w:szCs w:val="28"/>
+          <w:shd w:val="clear" w:color="auto" w:fill="auto"/>
+          <w:lang w:val="en-US"/>
+        </w:rPr>
+        <w:t>. Fully Connected Neural Network</w:t>
+      </w:r>
+      <w:r>
+        <w:rPr>
+          <w:rFonts w:hint="default" w:ascii="Times New Roman" w:hAnsi="Times New Roman" w:cs="Times New Roman"/>
+          <w:sz w:val="28"/>
+          <w:szCs w:val="28"/>
           <w:shd w:val="clear" w:color="auto" w:fill="auto"/>
         </w:rPr>
         <w:tab/>
@@ -2330,11 +2192,8 @@
       <w:r>
         <w:rPr>
           <w:rFonts w:hint="default" w:ascii="Times New Roman" w:hAnsi="Times New Roman" w:cs="Times New Roman"/>
-          <w:i w:val="0"/>
-          <w:iCs w:val="0"/>
-          <w:sz w:val="28"/>
-          <w:szCs w:val="28"/>
-          <w:highlight w:val="none"/>
+          <w:sz w:val="28"/>
+          <w:szCs w:val="28"/>
           <w:shd w:val="clear" w:color="auto" w:fill="auto"/>
         </w:rPr>
         <w:fldChar w:fldCharType="begin"/>
@@ -2342,23 +2201,17 @@
       <w:r>
         <w:rPr>
           <w:rFonts w:hint="default" w:ascii="Times New Roman" w:hAnsi="Times New Roman" w:cs="Times New Roman"/>
-          <w:i w:val="0"/>
-          <w:iCs w:val="0"/>
-          <w:sz w:val="28"/>
-          <w:szCs w:val="28"/>
-          <w:highlight w:val="none"/>
-          <w:shd w:val="clear" w:color="auto" w:fill="auto"/>
-        </w:rPr>
-        <w:instrText xml:space="preserve"> PAGEREF _Toc1003 \h </w:instrText>
-      </w:r>
-      <w:r>
-        <w:rPr>
-          <w:rFonts w:hint="default" w:ascii="Times New Roman" w:hAnsi="Times New Roman" w:cs="Times New Roman"/>
-          <w:i w:val="0"/>
-          <w:iCs w:val="0"/>
-          <w:sz w:val="28"/>
-          <w:szCs w:val="28"/>
-          <w:highlight w:val="none"/>
+          <w:sz w:val="28"/>
+          <w:szCs w:val="28"/>
+          <w:shd w:val="clear" w:color="auto" w:fill="auto"/>
+        </w:rPr>
+        <w:instrText xml:space="preserve"> PAGEREF _Toc26485 \h </w:instrText>
+      </w:r>
+      <w:r>
+        <w:rPr>
+          <w:rFonts w:hint="default" w:ascii="Times New Roman" w:hAnsi="Times New Roman" w:cs="Times New Roman"/>
+          <w:sz w:val="28"/>
+          <w:szCs w:val="28"/>
           <w:shd w:val="clear" w:color="auto" w:fill="auto"/>
         </w:rPr>
         <w:fldChar w:fldCharType="separate"/>
@@ -2366,11 +2219,8 @@
       <w:r>
         <w:rPr>
           <w:rFonts w:hint="default" w:ascii="Times New Roman" w:hAnsi="Times New Roman" w:cs="Times New Roman"/>
-          <w:i w:val="0"/>
-          <w:iCs w:val="0"/>
-          <w:sz w:val="28"/>
-          <w:szCs w:val="28"/>
-          <w:highlight w:val="none"/>
+          <w:sz w:val="28"/>
+          <w:szCs w:val="28"/>
           <w:shd w:val="clear" w:color="auto" w:fill="auto"/>
         </w:rPr>
         <w:t>14</w:t>
@@ -2378,11 +2228,8 @@
       <w:r>
         <w:rPr>
           <w:rFonts w:hint="default" w:ascii="Times New Roman" w:hAnsi="Times New Roman" w:cs="Times New Roman"/>
-          <w:i w:val="0"/>
-          <w:iCs w:val="0"/>
-          <w:sz w:val="28"/>
-          <w:szCs w:val="28"/>
-          <w:highlight w:val="none"/>
+          <w:sz w:val="28"/>
+          <w:szCs w:val="28"/>
           <w:shd w:val="clear" w:color="auto" w:fill="auto"/>
         </w:rPr>
         <w:fldChar w:fldCharType="end"/>
@@ -2391,11 +2238,8 @@
         <w:rPr>
           <w:rFonts w:hint="default" w:ascii="Times New Roman" w:hAnsi="Times New Roman" w:cs="Times New Roman"/>
           <w:bCs/>
-          <w:i/>
-          <w:iCs/>
-          <w:sz w:val="28"/>
-          <w:szCs w:val="28"/>
-          <w:highlight w:val="none"/>
+          <w:sz w:val="28"/>
+          <w:szCs w:val="28"/>
           <w:shd w:val="clear" w:color="auto" w:fill="auto"/>
           <w:lang w:val="en-US"/>
         </w:rPr>
@@ -2411,26 +2255,19 @@
         </w:tabs>
         <w:spacing w:line="360" w:lineRule="auto"/>
         <w:ind w:left="0" w:leftChars="0" w:firstLine="0" w:firstLineChars="0"/>
-        <w:jc w:val="left"/>
-        <w:rPr>
-          <w:rFonts w:hint="default" w:ascii="Times New Roman" w:hAnsi="Times New Roman" w:cs="Times New Roman"/>
-          <w:i/>
-          <w:iCs/>
-          <w:sz w:val="28"/>
-          <w:szCs w:val="28"/>
-          <w:highlight w:val="none"/>
-          <w:shd w:val="clear" w:color="auto" w:fill="auto"/>
-        </w:rPr>
-      </w:pPr>
-      <w:r>
-        <w:rPr>
-          <w:rFonts w:hint="default" w:ascii="Times New Roman" w:hAnsi="Times New Roman" w:cs="Times New Roman"/>
-          <w:bCs/>
-          <w:i/>
-          <w:iCs/>
-          <w:sz w:val="28"/>
-          <w:szCs w:val="28"/>
-          <w:highlight w:val="none"/>
+        <w:rPr>
+          <w:rFonts w:hint="default" w:ascii="Times New Roman" w:hAnsi="Times New Roman" w:cs="Times New Roman"/>
+          <w:sz w:val="28"/>
+          <w:szCs w:val="28"/>
+          <w:shd w:val="clear" w:color="auto" w:fill="auto"/>
+        </w:rPr>
+      </w:pPr>
+      <w:r>
+        <w:rPr>
+          <w:rFonts w:hint="default" w:ascii="Times New Roman" w:hAnsi="Times New Roman" w:cs="Times New Roman"/>
+          <w:bCs/>
+          <w:sz w:val="28"/>
+          <w:szCs w:val="28"/>
           <w:shd w:val="clear" w:color="auto" w:fill="auto"/>
           <w:lang w:val="en-US"/>
         </w:rPr>
@@ -2440,25 +2277,19 @@
         <w:rPr>
           <w:rFonts w:hint="default" w:ascii="Times New Roman" w:hAnsi="Times New Roman" w:cs="Times New Roman"/>
           <w:bCs/>
-          <w:i/>
-          <w:iCs/>
-          <w:sz w:val="28"/>
-          <w:szCs w:val="28"/>
-          <w:highlight w:val="none"/>
-          <w:shd w:val="clear" w:color="auto" w:fill="auto"/>
-          <w:lang w:val="en-US"/>
-        </w:rPr>
-        <w:instrText xml:space="preserve"> HYPERLINK \l _Toc12986 </w:instrText>
-      </w:r>
-      <w:r>
-        <w:rPr>
-          <w:rFonts w:hint="default" w:ascii="Times New Roman" w:hAnsi="Times New Roman" w:cs="Times New Roman"/>
-          <w:bCs/>
-          <w:i/>
-          <w:iCs/>
-          <w:sz w:val="28"/>
-          <w:szCs w:val="28"/>
-          <w:highlight w:val="none"/>
+          <w:sz w:val="28"/>
+          <w:szCs w:val="28"/>
+          <w:shd w:val="clear" w:color="auto" w:fill="auto"/>
+          <w:lang w:val="en-US"/>
+        </w:rPr>
+        <w:instrText xml:space="preserve"> HYPERLINK \l _Toc12575 </w:instrText>
+      </w:r>
+      <w:r>
+        <w:rPr>
+          <w:rFonts w:hint="default" w:ascii="Times New Roman" w:hAnsi="Times New Roman" w:cs="Times New Roman"/>
+          <w:bCs/>
+          <w:sz w:val="28"/>
+          <w:szCs w:val="28"/>
           <w:shd w:val="clear" w:color="auto" w:fill="auto"/>
           <w:lang w:val="en-US"/>
         </w:rPr>
@@ -2471,45 +2302,36 @@
           <w:iCs/>
           <w:sz w:val="28"/>
           <w:szCs w:val="28"/>
-          <w:highlight w:val="none"/>
-          <w:shd w:val="clear" w:color="auto" w:fill="auto"/>
-        </w:rPr>
-        <w:t xml:space="preserve">Figure 5 </w:t>
-      </w:r>
-      <w:r>
-        <w:rPr>
-          <w:rFonts w:hint="default" w:ascii="Times New Roman" w:hAnsi="Times New Roman" w:cs="Times New Roman"/>
-          <w:i/>
-          <w:iCs/>
-          <w:sz w:val="28"/>
-          <w:szCs w:val="28"/>
-          <w:highlight w:val="none"/>
-          <w:shd w:val="clear" w:color="auto" w:fill="auto"/>
-          <w:lang w:val="en-US"/>
-        </w:rPr>
-        <w:t xml:space="preserve">. </w:t>
-      </w:r>
-      <w:r>
-        <w:rPr>
-          <w:rFonts w:hint="default" w:ascii="Times New Roman" w:hAnsi="Times New Roman" w:cs="Times New Roman"/>
-          <w:i w:val="0"/>
-          <w:iCs w:val="0"/>
-          <w:sz w:val="28"/>
-          <w:szCs w:val="28"/>
-          <w:highlight w:val="none"/>
-          <w:shd w:val="clear" w:color="auto" w:fill="auto"/>
-          <w:lang w:val="en-US"/>
-        </w:rPr>
-        <w:t>Confusion Matrix for Random Forest</w:t>
-      </w:r>
-      <w:r>
-        <w:rPr>
-          <w:rFonts w:hint="default" w:ascii="Times New Roman" w:hAnsi="Times New Roman" w:cs="Times New Roman"/>
-          <w:i/>
-          <w:iCs/>
-          <w:sz w:val="28"/>
-          <w:szCs w:val="28"/>
-          <w:highlight w:val="none"/>
+          <w:shd w:val="clear" w:color="auto" w:fill="auto"/>
+        </w:rPr>
+        <w:t xml:space="preserve">Figure </w:t>
+      </w:r>
+      <w:r>
+        <w:rPr>
+          <w:rFonts w:hint="default" w:ascii="Times New Roman" w:hAnsi="Times New Roman" w:cs="Times New Roman"/>
+          <w:sz w:val="28"/>
+          <w:szCs w:val="28"/>
+          <w:shd w:val="clear" w:color="auto" w:fill="auto"/>
+        </w:rPr>
+        <w:t xml:space="preserve">5 </w:t>
+      </w:r>
+      <w:r>
+        <w:rPr>
+          <w:rFonts w:hint="default" w:ascii="Times New Roman" w:hAnsi="Times New Roman" w:cs="Times New Roman"/>
+          <w:i/>
+          <w:iCs/>
+          <w:sz w:val="28"/>
+          <w:szCs w:val="28"/>
+          <w:shd w:val="clear" w:color="auto" w:fill="auto"/>
+          <w:lang w:val="en-US"/>
+        </w:rPr>
+        <w:t>.MLP Training Curve</w:t>
+      </w:r>
+      <w:r>
+        <w:rPr>
+          <w:rFonts w:hint="default" w:ascii="Times New Roman" w:hAnsi="Times New Roman" w:cs="Times New Roman"/>
+          <w:sz w:val="28"/>
+          <w:szCs w:val="28"/>
           <w:shd w:val="clear" w:color="auto" w:fill="auto"/>
         </w:rPr>
         <w:tab/>
@@ -2517,11 +2339,8 @@
       <w:r>
         <w:rPr>
           <w:rFonts w:hint="default" w:ascii="Times New Roman" w:hAnsi="Times New Roman" w:cs="Times New Roman"/>
-          <w:i w:val="0"/>
-          <w:iCs w:val="0"/>
-          <w:sz w:val="28"/>
-          <w:szCs w:val="28"/>
-          <w:highlight w:val="none"/>
+          <w:sz w:val="28"/>
+          <w:szCs w:val="28"/>
           <w:shd w:val="clear" w:color="auto" w:fill="auto"/>
         </w:rPr>
         <w:fldChar w:fldCharType="begin"/>
@@ -2529,23 +2348,17 @@
       <w:r>
         <w:rPr>
           <w:rFonts w:hint="default" w:ascii="Times New Roman" w:hAnsi="Times New Roman" w:cs="Times New Roman"/>
-          <w:i w:val="0"/>
-          <w:iCs w:val="0"/>
-          <w:sz w:val="28"/>
-          <w:szCs w:val="28"/>
-          <w:highlight w:val="none"/>
-          <w:shd w:val="clear" w:color="auto" w:fill="auto"/>
-        </w:rPr>
-        <w:instrText xml:space="preserve"> PAGEREF _Toc12986 \h </w:instrText>
-      </w:r>
-      <w:r>
-        <w:rPr>
-          <w:rFonts w:hint="default" w:ascii="Times New Roman" w:hAnsi="Times New Roman" w:cs="Times New Roman"/>
-          <w:i w:val="0"/>
-          <w:iCs w:val="0"/>
-          <w:sz w:val="28"/>
-          <w:szCs w:val="28"/>
-          <w:highlight w:val="none"/>
+          <w:sz w:val="28"/>
+          <w:szCs w:val="28"/>
+          <w:shd w:val="clear" w:color="auto" w:fill="auto"/>
+        </w:rPr>
+        <w:instrText xml:space="preserve"> PAGEREF _Toc12575 \h </w:instrText>
+      </w:r>
+      <w:r>
+        <w:rPr>
+          <w:rFonts w:hint="default" w:ascii="Times New Roman" w:hAnsi="Times New Roman" w:cs="Times New Roman"/>
+          <w:sz w:val="28"/>
+          <w:szCs w:val="28"/>
           <w:shd w:val="clear" w:color="auto" w:fill="auto"/>
         </w:rPr>
         <w:fldChar w:fldCharType="separate"/>
@@ -2553,11 +2366,8 @@
       <w:r>
         <w:rPr>
           <w:rFonts w:hint="default" w:ascii="Times New Roman" w:hAnsi="Times New Roman" w:cs="Times New Roman"/>
-          <w:i w:val="0"/>
-          <w:iCs w:val="0"/>
-          <w:sz w:val="28"/>
-          <w:szCs w:val="28"/>
-          <w:highlight w:val="none"/>
+          <w:sz w:val="28"/>
+          <w:szCs w:val="28"/>
           <w:shd w:val="clear" w:color="auto" w:fill="auto"/>
         </w:rPr>
         <w:t>15</w:t>
@@ -2565,11 +2375,8 @@
       <w:r>
         <w:rPr>
           <w:rFonts w:hint="default" w:ascii="Times New Roman" w:hAnsi="Times New Roman" w:cs="Times New Roman"/>
-          <w:i w:val="0"/>
-          <w:iCs w:val="0"/>
-          <w:sz w:val="28"/>
-          <w:szCs w:val="28"/>
-          <w:highlight w:val="none"/>
+          <w:sz w:val="28"/>
+          <w:szCs w:val="28"/>
           <w:shd w:val="clear" w:color="auto" w:fill="auto"/>
         </w:rPr>
         <w:fldChar w:fldCharType="end"/>
@@ -2578,11 +2385,8 @@
         <w:rPr>
           <w:rFonts w:hint="default" w:ascii="Times New Roman" w:hAnsi="Times New Roman" w:cs="Times New Roman"/>
           <w:bCs/>
-          <w:i/>
-          <w:iCs/>
-          <w:sz w:val="28"/>
-          <w:szCs w:val="28"/>
-          <w:highlight w:val="none"/>
+          <w:sz w:val="28"/>
+          <w:szCs w:val="28"/>
           <w:shd w:val="clear" w:color="auto" w:fill="auto"/>
           <w:lang w:val="en-US"/>
         </w:rPr>
@@ -2598,26 +2402,19 @@
         </w:tabs>
         <w:spacing w:line="360" w:lineRule="auto"/>
         <w:ind w:left="0" w:leftChars="0" w:firstLine="0" w:firstLineChars="0"/>
-        <w:jc w:val="left"/>
-        <w:rPr>
-          <w:rFonts w:hint="default" w:ascii="Times New Roman" w:hAnsi="Times New Roman" w:cs="Times New Roman"/>
-          <w:i/>
-          <w:iCs/>
-          <w:sz w:val="28"/>
-          <w:szCs w:val="28"/>
-          <w:highlight w:val="none"/>
-          <w:shd w:val="clear" w:color="auto" w:fill="auto"/>
-        </w:rPr>
-      </w:pPr>
-      <w:r>
-        <w:rPr>
-          <w:rFonts w:hint="default" w:ascii="Times New Roman" w:hAnsi="Times New Roman" w:cs="Times New Roman"/>
-          <w:bCs/>
-          <w:i/>
-          <w:iCs/>
-          <w:sz w:val="28"/>
-          <w:szCs w:val="28"/>
-          <w:highlight w:val="none"/>
+        <w:rPr>
+          <w:rFonts w:hint="default" w:ascii="Times New Roman" w:hAnsi="Times New Roman" w:cs="Times New Roman"/>
+          <w:sz w:val="28"/>
+          <w:szCs w:val="28"/>
+          <w:shd w:val="clear" w:color="auto" w:fill="auto"/>
+        </w:rPr>
+      </w:pPr>
+      <w:r>
+        <w:rPr>
+          <w:rFonts w:hint="default" w:ascii="Times New Roman" w:hAnsi="Times New Roman" w:cs="Times New Roman"/>
+          <w:bCs/>
+          <w:sz w:val="28"/>
+          <w:szCs w:val="28"/>
           <w:shd w:val="clear" w:color="auto" w:fill="auto"/>
           <w:lang w:val="en-US"/>
         </w:rPr>
@@ -2627,25 +2424,19 @@
         <w:rPr>
           <w:rFonts w:hint="default" w:ascii="Times New Roman" w:hAnsi="Times New Roman" w:cs="Times New Roman"/>
           <w:bCs/>
-          <w:i/>
-          <w:iCs/>
-          <w:sz w:val="28"/>
-          <w:szCs w:val="28"/>
-          <w:highlight w:val="none"/>
-          <w:shd w:val="clear" w:color="auto" w:fill="auto"/>
-          <w:lang w:val="en-US"/>
-        </w:rPr>
-        <w:instrText xml:space="preserve"> HYPERLINK \l _Toc6715 </w:instrText>
-      </w:r>
-      <w:r>
-        <w:rPr>
-          <w:rFonts w:hint="default" w:ascii="Times New Roman" w:hAnsi="Times New Roman" w:cs="Times New Roman"/>
-          <w:bCs/>
-          <w:i/>
-          <w:iCs/>
-          <w:sz w:val="28"/>
-          <w:szCs w:val="28"/>
-          <w:highlight w:val="none"/>
+          <w:sz w:val="28"/>
+          <w:szCs w:val="28"/>
+          <w:shd w:val="clear" w:color="auto" w:fill="auto"/>
+          <w:lang w:val="en-US"/>
+        </w:rPr>
+        <w:instrText xml:space="preserve"> HYPERLINK \l _Toc9186 </w:instrText>
+      </w:r>
+      <w:r>
+        <w:rPr>
+          <w:rFonts w:hint="default" w:ascii="Times New Roman" w:hAnsi="Times New Roman" w:cs="Times New Roman"/>
+          <w:bCs/>
+          <w:sz w:val="28"/>
+          <w:szCs w:val="28"/>
           <w:shd w:val="clear" w:color="auto" w:fill="auto"/>
           <w:lang w:val="en-US"/>
         </w:rPr>
@@ -2658,45 +2449,36 @@
           <w:iCs/>
           <w:sz w:val="28"/>
           <w:szCs w:val="28"/>
-          <w:highlight w:val="none"/>
-          <w:shd w:val="clear" w:color="auto" w:fill="auto"/>
-        </w:rPr>
-        <w:t xml:space="preserve">Figure 6 </w:t>
-      </w:r>
-      <w:r>
-        <w:rPr>
-          <w:rFonts w:hint="default" w:ascii="Times New Roman" w:hAnsi="Times New Roman" w:cs="Times New Roman"/>
-          <w:i/>
-          <w:iCs/>
-          <w:sz w:val="28"/>
-          <w:szCs w:val="28"/>
-          <w:highlight w:val="none"/>
-          <w:shd w:val="clear" w:color="auto" w:fill="auto"/>
-          <w:lang w:val="en-US"/>
-        </w:rPr>
-        <w:t xml:space="preserve">. </w:t>
-      </w:r>
-      <w:r>
-        <w:rPr>
-          <w:rFonts w:hint="default" w:ascii="Times New Roman" w:hAnsi="Times New Roman" w:cs="Times New Roman"/>
-          <w:i w:val="0"/>
-          <w:iCs w:val="0"/>
-          <w:sz w:val="28"/>
-          <w:szCs w:val="28"/>
-          <w:highlight w:val="none"/>
-          <w:shd w:val="clear" w:color="auto" w:fill="auto"/>
-          <w:lang w:val="en-US"/>
-        </w:rPr>
-        <w:t>K-Means Clustering</w:t>
-      </w:r>
-      <w:r>
-        <w:rPr>
-          <w:rFonts w:hint="default" w:ascii="Times New Roman" w:hAnsi="Times New Roman" w:cs="Times New Roman"/>
-          <w:i/>
-          <w:iCs/>
-          <w:sz w:val="28"/>
-          <w:szCs w:val="28"/>
-          <w:highlight w:val="none"/>
+          <w:shd w:val="clear" w:color="auto" w:fill="auto"/>
+        </w:rPr>
+        <w:t xml:space="preserve">Figure </w:t>
+      </w:r>
+      <w:r>
+        <w:rPr>
+          <w:rFonts w:hint="default" w:ascii="Times New Roman" w:hAnsi="Times New Roman" w:cs="Times New Roman"/>
+          <w:sz w:val="28"/>
+          <w:szCs w:val="28"/>
+          <w:shd w:val="clear" w:color="auto" w:fill="auto"/>
+        </w:rPr>
+        <w:t xml:space="preserve">6 </w:t>
+      </w:r>
+      <w:r>
+        <w:rPr>
+          <w:rFonts w:hint="default" w:ascii="Times New Roman" w:hAnsi="Times New Roman" w:cs="Times New Roman"/>
+          <w:i/>
+          <w:iCs/>
+          <w:sz w:val="28"/>
+          <w:szCs w:val="28"/>
+          <w:shd w:val="clear" w:color="auto" w:fill="auto"/>
+          <w:lang w:val="en-US"/>
+        </w:rPr>
+        <w:t>. Confusion Matrix for Random Forest</w:t>
+      </w:r>
+      <w:r>
+        <w:rPr>
+          <w:rFonts w:hint="default" w:ascii="Times New Roman" w:hAnsi="Times New Roman" w:cs="Times New Roman"/>
+          <w:sz w:val="28"/>
+          <w:szCs w:val="28"/>
           <w:shd w:val="clear" w:color="auto" w:fill="auto"/>
         </w:rPr>
         <w:tab/>
@@ -2704,11 +2486,8 @@
       <w:r>
         <w:rPr>
           <w:rFonts w:hint="default" w:ascii="Times New Roman" w:hAnsi="Times New Roman" w:cs="Times New Roman"/>
-          <w:i w:val="0"/>
-          <w:iCs w:val="0"/>
-          <w:sz w:val="28"/>
-          <w:szCs w:val="28"/>
-          <w:highlight w:val="none"/>
+          <w:sz w:val="28"/>
+          <w:szCs w:val="28"/>
           <w:shd w:val="clear" w:color="auto" w:fill="auto"/>
         </w:rPr>
         <w:fldChar w:fldCharType="begin"/>
@@ -2716,23 +2495,17 @@
       <w:r>
         <w:rPr>
           <w:rFonts w:hint="default" w:ascii="Times New Roman" w:hAnsi="Times New Roman" w:cs="Times New Roman"/>
-          <w:i w:val="0"/>
-          <w:iCs w:val="0"/>
-          <w:sz w:val="28"/>
-          <w:szCs w:val="28"/>
-          <w:highlight w:val="none"/>
-          <w:shd w:val="clear" w:color="auto" w:fill="auto"/>
-        </w:rPr>
-        <w:instrText xml:space="preserve"> PAGEREF _Toc6715 \h </w:instrText>
-      </w:r>
-      <w:r>
-        <w:rPr>
-          <w:rFonts w:hint="default" w:ascii="Times New Roman" w:hAnsi="Times New Roman" w:cs="Times New Roman"/>
-          <w:i w:val="0"/>
-          <w:iCs w:val="0"/>
-          <w:sz w:val="28"/>
-          <w:szCs w:val="28"/>
-          <w:highlight w:val="none"/>
+          <w:sz w:val="28"/>
+          <w:szCs w:val="28"/>
+          <w:shd w:val="clear" w:color="auto" w:fill="auto"/>
+        </w:rPr>
+        <w:instrText xml:space="preserve"> PAGEREF _Toc9186 \h </w:instrText>
+      </w:r>
+      <w:r>
+        <w:rPr>
+          <w:rFonts w:hint="default" w:ascii="Times New Roman" w:hAnsi="Times New Roman" w:cs="Times New Roman"/>
+          <w:sz w:val="28"/>
+          <w:szCs w:val="28"/>
           <w:shd w:val="clear" w:color="auto" w:fill="auto"/>
         </w:rPr>
         <w:fldChar w:fldCharType="separate"/>
@@ -2740,23 +2513,17 @@
       <w:r>
         <w:rPr>
           <w:rFonts w:hint="default" w:ascii="Times New Roman" w:hAnsi="Times New Roman" w:cs="Times New Roman"/>
-          <w:i w:val="0"/>
-          <w:iCs w:val="0"/>
-          <w:sz w:val="28"/>
-          <w:szCs w:val="28"/>
-          <w:highlight w:val="none"/>
-          <w:shd w:val="clear" w:color="auto" w:fill="auto"/>
-        </w:rPr>
-        <w:t>17</w:t>
-      </w:r>
-      <w:r>
-        <w:rPr>
-          <w:rFonts w:hint="default" w:ascii="Times New Roman" w:hAnsi="Times New Roman" w:cs="Times New Roman"/>
-          <w:i w:val="0"/>
-          <w:iCs w:val="0"/>
-          <w:sz w:val="28"/>
-          <w:szCs w:val="28"/>
-          <w:highlight w:val="none"/>
+          <w:sz w:val="28"/>
+          <w:szCs w:val="28"/>
+          <w:shd w:val="clear" w:color="auto" w:fill="auto"/>
+        </w:rPr>
+        <w:t>16</w:t>
+      </w:r>
+      <w:r>
+        <w:rPr>
+          <w:rFonts w:hint="default" w:ascii="Times New Roman" w:hAnsi="Times New Roman" w:cs="Times New Roman"/>
+          <w:sz w:val="28"/>
+          <w:szCs w:val="28"/>
           <w:shd w:val="clear" w:color="auto" w:fill="auto"/>
         </w:rPr>
         <w:fldChar w:fldCharType="end"/>
@@ -2765,11 +2532,8 @@
         <w:rPr>
           <w:rFonts w:hint="default" w:ascii="Times New Roman" w:hAnsi="Times New Roman" w:cs="Times New Roman"/>
           <w:bCs/>
-          <w:i/>
-          <w:iCs/>
-          <w:sz w:val="28"/>
-          <w:szCs w:val="28"/>
-          <w:highlight w:val="none"/>
+          <w:sz w:val="28"/>
+          <w:szCs w:val="28"/>
           <w:shd w:val="clear" w:color="auto" w:fill="auto"/>
           <w:lang w:val="en-US"/>
         </w:rPr>
@@ -2785,26 +2549,19 @@
         </w:tabs>
         <w:spacing w:line="360" w:lineRule="auto"/>
         <w:ind w:left="0" w:leftChars="0" w:firstLine="0" w:firstLineChars="0"/>
-        <w:jc w:val="left"/>
-        <w:rPr>
-          <w:rFonts w:hint="default" w:ascii="Times New Roman" w:hAnsi="Times New Roman" w:cs="Times New Roman"/>
-          <w:i/>
-          <w:iCs/>
-          <w:sz w:val="28"/>
-          <w:szCs w:val="28"/>
-          <w:highlight w:val="none"/>
-          <w:shd w:val="clear" w:color="auto" w:fill="auto"/>
-        </w:rPr>
-      </w:pPr>
-      <w:r>
-        <w:rPr>
-          <w:rFonts w:hint="default" w:ascii="Times New Roman" w:hAnsi="Times New Roman" w:cs="Times New Roman"/>
-          <w:bCs/>
-          <w:i/>
-          <w:iCs/>
-          <w:sz w:val="28"/>
-          <w:szCs w:val="28"/>
-          <w:highlight w:val="none"/>
+        <w:rPr>
+          <w:rFonts w:hint="default" w:ascii="Times New Roman" w:hAnsi="Times New Roman" w:cs="Times New Roman"/>
+          <w:sz w:val="28"/>
+          <w:szCs w:val="28"/>
+          <w:shd w:val="clear" w:color="auto" w:fill="auto"/>
+        </w:rPr>
+      </w:pPr>
+      <w:r>
+        <w:rPr>
+          <w:rFonts w:hint="default" w:ascii="Times New Roman" w:hAnsi="Times New Roman" w:cs="Times New Roman"/>
+          <w:bCs/>
+          <w:sz w:val="28"/>
+          <w:szCs w:val="28"/>
           <w:shd w:val="clear" w:color="auto" w:fill="auto"/>
           <w:lang w:val="en-US"/>
         </w:rPr>
@@ -2814,25 +2571,19 @@
         <w:rPr>
           <w:rFonts w:hint="default" w:ascii="Times New Roman" w:hAnsi="Times New Roman" w:cs="Times New Roman"/>
           <w:bCs/>
-          <w:i/>
-          <w:iCs/>
-          <w:sz w:val="28"/>
-          <w:szCs w:val="28"/>
-          <w:highlight w:val="none"/>
-          <w:shd w:val="clear" w:color="auto" w:fill="auto"/>
-          <w:lang w:val="en-US"/>
-        </w:rPr>
-        <w:instrText xml:space="preserve"> HYPERLINK \l _Toc4629 </w:instrText>
-      </w:r>
-      <w:r>
-        <w:rPr>
-          <w:rFonts w:hint="default" w:ascii="Times New Roman" w:hAnsi="Times New Roman" w:cs="Times New Roman"/>
-          <w:bCs/>
-          <w:i/>
-          <w:iCs/>
-          <w:sz w:val="28"/>
-          <w:szCs w:val="28"/>
-          <w:highlight w:val="none"/>
+          <w:sz w:val="28"/>
+          <w:szCs w:val="28"/>
+          <w:shd w:val="clear" w:color="auto" w:fill="auto"/>
+          <w:lang w:val="en-US"/>
+        </w:rPr>
+        <w:instrText xml:space="preserve"> HYPERLINK \l _Toc5003 </w:instrText>
+      </w:r>
+      <w:r>
+        <w:rPr>
+          <w:rFonts w:hint="default" w:ascii="Times New Roman" w:hAnsi="Times New Roman" w:cs="Times New Roman"/>
+          <w:bCs/>
+          <w:sz w:val="28"/>
+          <w:szCs w:val="28"/>
           <w:shd w:val="clear" w:color="auto" w:fill="auto"/>
           <w:lang w:val="en-US"/>
         </w:rPr>
@@ -2845,45 +2596,36 @@
           <w:iCs/>
           <w:sz w:val="28"/>
           <w:szCs w:val="28"/>
-          <w:highlight w:val="none"/>
-          <w:shd w:val="clear" w:color="auto" w:fill="auto"/>
-        </w:rPr>
-        <w:t xml:space="preserve">Figure 7 </w:t>
-      </w:r>
-      <w:r>
-        <w:rPr>
-          <w:rFonts w:hint="default" w:ascii="Times New Roman" w:hAnsi="Times New Roman" w:cs="Times New Roman"/>
-          <w:i/>
-          <w:iCs/>
-          <w:sz w:val="28"/>
-          <w:szCs w:val="28"/>
-          <w:highlight w:val="none"/>
-          <w:shd w:val="clear" w:color="auto" w:fill="auto"/>
-          <w:lang w:val="en-US"/>
-        </w:rPr>
-        <w:t xml:space="preserve">. </w:t>
-      </w:r>
-      <w:r>
-        <w:rPr>
-          <w:rFonts w:hint="default" w:ascii="Times New Roman" w:hAnsi="Times New Roman" w:cs="Times New Roman"/>
-          <w:i w:val="0"/>
-          <w:iCs w:val="0"/>
-          <w:sz w:val="28"/>
-          <w:szCs w:val="28"/>
-          <w:highlight w:val="none"/>
-          <w:shd w:val="clear" w:color="auto" w:fill="auto"/>
-          <w:lang w:val="en-US"/>
-        </w:rPr>
-        <w:t>Hierarchical Clustering</w:t>
-      </w:r>
-      <w:r>
-        <w:rPr>
-          <w:rFonts w:hint="default" w:ascii="Times New Roman" w:hAnsi="Times New Roman" w:cs="Times New Roman"/>
-          <w:i/>
-          <w:iCs/>
-          <w:sz w:val="28"/>
-          <w:szCs w:val="28"/>
-          <w:highlight w:val="none"/>
+          <w:shd w:val="clear" w:color="auto" w:fill="auto"/>
+        </w:rPr>
+        <w:t xml:space="preserve">Figure </w:t>
+      </w:r>
+      <w:r>
+        <w:rPr>
+          <w:rFonts w:hint="default" w:ascii="Times New Roman" w:hAnsi="Times New Roman" w:cs="Times New Roman"/>
+          <w:sz w:val="28"/>
+          <w:szCs w:val="28"/>
+          <w:shd w:val="clear" w:color="auto" w:fill="auto"/>
+        </w:rPr>
+        <w:t xml:space="preserve">7 </w:t>
+      </w:r>
+      <w:r>
+        <w:rPr>
+          <w:rFonts w:hint="default" w:ascii="Times New Roman" w:hAnsi="Times New Roman" w:cs="Times New Roman"/>
+          <w:i/>
+          <w:iCs/>
+          <w:sz w:val="28"/>
+          <w:szCs w:val="28"/>
+          <w:shd w:val="clear" w:color="auto" w:fill="auto"/>
+          <w:lang w:val="en-US"/>
+        </w:rPr>
+        <w:t>. K-Means Clustering</w:t>
+      </w:r>
+      <w:r>
+        <w:rPr>
+          <w:rFonts w:hint="default" w:ascii="Times New Roman" w:hAnsi="Times New Roman" w:cs="Times New Roman"/>
+          <w:sz w:val="28"/>
+          <w:szCs w:val="28"/>
           <w:shd w:val="clear" w:color="auto" w:fill="auto"/>
         </w:rPr>
         <w:tab/>
@@ -2891,11 +2633,8 @@
       <w:r>
         <w:rPr>
           <w:rFonts w:hint="default" w:ascii="Times New Roman" w:hAnsi="Times New Roman" w:cs="Times New Roman"/>
-          <w:i w:val="0"/>
-          <w:iCs w:val="0"/>
-          <w:sz w:val="28"/>
-          <w:szCs w:val="28"/>
-          <w:highlight w:val="none"/>
+          <w:sz w:val="28"/>
+          <w:szCs w:val="28"/>
           <w:shd w:val="clear" w:color="auto" w:fill="auto"/>
         </w:rPr>
         <w:fldChar w:fldCharType="begin"/>
@@ -2903,23 +2642,17 @@
       <w:r>
         <w:rPr>
           <w:rFonts w:hint="default" w:ascii="Times New Roman" w:hAnsi="Times New Roman" w:cs="Times New Roman"/>
-          <w:i w:val="0"/>
-          <w:iCs w:val="0"/>
-          <w:sz w:val="28"/>
-          <w:szCs w:val="28"/>
-          <w:highlight w:val="none"/>
-          <w:shd w:val="clear" w:color="auto" w:fill="auto"/>
-        </w:rPr>
-        <w:instrText xml:space="preserve"> PAGEREF _Toc4629 \h </w:instrText>
-      </w:r>
-      <w:r>
-        <w:rPr>
-          <w:rFonts w:hint="default" w:ascii="Times New Roman" w:hAnsi="Times New Roman" w:cs="Times New Roman"/>
-          <w:i w:val="0"/>
-          <w:iCs w:val="0"/>
-          <w:sz w:val="28"/>
-          <w:szCs w:val="28"/>
-          <w:highlight w:val="none"/>
+          <w:sz w:val="28"/>
+          <w:szCs w:val="28"/>
+          <w:shd w:val="clear" w:color="auto" w:fill="auto"/>
+        </w:rPr>
+        <w:instrText xml:space="preserve"> PAGEREF _Toc5003 \h </w:instrText>
+      </w:r>
+      <w:r>
+        <w:rPr>
+          <w:rFonts w:hint="default" w:ascii="Times New Roman" w:hAnsi="Times New Roman" w:cs="Times New Roman"/>
+          <w:sz w:val="28"/>
+          <w:szCs w:val="28"/>
           <w:shd w:val="clear" w:color="auto" w:fill="auto"/>
         </w:rPr>
         <w:fldChar w:fldCharType="separate"/>
@@ -2927,23 +2660,17 @@
       <w:r>
         <w:rPr>
           <w:rFonts w:hint="default" w:ascii="Times New Roman" w:hAnsi="Times New Roman" w:cs="Times New Roman"/>
-          <w:i w:val="0"/>
-          <w:iCs w:val="0"/>
-          <w:sz w:val="28"/>
-          <w:szCs w:val="28"/>
-          <w:highlight w:val="none"/>
-          <w:shd w:val="clear" w:color="auto" w:fill="auto"/>
-        </w:rPr>
-        <w:t>18</w:t>
-      </w:r>
-      <w:r>
-        <w:rPr>
-          <w:rFonts w:hint="default" w:ascii="Times New Roman" w:hAnsi="Times New Roman" w:cs="Times New Roman"/>
-          <w:i w:val="0"/>
-          <w:iCs w:val="0"/>
-          <w:sz w:val="28"/>
-          <w:szCs w:val="28"/>
-          <w:highlight w:val="none"/>
+          <w:sz w:val="28"/>
+          <w:szCs w:val="28"/>
+          <w:shd w:val="clear" w:color="auto" w:fill="auto"/>
+        </w:rPr>
+        <w:t>17</w:t>
+      </w:r>
+      <w:r>
+        <w:rPr>
+          <w:rFonts w:hint="default" w:ascii="Times New Roman" w:hAnsi="Times New Roman" w:cs="Times New Roman"/>
+          <w:sz w:val="28"/>
+          <w:szCs w:val="28"/>
           <w:shd w:val="clear" w:color="auto" w:fill="auto"/>
         </w:rPr>
         <w:fldChar w:fldCharType="end"/>
@@ -2952,11 +2679,8 @@
         <w:rPr>
           <w:rFonts w:hint="default" w:ascii="Times New Roman" w:hAnsi="Times New Roman" w:cs="Times New Roman"/>
           <w:bCs/>
-          <w:i/>
-          <w:iCs/>
-          <w:sz w:val="28"/>
-          <w:szCs w:val="28"/>
-          <w:highlight w:val="none"/>
+          <w:sz w:val="28"/>
+          <w:szCs w:val="28"/>
           <w:shd w:val="clear" w:color="auto" w:fill="auto"/>
           <w:lang w:val="en-US"/>
         </w:rPr>
@@ -2972,206 +2696,310 @@
         </w:tabs>
         <w:spacing w:line="360" w:lineRule="auto"/>
         <w:ind w:left="0" w:leftChars="0" w:firstLine="0" w:firstLineChars="0"/>
+        <w:rPr>
+          <w:rFonts w:hint="default" w:ascii="Times New Roman" w:hAnsi="Times New Roman" w:cs="Times New Roman"/>
+          <w:sz w:val="28"/>
+          <w:szCs w:val="28"/>
+          <w:shd w:val="clear" w:color="auto" w:fill="auto"/>
+        </w:rPr>
+      </w:pPr>
+      <w:r>
+        <w:rPr>
+          <w:rFonts w:hint="default" w:ascii="Times New Roman" w:hAnsi="Times New Roman" w:cs="Times New Roman"/>
+          <w:bCs/>
+          <w:sz w:val="28"/>
+          <w:szCs w:val="28"/>
+          <w:shd w:val="clear" w:color="auto" w:fill="auto"/>
+          <w:lang w:val="en-US"/>
+        </w:rPr>
+        <w:fldChar w:fldCharType="begin"/>
+      </w:r>
+      <w:r>
+        <w:rPr>
+          <w:rFonts w:hint="default" w:ascii="Times New Roman" w:hAnsi="Times New Roman" w:cs="Times New Roman"/>
+          <w:bCs/>
+          <w:sz w:val="28"/>
+          <w:szCs w:val="28"/>
+          <w:shd w:val="clear" w:color="auto" w:fill="auto"/>
+          <w:lang w:val="en-US"/>
+        </w:rPr>
+        <w:instrText xml:space="preserve"> HYPERLINK \l _Toc11840 </w:instrText>
+      </w:r>
+      <w:r>
+        <w:rPr>
+          <w:rFonts w:hint="default" w:ascii="Times New Roman" w:hAnsi="Times New Roman" w:cs="Times New Roman"/>
+          <w:bCs/>
+          <w:sz w:val="28"/>
+          <w:szCs w:val="28"/>
+          <w:shd w:val="clear" w:color="auto" w:fill="auto"/>
+          <w:lang w:val="en-US"/>
+        </w:rPr>
+        <w:fldChar w:fldCharType="separate"/>
+      </w:r>
+      <w:r>
+        <w:rPr>
+          <w:rFonts w:hint="default" w:ascii="Times New Roman" w:hAnsi="Times New Roman" w:cs="Times New Roman"/>
+          <w:i/>
+          <w:iCs/>
+          <w:sz w:val="28"/>
+          <w:szCs w:val="28"/>
+          <w:shd w:val="clear" w:color="auto" w:fill="auto"/>
+        </w:rPr>
+        <w:t xml:space="preserve">Figure </w:t>
+      </w:r>
+      <w:r>
+        <w:rPr>
+          <w:rFonts w:hint="default" w:ascii="Times New Roman" w:hAnsi="Times New Roman" w:cs="Times New Roman"/>
+          <w:sz w:val="28"/>
+          <w:szCs w:val="28"/>
+          <w:shd w:val="clear" w:color="auto" w:fill="auto"/>
+        </w:rPr>
+        <w:t xml:space="preserve">8 </w:t>
+      </w:r>
+      <w:r>
+        <w:rPr>
+          <w:rFonts w:hint="default" w:ascii="Times New Roman" w:hAnsi="Times New Roman" w:cs="Times New Roman"/>
+          <w:i/>
+          <w:iCs/>
+          <w:sz w:val="28"/>
+          <w:szCs w:val="28"/>
+          <w:shd w:val="clear" w:color="auto" w:fill="auto"/>
+          <w:lang w:val="en-US"/>
+        </w:rPr>
+        <w:t>. Hierarchical Clustering</w:t>
+      </w:r>
+      <w:r>
+        <w:rPr>
+          <w:rFonts w:hint="default" w:ascii="Times New Roman" w:hAnsi="Times New Roman" w:cs="Times New Roman"/>
+          <w:sz w:val="28"/>
+          <w:szCs w:val="28"/>
+          <w:shd w:val="clear" w:color="auto" w:fill="auto"/>
+        </w:rPr>
+        <w:tab/>
+      </w:r>
+      <w:r>
+        <w:rPr>
+          <w:rFonts w:hint="default" w:ascii="Times New Roman" w:hAnsi="Times New Roman" w:cs="Times New Roman"/>
+          <w:sz w:val="28"/>
+          <w:szCs w:val="28"/>
+          <w:shd w:val="clear" w:color="auto" w:fill="auto"/>
+        </w:rPr>
+        <w:fldChar w:fldCharType="begin"/>
+      </w:r>
+      <w:r>
+        <w:rPr>
+          <w:rFonts w:hint="default" w:ascii="Times New Roman" w:hAnsi="Times New Roman" w:cs="Times New Roman"/>
+          <w:sz w:val="28"/>
+          <w:szCs w:val="28"/>
+          <w:shd w:val="clear" w:color="auto" w:fill="auto"/>
+        </w:rPr>
+        <w:instrText xml:space="preserve"> PAGEREF _Toc11840 \h </w:instrText>
+      </w:r>
+      <w:r>
+        <w:rPr>
+          <w:rFonts w:hint="default" w:ascii="Times New Roman" w:hAnsi="Times New Roman" w:cs="Times New Roman"/>
+          <w:sz w:val="28"/>
+          <w:szCs w:val="28"/>
+          <w:shd w:val="clear" w:color="auto" w:fill="auto"/>
+        </w:rPr>
+        <w:fldChar w:fldCharType="separate"/>
+      </w:r>
+      <w:r>
+        <w:rPr>
+          <w:rFonts w:hint="default" w:ascii="Times New Roman" w:hAnsi="Times New Roman" w:cs="Times New Roman"/>
+          <w:sz w:val="28"/>
+          <w:szCs w:val="28"/>
+          <w:shd w:val="clear" w:color="auto" w:fill="auto"/>
+        </w:rPr>
+        <w:t>18</w:t>
+      </w:r>
+      <w:r>
+        <w:rPr>
+          <w:rFonts w:hint="default" w:ascii="Times New Roman" w:hAnsi="Times New Roman" w:cs="Times New Roman"/>
+          <w:sz w:val="28"/>
+          <w:szCs w:val="28"/>
+          <w:shd w:val="clear" w:color="auto" w:fill="auto"/>
+        </w:rPr>
+        <w:fldChar w:fldCharType="end"/>
+      </w:r>
+      <w:r>
+        <w:rPr>
+          <w:rFonts w:hint="default" w:ascii="Times New Roman" w:hAnsi="Times New Roman" w:cs="Times New Roman"/>
+          <w:bCs/>
+          <w:sz w:val="28"/>
+          <w:szCs w:val="28"/>
+          <w:shd w:val="clear" w:color="auto" w:fill="auto"/>
+          <w:lang w:val="en-US"/>
+        </w:rPr>
+        <w:fldChar w:fldCharType="end"/>
+      </w:r>
+    </w:p>
+    <w:p>
+      <w:pPr>
+        <w:pStyle w:val="15"/>
+        <w:shd w:val="clear"/>
+        <w:tabs>
+          <w:tab w:val="right" w:leader="dot" w:pos="8306"/>
+        </w:tabs>
+        <w:spacing w:line="360" w:lineRule="auto"/>
+        <w:ind w:left="0" w:leftChars="0" w:firstLine="0" w:firstLineChars="0"/>
+        <w:rPr>
+          <w:rFonts w:hint="default" w:ascii="Times New Roman" w:hAnsi="Times New Roman" w:cs="Times New Roman"/>
+          <w:sz w:val="28"/>
+          <w:szCs w:val="28"/>
+          <w:shd w:val="clear" w:color="auto" w:fill="auto"/>
+        </w:rPr>
+      </w:pPr>
+      <w:r>
+        <w:rPr>
+          <w:rFonts w:hint="default" w:ascii="Times New Roman" w:hAnsi="Times New Roman" w:cs="Times New Roman"/>
+          <w:bCs/>
+          <w:sz w:val="28"/>
+          <w:szCs w:val="28"/>
+          <w:shd w:val="clear" w:color="auto" w:fill="auto"/>
+          <w:lang w:val="en-US"/>
+        </w:rPr>
+        <w:fldChar w:fldCharType="begin"/>
+      </w:r>
+      <w:r>
+        <w:rPr>
+          <w:rFonts w:hint="default" w:ascii="Times New Roman" w:hAnsi="Times New Roman" w:cs="Times New Roman"/>
+          <w:bCs/>
+          <w:sz w:val="28"/>
+          <w:szCs w:val="28"/>
+          <w:shd w:val="clear" w:color="auto" w:fill="auto"/>
+          <w:lang w:val="en-US"/>
+        </w:rPr>
+        <w:instrText xml:space="preserve"> HYPERLINK \l _Toc20197 </w:instrText>
+      </w:r>
+      <w:r>
+        <w:rPr>
+          <w:rFonts w:hint="default" w:ascii="Times New Roman" w:hAnsi="Times New Roman" w:cs="Times New Roman"/>
+          <w:bCs/>
+          <w:sz w:val="28"/>
+          <w:szCs w:val="28"/>
+          <w:shd w:val="clear" w:color="auto" w:fill="auto"/>
+          <w:lang w:val="en-US"/>
+        </w:rPr>
+        <w:fldChar w:fldCharType="separate"/>
+      </w:r>
+      <w:r>
+        <w:rPr>
+          <w:rFonts w:hint="default" w:ascii="Times New Roman" w:hAnsi="Times New Roman" w:cs="Times New Roman"/>
+          <w:i/>
+          <w:iCs/>
+          <w:sz w:val="28"/>
+          <w:szCs w:val="28"/>
+          <w:shd w:val="clear" w:color="auto" w:fill="auto"/>
+        </w:rPr>
+        <w:t xml:space="preserve">Figure </w:t>
+      </w:r>
+      <w:r>
+        <w:rPr>
+          <w:rFonts w:hint="default" w:ascii="Times New Roman" w:hAnsi="Times New Roman" w:cs="Times New Roman"/>
+          <w:sz w:val="28"/>
+          <w:szCs w:val="28"/>
+          <w:shd w:val="clear" w:color="auto" w:fill="auto"/>
+        </w:rPr>
+        <w:t xml:space="preserve">9 </w:t>
+      </w:r>
+      <w:r>
+        <w:rPr>
+          <w:rFonts w:hint="default" w:ascii="Times New Roman" w:hAnsi="Times New Roman" w:cs="Times New Roman"/>
+          <w:i/>
+          <w:iCs/>
+          <w:sz w:val="28"/>
+          <w:szCs w:val="28"/>
+          <w:shd w:val="clear" w:color="auto" w:fill="auto"/>
+          <w:lang w:val="en-US"/>
+        </w:rPr>
+        <w:t>.Krahasimi I Klasifikatoreve</w:t>
+      </w:r>
+      <w:r>
+        <w:rPr>
+          <w:rFonts w:hint="default" w:ascii="Times New Roman" w:hAnsi="Times New Roman" w:cs="Times New Roman"/>
+          <w:sz w:val="28"/>
+          <w:szCs w:val="28"/>
+          <w:shd w:val="clear" w:color="auto" w:fill="auto"/>
+        </w:rPr>
+        <w:tab/>
+      </w:r>
+      <w:r>
+        <w:rPr>
+          <w:rFonts w:hint="default" w:ascii="Times New Roman" w:hAnsi="Times New Roman" w:cs="Times New Roman"/>
+          <w:sz w:val="28"/>
+          <w:szCs w:val="28"/>
+          <w:shd w:val="clear" w:color="auto" w:fill="auto"/>
+        </w:rPr>
+        <w:fldChar w:fldCharType="begin"/>
+      </w:r>
+      <w:r>
+        <w:rPr>
+          <w:rFonts w:hint="default" w:ascii="Times New Roman" w:hAnsi="Times New Roman" w:cs="Times New Roman"/>
+          <w:sz w:val="28"/>
+          <w:szCs w:val="28"/>
+          <w:shd w:val="clear" w:color="auto" w:fill="auto"/>
+        </w:rPr>
+        <w:instrText xml:space="preserve"> PAGEREF _Toc20197 \h </w:instrText>
+      </w:r>
+      <w:r>
+        <w:rPr>
+          <w:rFonts w:hint="default" w:ascii="Times New Roman" w:hAnsi="Times New Roman" w:cs="Times New Roman"/>
+          <w:sz w:val="28"/>
+          <w:szCs w:val="28"/>
+          <w:shd w:val="clear" w:color="auto" w:fill="auto"/>
+        </w:rPr>
+        <w:fldChar w:fldCharType="separate"/>
+      </w:r>
+      <w:r>
+        <w:rPr>
+          <w:rFonts w:hint="default" w:ascii="Times New Roman" w:hAnsi="Times New Roman" w:cs="Times New Roman"/>
+          <w:sz w:val="28"/>
+          <w:szCs w:val="28"/>
+          <w:shd w:val="clear" w:color="auto" w:fill="auto"/>
+        </w:rPr>
+        <w:t>22</w:t>
+      </w:r>
+      <w:r>
+        <w:rPr>
+          <w:rFonts w:hint="default" w:ascii="Times New Roman" w:hAnsi="Times New Roman" w:cs="Times New Roman"/>
+          <w:sz w:val="28"/>
+          <w:szCs w:val="28"/>
+          <w:shd w:val="clear" w:color="auto" w:fill="auto"/>
+        </w:rPr>
+        <w:fldChar w:fldCharType="end"/>
+      </w:r>
+      <w:r>
+        <w:rPr>
+          <w:rFonts w:hint="default" w:ascii="Times New Roman" w:hAnsi="Times New Roman" w:cs="Times New Roman"/>
+          <w:bCs/>
+          <w:sz w:val="28"/>
+          <w:szCs w:val="28"/>
+          <w:shd w:val="clear" w:color="auto" w:fill="auto"/>
+          <w:lang w:val="en-US"/>
+        </w:rPr>
+        <w:fldChar w:fldCharType="end"/>
+      </w:r>
+    </w:p>
+    <w:p>
+      <w:pPr>
+        <w:shd w:val="clear"/>
+        <w:spacing w:line="360" w:lineRule="auto"/>
         <w:jc w:val="left"/>
         <w:rPr>
           <w:rFonts w:hint="default" w:ascii="Times New Roman" w:hAnsi="Times New Roman" w:cs="Times New Roman"/>
-          <w:i/>
-          <w:iCs/>
-          <w:sz w:val="28"/>
-          <w:szCs w:val="28"/>
-          <w:highlight w:val="none"/>
-          <w:shd w:val="clear" w:color="auto" w:fill="auto"/>
-        </w:rPr>
-      </w:pPr>
-      <w:r>
-        <w:rPr>
-          <w:rFonts w:hint="default" w:ascii="Times New Roman" w:hAnsi="Times New Roman" w:cs="Times New Roman"/>
-          <w:bCs/>
-          <w:i/>
-          <w:iCs/>
-          <w:sz w:val="28"/>
-          <w:szCs w:val="28"/>
-          <w:highlight w:val="none"/>
-          <w:shd w:val="clear" w:color="auto" w:fill="auto"/>
-          <w:lang w:val="en-US"/>
-        </w:rPr>
-        <w:fldChar w:fldCharType="begin"/>
-      </w:r>
-      <w:r>
-        <w:rPr>
-          <w:rFonts w:hint="default" w:ascii="Times New Roman" w:hAnsi="Times New Roman" w:cs="Times New Roman"/>
-          <w:bCs/>
-          <w:i/>
-          <w:iCs/>
-          <w:sz w:val="28"/>
-          <w:szCs w:val="28"/>
-          <w:highlight w:val="none"/>
-          <w:shd w:val="clear" w:color="auto" w:fill="auto"/>
-          <w:lang w:val="en-US"/>
-        </w:rPr>
-        <w:instrText xml:space="preserve"> HYPERLINK \l _Toc17490 </w:instrText>
-      </w:r>
-      <w:r>
-        <w:rPr>
-          <w:rFonts w:hint="default" w:ascii="Times New Roman" w:hAnsi="Times New Roman" w:cs="Times New Roman"/>
-          <w:bCs/>
-          <w:i/>
-          <w:iCs/>
-          <w:sz w:val="28"/>
-          <w:szCs w:val="28"/>
-          <w:highlight w:val="none"/>
-          <w:shd w:val="clear" w:color="auto" w:fill="auto"/>
-          <w:lang w:val="en-US"/>
-        </w:rPr>
-        <w:fldChar w:fldCharType="separate"/>
-      </w:r>
-      <w:r>
-        <w:rPr>
-          <w:rFonts w:hint="default" w:ascii="Times New Roman" w:hAnsi="Times New Roman" w:cs="Times New Roman"/>
-          <w:i/>
-          <w:iCs/>
-          <w:sz w:val="28"/>
-          <w:szCs w:val="28"/>
-          <w:highlight w:val="none"/>
-          <w:shd w:val="clear" w:color="auto" w:fill="auto"/>
-        </w:rPr>
-        <w:t xml:space="preserve">Figure 8 </w:t>
-      </w:r>
-      <w:r>
-        <w:rPr>
-          <w:rFonts w:hint="default" w:ascii="Times New Roman" w:hAnsi="Times New Roman" w:cs="Times New Roman"/>
-          <w:i/>
-          <w:iCs/>
-          <w:sz w:val="28"/>
-          <w:szCs w:val="28"/>
-          <w:highlight w:val="none"/>
-          <w:shd w:val="clear" w:color="auto" w:fill="auto"/>
-          <w:lang w:val="en-US"/>
-        </w:rPr>
-        <w:t>.</w:t>
-      </w:r>
-      <w:r>
-        <w:rPr>
-          <w:rFonts w:hint="default" w:ascii="Times New Roman" w:hAnsi="Times New Roman" w:cs="Times New Roman"/>
-          <w:i w:val="0"/>
-          <w:iCs w:val="0"/>
-          <w:sz w:val="28"/>
-          <w:szCs w:val="28"/>
-          <w:highlight w:val="none"/>
-          <w:shd w:val="clear" w:color="auto" w:fill="auto"/>
-          <w:lang w:val="en-US"/>
-        </w:rPr>
-        <w:t>Krahasimi I Klasifikatoreve</w:t>
-      </w:r>
-      <w:r>
-        <w:rPr>
-          <w:rFonts w:hint="default" w:ascii="Times New Roman" w:hAnsi="Times New Roman" w:cs="Times New Roman"/>
-          <w:i/>
-          <w:iCs/>
-          <w:sz w:val="28"/>
-          <w:szCs w:val="28"/>
-          <w:highlight w:val="none"/>
-          <w:shd w:val="clear" w:color="auto" w:fill="auto"/>
-        </w:rPr>
-        <w:tab/>
-      </w:r>
-      <w:r>
-        <w:rPr>
-          <w:rFonts w:hint="default" w:ascii="Times New Roman" w:hAnsi="Times New Roman" w:cs="Times New Roman"/>
-          <w:i w:val="0"/>
-          <w:iCs w:val="0"/>
-          <w:sz w:val="28"/>
-          <w:szCs w:val="28"/>
-          <w:highlight w:val="none"/>
-          <w:shd w:val="clear" w:color="auto" w:fill="auto"/>
-        </w:rPr>
-        <w:fldChar w:fldCharType="begin"/>
-      </w:r>
-      <w:r>
-        <w:rPr>
-          <w:rFonts w:hint="default" w:ascii="Times New Roman" w:hAnsi="Times New Roman" w:cs="Times New Roman"/>
-          <w:i w:val="0"/>
-          <w:iCs w:val="0"/>
-          <w:sz w:val="28"/>
-          <w:szCs w:val="28"/>
-          <w:highlight w:val="none"/>
-          <w:shd w:val="clear" w:color="auto" w:fill="auto"/>
-        </w:rPr>
-        <w:instrText xml:space="preserve"> PAGEREF _Toc17490 \h </w:instrText>
-      </w:r>
-      <w:r>
-        <w:rPr>
-          <w:rFonts w:hint="default" w:ascii="Times New Roman" w:hAnsi="Times New Roman" w:cs="Times New Roman"/>
-          <w:i w:val="0"/>
-          <w:iCs w:val="0"/>
-          <w:sz w:val="28"/>
-          <w:szCs w:val="28"/>
-          <w:highlight w:val="none"/>
-          <w:shd w:val="clear" w:color="auto" w:fill="auto"/>
-        </w:rPr>
-        <w:fldChar w:fldCharType="separate"/>
-      </w:r>
-      <w:r>
-        <w:rPr>
-          <w:rFonts w:hint="default" w:ascii="Times New Roman" w:hAnsi="Times New Roman" w:cs="Times New Roman"/>
-          <w:i w:val="0"/>
-          <w:iCs w:val="0"/>
-          <w:sz w:val="28"/>
-          <w:szCs w:val="28"/>
-          <w:highlight w:val="none"/>
-          <w:shd w:val="clear" w:color="auto" w:fill="auto"/>
-        </w:rPr>
-        <w:t>22</w:t>
-      </w:r>
-      <w:r>
-        <w:rPr>
-          <w:rFonts w:hint="default" w:ascii="Times New Roman" w:hAnsi="Times New Roman" w:cs="Times New Roman"/>
-          <w:i w:val="0"/>
-          <w:iCs w:val="0"/>
-          <w:sz w:val="28"/>
-          <w:szCs w:val="28"/>
-          <w:highlight w:val="none"/>
-          <w:shd w:val="clear" w:color="auto" w:fill="auto"/>
-        </w:rPr>
-        <w:fldChar w:fldCharType="end"/>
-      </w:r>
-      <w:r>
-        <w:rPr>
-          <w:rFonts w:hint="default" w:ascii="Times New Roman" w:hAnsi="Times New Roman" w:cs="Times New Roman"/>
-          <w:bCs/>
-          <w:i/>
-          <w:iCs/>
-          <w:sz w:val="28"/>
-          <w:szCs w:val="28"/>
-          <w:highlight w:val="none"/>
-          <w:shd w:val="clear" w:color="auto" w:fill="auto"/>
-          <w:lang w:val="en-US"/>
-        </w:rPr>
-        <w:fldChar w:fldCharType="end"/>
-      </w:r>
-    </w:p>
-    <w:p>
-      <w:pPr>
-        <w:shd w:val="clear"/>
-        <w:spacing w:line="360" w:lineRule="auto"/>
-        <w:jc w:val="left"/>
-        <w:rPr>
-          <w:rFonts w:hint="default" w:ascii="Times New Roman" w:hAnsi="Times New Roman" w:cs="Times New Roman"/>
-          <w:bCs/>
-          <w:sz w:val="28"/>
-          <w:szCs w:val="28"/>
-          <w:lang w:val="en-US"/>
-        </w:rPr>
-      </w:pPr>
-      <w:r>
-        <w:rPr>
-          <w:rFonts w:hint="default" w:ascii="Times New Roman" w:hAnsi="Times New Roman" w:cs="Times New Roman"/>
-          <w:bCs/>
-          <w:i/>
-          <w:iCs/>
-          <w:sz w:val="28"/>
-          <w:szCs w:val="28"/>
-          <w:highlight w:val="none"/>
+          <w:bCs/>
+          <w:sz w:val="28"/>
+          <w:szCs w:val="28"/>
+          <w:lang w:val="en-US"/>
+        </w:rPr>
+      </w:pPr>
+      <w:r>
+        <w:rPr>
+          <w:rFonts w:hint="default" w:ascii="Times New Roman" w:hAnsi="Times New Roman" w:cs="Times New Roman"/>
+          <w:bCs/>
+          <w:sz w:val="28"/>
+          <w:szCs w:val="28"/>
           <w:shd w:val="clear" w:color="auto" w:fill="auto"/>
           <w:lang w:val="en-US"/>
         </w:rPr>
@@ -3296,8 +3124,8 @@
           <w:lang w:val="en-US"/>
         </w:rPr>
       </w:pPr>
-      <w:bookmarkStart w:id="0" w:name="_Toc32088"/>
-      <w:bookmarkStart w:id="1" w:name="_Toc7955"/>
+      <w:bookmarkStart w:id="0" w:name="_Toc7955"/>
+      <w:bookmarkStart w:id="1" w:name="_Toc32088"/>
       <w:r>
         <w:rPr>
           <w:rFonts w:hint="default" w:ascii="Times New Roman" w:hAnsi="Times New Roman" w:cs="Times New Roman"/>
@@ -3526,14 +3354,23 @@
           <w:lang w:val="en-US"/>
         </w:rPr>
       </w:pPr>
-      <w:bookmarkStart w:id="2" w:name="_Toc20207"/>
-      <w:bookmarkStart w:id="3" w:name="_Toc2151"/>
-      <w:r>
-        <w:rPr>
-          <w:rFonts w:hint="default" w:ascii="Times New Roman" w:hAnsi="Times New Roman" w:cs="Times New Roman"/>
-          <w:lang w:val="en-US"/>
-        </w:rPr>
-        <w:t>Dataset</w:t>
+      <w:bookmarkStart w:id="2" w:name="_Toc2151"/>
+      <w:bookmarkStart w:id="3" w:name="_Toc20207"/>
+      <w:r>
+        <w:rPr>
+          <w:rFonts w:hint="default" w:ascii="Times New Roman" w:hAnsi="Times New Roman" w:cs="Times New Roman"/>
+          <w:lang w:val="en-US"/>
+        </w:rPr>
+        <w:t>D</w:t>
+      </w:r>
+      <w:bookmarkStart w:id="30" w:name="_GoBack"/>
+      <w:bookmarkEnd w:id="30"/>
+      <w:r>
+        <w:rPr>
+          <w:rFonts w:hint="default" w:ascii="Times New Roman" w:hAnsi="Times New Roman" w:cs="Times New Roman"/>
+          <w:lang w:val="en-US"/>
+        </w:rPr>
+        <w:t>ataset</w:t>
       </w:r>
       <w:bookmarkEnd w:id="2"/>
       <w:bookmarkEnd w:id="3"/>
@@ -4185,8 +4022,8 @@
           <w:lang w:val="en-US"/>
         </w:rPr>
       </w:pPr>
-      <w:bookmarkStart w:id="4" w:name="_Toc11547"/>
-      <w:bookmarkStart w:id="5" w:name="_Toc16292"/>
+      <w:bookmarkStart w:id="4" w:name="_Toc16292"/>
+      <w:bookmarkStart w:id="5" w:name="_Toc11547"/>
       <w:r>
         <w:rPr>
           <w:rFonts w:hint="default" w:ascii="Times New Roman" w:hAnsi="Times New Roman" w:cs="Times New Roman"/>
@@ -4228,6 +4065,7 @@
     <w:p>
       <w:pPr>
         <w:numPr>
+          <w:ilvl w:val="0"/>
           <w:numId w:val="0"/>
         </w:numPr>
         <w:spacing w:line="360" w:lineRule="auto"/>
@@ -4245,6 +4083,7 @@
     <w:p>
       <w:pPr>
         <w:numPr>
+          <w:ilvl w:val="0"/>
           <w:numId w:val="0"/>
         </w:numPr>
         <w:spacing w:line="360" w:lineRule="auto"/>
@@ -4356,6 +4195,7 @@
     <w:p>
       <w:pPr>
         <w:numPr>
+          <w:ilvl w:val="0"/>
           <w:numId w:val="0"/>
         </w:numPr>
         <w:spacing w:line="360" w:lineRule="auto"/>
@@ -4472,6 +4312,7 @@
     <w:p>
       <w:pPr>
         <w:numPr>
+          <w:ilvl w:val="0"/>
           <w:numId w:val="0"/>
         </w:numPr>
         <w:spacing w:line="360" w:lineRule="auto"/>
@@ -4544,6 +4385,7 @@
     <w:p>
       <w:pPr>
         <w:numPr>
+          <w:ilvl w:val="0"/>
           <w:numId w:val="0"/>
         </w:numPr>
         <w:spacing w:line="360" w:lineRule="auto"/>
@@ -4589,6 +4431,7 @@
     <w:p>
       <w:pPr>
         <w:numPr>
+          <w:ilvl w:val="0"/>
           <w:numId w:val="0"/>
         </w:numPr>
         <w:spacing w:line="360" w:lineRule="auto"/>
@@ -4606,6 +4449,7 @@
     <w:p>
       <w:pPr>
         <w:numPr>
+          <w:ilvl w:val="0"/>
           <w:numId w:val="0"/>
         </w:numPr>
         <w:spacing w:line="360" w:lineRule="auto"/>
@@ -4656,6 +4500,7 @@
     <w:p>
       <w:pPr>
         <w:numPr>
+          <w:ilvl w:val="0"/>
           <w:numId w:val="0"/>
         </w:numPr>
         <w:spacing w:line="360" w:lineRule="auto"/>
@@ -4684,6 +4529,7 @@
     <w:p>
       <w:pPr>
         <w:numPr>
+          <w:ilvl w:val="0"/>
           <w:numId w:val="0"/>
         </w:numPr>
         <w:spacing w:line="360" w:lineRule="auto"/>
@@ -4734,6 +4580,7 @@
     <w:p>
       <w:pPr>
         <w:numPr>
+          <w:ilvl w:val="0"/>
           <w:numId w:val="0"/>
         </w:numPr>
         <w:spacing w:line="360" w:lineRule="auto"/>
@@ -4784,6 +4631,7 @@
     <w:p>
       <w:pPr>
         <w:numPr>
+          <w:ilvl w:val="0"/>
           <w:numId w:val="0"/>
         </w:numPr>
         <w:spacing w:line="360" w:lineRule="auto"/>
@@ -4829,6 +4677,7 @@
     <w:p>
       <w:pPr>
         <w:numPr>
+          <w:ilvl w:val="0"/>
           <w:numId w:val="0"/>
         </w:numPr>
         <w:spacing w:line="360" w:lineRule="auto"/>
@@ -4879,6 +4728,7 @@
     <w:p>
       <w:pPr>
         <w:numPr>
+          <w:ilvl w:val="0"/>
           <w:numId w:val="0"/>
         </w:numPr>
         <w:spacing w:line="360" w:lineRule="auto"/>
@@ -5017,6 +4867,7 @@
     <w:p>
       <w:pPr>
         <w:numPr>
+          <w:ilvl w:val="0"/>
           <w:numId w:val="0"/>
         </w:numPr>
         <w:spacing w:line="360" w:lineRule="auto"/>
@@ -5111,6 +4962,7 @@
     <w:p>
       <w:pPr>
         <w:numPr>
+          <w:ilvl w:val="0"/>
           <w:numId w:val="0"/>
         </w:numPr>
         <w:spacing w:line="360" w:lineRule="auto"/>
@@ -5156,6 +5008,7 @@
     <w:p>
       <w:pPr>
         <w:numPr>
+          <w:ilvl w:val="0"/>
           <w:numId w:val="0"/>
         </w:numPr>
         <w:spacing w:line="360" w:lineRule="auto"/>
@@ -5173,6 +5026,7 @@
     <w:p>
       <w:pPr>
         <w:numPr>
+          <w:ilvl w:val="0"/>
           <w:numId w:val="0"/>
         </w:numPr>
         <w:spacing w:line="360" w:lineRule="auto"/>
@@ -5201,6 +5055,7 @@
     <w:p>
       <w:pPr>
         <w:numPr>
+          <w:ilvl w:val="0"/>
           <w:numId w:val="0"/>
         </w:numPr>
         <w:spacing w:line="360" w:lineRule="auto"/>
@@ -5218,6 +5073,7 @@
     <w:p>
       <w:pPr>
         <w:numPr>
+          <w:ilvl w:val="0"/>
           <w:numId w:val="0"/>
         </w:numPr>
         <w:spacing w:line="360" w:lineRule="auto"/>
@@ -5290,6 +5146,7 @@
     <w:p>
       <w:pPr>
         <w:numPr>
+          <w:ilvl w:val="0"/>
           <w:numId w:val="0"/>
         </w:numPr>
         <w:spacing w:line="360" w:lineRule="auto"/>
@@ -5307,6 +5164,7 @@
     <w:p>
       <w:pPr>
         <w:numPr>
+          <w:ilvl w:val="0"/>
           <w:numId w:val="0"/>
         </w:numPr>
         <w:spacing w:line="360" w:lineRule="auto"/>
@@ -5423,6 +5281,7 @@
     <w:p>
       <w:pPr>
         <w:numPr>
+          <w:ilvl w:val="0"/>
           <w:numId w:val="0"/>
         </w:numPr>
         <w:spacing w:line="360" w:lineRule="auto"/>
@@ -5440,6 +5299,7 @@
     <w:p>
       <w:pPr>
         <w:numPr>
+          <w:ilvl w:val="0"/>
           <w:numId w:val="0"/>
         </w:numPr>
         <w:spacing w:line="360" w:lineRule="auto"/>
@@ -5512,6 +5372,7 @@
     <w:p>
       <w:pPr>
         <w:numPr>
+          <w:ilvl w:val="0"/>
           <w:numId w:val="0"/>
         </w:numPr>
         <w:spacing w:line="360" w:lineRule="auto"/>
@@ -5529,6 +5390,7 @@
     <w:p>
       <w:pPr>
         <w:numPr>
+          <w:ilvl w:val="0"/>
           <w:numId w:val="0"/>
         </w:numPr>
         <w:spacing w:line="360" w:lineRule="auto"/>
@@ -5579,6 +5441,7 @@
     <w:p>
       <w:pPr>
         <w:numPr>
+          <w:ilvl w:val="0"/>
           <w:numId w:val="0"/>
         </w:numPr>
         <w:spacing w:line="360" w:lineRule="auto"/>
@@ -5596,6 +5459,7 @@
     <w:p>
       <w:pPr>
         <w:numPr>
+          <w:ilvl w:val="0"/>
           <w:numId w:val="0"/>
         </w:numPr>
         <w:spacing w:line="360" w:lineRule="auto"/>
@@ -5641,6 +5505,7 @@
     <w:p>
       <w:pPr>
         <w:numPr>
+          <w:ilvl w:val="0"/>
           <w:numId w:val="0"/>
         </w:numPr>
         <w:spacing w:line="360" w:lineRule="auto"/>
@@ -5658,6 +5523,7 @@
     <w:p>
       <w:pPr>
         <w:numPr>
+          <w:ilvl w:val="0"/>
           <w:numId w:val="0"/>
         </w:numPr>
         <w:spacing w:line="360" w:lineRule="auto"/>
@@ -5708,6 +5574,7 @@
     <w:p>
       <w:pPr>
         <w:numPr>
+          <w:ilvl w:val="0"/>
           <w:numId w:val="0"/>
         </w:numPr>
         <w:spacing w:line="360" w:lineRule="auto"/>
@@ -5736,6 +5603,7 @@
     <w:p>
       <w:pPr>
         <w:numPr>
+          <w:ilvl w:val="0"/>
           <w:numId w:val="0"/>
         </w:numPr>
         <w:spacing w:line="360" w:lineRule="auto"/>
@@ -5753,6 +5621,7 @@
     <w:p>
       <w:pPr>
         <w:numPr>
+          <w:ilvl w:val="0"/>
           <w:numId w:val="0"/>
         </w:numPr>
         <w:spacing w:line="360" w:lineRule="auto"/>
@@ -5804,6 +5673,7 @@
     <w:p>
       <w:pPr>
         <w:numPr>
+          <w:ilvl w:val="0"/>
           <w:numId w:val="0"/>
         </w:numPr>
         <w:spacing w:line="360" w:lineRule="auto"/>
@@ -5855,6 +5725,7 @@
     <w:p>
       <w:pPr>
         <w:numPr>
+          <w:ilvl w:val="0"/>
           <w:numId w:val="0"/>
         </w:numPr>
         <w:spacing w:line="360" w:lineRule="auto"/>
@@ -5959,6 +5830,7 @@
     <w:p>
       <w:pPr>
         <w:numPr>
+          <w:ilvl w:val="0"/>
           <w:numId w:val="0"/>
         </w:numPr>
         <w:spacing w:line="360" w:lineRule="auto"/>
@@ -5976,6 +5848,7 @@
     <w:p>
       <w:pPr>
         <w:numPr>
+          <w:ilvl w:val="0"/>
           <w:numId w:val="0"/>
         </w:numPr>
         <w:spacing w:line="360" w:lineRule="auto"/>
@@ -6092,6 +5965,7 @@
     <w:p>
       <w:pPr>
         <w:numPr>
+          <w:ilvl w:val="0"/>
           <w:numId w:val="0"/>
         </w:numPr>
         <w:spacing w:line="360" w:lineRule="auto"/>
@@ -6164,6 +6038,7 @@
     <w:p>
       <w:pPr>
         <w:numPr>
+          <w:ilvl w:val="0"/>
           <w:numId w:val="0"/>
         </w:numPr>
         <w:spacing w:line="360" w:lineRule="auto"/>
@@ -6209,6 +6084,7 @@
     <w:p>
       <w:pPr>
         <w:numPr>
+          <w:ilvl w:val="0"/>
           <w:numId w:val="0"/>
         </w:numPr>
         <w:spacing w:line="360" w:lineRule="auto"/>
@@ -6226,6 +6102,7 @@
     <w:p>
       <w:pPr>
         <w:numPr>
+          <w:ilvl w:val="0"/>
           <w:numId w:val="0"/>
         </w:numPr>
         <w:spacing w:line="360" w:lineRule="auto"/>
@@ -6276,6 +6153,7 @@
     <w:p>
       <w:pPr>
         <w:numPr>
+          <w:ilvl w:val="0"/>
           <w:numId w:val="0"/>
         </w:numPr>
         <w:spacing w:line="360" w:lineRule="auto"/>
@@ -6399,6 +6277,7 @@
     <w:p>
       <w:pPr>
         <w:numPr>
+          <w:ilvl w:val="0"/>
           <w:numId w:val="0"/>
         </w:numPr>
         <w:spacing w:line="360" w:lineRule="auto"/>
@@ -6416,6 +6295,7 @@
     <w:p>
       <w:pPr>
         <w:numPr>
+          <w:ilvl w:val="0"/>
           <w:numId w:val="0"/>
         </w:numPr>
         <w:spacing w:line="360" w:lineRule="auto"/>
@@ -6528,6 +6408,7 @@
     <w:p>
       <w:pPr>
         <w:numPr>
+          <w:ilvl w:val="0"/>
           <w:numId w:val="0"/>
         </w:numPr>
         <w:spacing w:line="360" w:lineRule="auto"/>
@@ -6545,6 +6426,7 @@
     <w:p>
       <w:pPr>
         <w:numPr>
+          <w:ilvl w:val="0"/>
           <w:numId w:val="0"/>
         </w:numPr>
         <w:spacing w:line="360" w:lineRule="auto"/>
@@ -6573,6 +6455,7 @@
     <w:p>
       <w:pPr>
         <w:numPr>
+          <w:ilvl w:val="0"/>
           <w:numId w:val="0"/>
         </w:numPr>
         <w:spacing w:line="360" w:lineRule="auto"/>
@@ -6590,6 +6473,7 @@
     <w:p>
       <w:pPr>
         <w:numPr>
+          <w:ilvl w:val="0"/>
           <w:numId w:val="0"/>
         </w:numPr>
         <w:spacing w:line="360" w:lineRule="auto"/>
@@ -6607,6 +6491,7 @@
     <w:p>
       <w:pPr>
         <w:numPr>
+          <w:ilvl w:val="0"/>
           <w:numId w:val="0"/>
         </w:numPr>
         <w:spacing w:line="360" w:lineRule="auto"/>
@@ -6624,6 +6509,7 @@
     <w:p>
       <w:pPr>
         <w:numPr>
+          <w:ilvl w:val="0"/>
           <w:numId w:val="0"/>
         </w:numPr>
         <w:spacing w:line="360" w:lineRule="auto"/>
@@ -6641,6 +6527,7 @@
     <w:p>
       <w:pPr>
         <w:numPr>
+          <w:ilvl w:val="0"/>
           <w:numId w:val="0"/>
         </w:numPr>
         <w:spacing w:line="360" w:lineRule="auto"/>
@@ -6658,6 +6545,7 @@
     <w:p>
       <w:pPr>
         <w:numPr>
+          <w:ilvl w:val="0"/>
           <w:numId w:val="0"/>
         </w:numPr>
         <w:spacing w:line="360" w:lineRule="auto"/>
@@ -6675,6 +6563,7 @@
     <w:p>
       <w:pPr>
         <w:numPr>
+          <w:ilvl w:val="0"/>
           <w:numId w:val="0"/>
         </w:numPr>
         <w:spacing w:line="360" w:lineRule="auto"/>
@@ -6703,8 +6592,8 @@
           <w:lang w:val="en-US"/>
         </w:rPr>
       </w:pPr>
-      <w:bookmarkStart w:id="6" w:name="_Toc17652"/>
-      <w:bookmarkStart w:id="7" w:name="_Toc16305"/>
+      <w:bookmarkStart w:id="6" w:name="_Toc16305"/>
+      <w:bookmarkStart w:id="7" w:name="_Toc17652"/>
       <w:r>
         <w:rPr>
           <w:rFonts w:hint="default" w:ascii="Times New Roman" w:hAnsi="Times New Roman" w:cs="Times New Roman"/>
@@ -6746,6 +6635,7 @@
     <w:p>
       <w:pPr>
         <w:numPr>
+          <w:ilvl w:val="0"/>
           <w:numId w:val="0"/>
         </w:numPr>
         <w:ind w:leftChars="0"/>
@@ -6762,6 +6652,7 @@
     <w:p>
       <w:pPr>
         <w:numPr>
+          <w:ilvl w:val="0"/>
           <w:numId w:val="0"/>
         </w:numPr>
         <w:spacing w:line="360" w:lineRule="auto"/>
@@ -6856,6 +6747,7 @@
     <w:p>
       <w:pPr>
         <w:numPr>
+          <w:ilvl w:val="0"/>
           <w:numId w:val="0"/>
         </w:numPr>
         <w:spacing w:line="360" w:lineRule="auto"/>
@@ -6873,6 +6765,7 @@
     <w:p>
       <w:pPr>
         <w:numPr>
+          <w:ilvl w:val="0"/>
           <w:numId w:val="0"/>
         </w:numPr>
         <w:spacing w:line="360" w:lineRule="auto"/>
@@ -7011,6 +6904,7 @@
     <w:p>
       <w:pPr>
         <w:numPr>
+          <w:ilvl w:val="0"/>
           <w:numId w:val="0"/>
         </w:numPr>
         <w:spacing w:line="360" w:lineRule="auto"/>
@@ -7064,6 +6958,7 @@
       <w:pPr>
         <w:pStyle w:val="6"/>
         <w:numPr>
+          <w:ilvl w:val="0"/>
           <w:numId w:val="0"/>
         </w:numPr>
         <w:spacing w:line="360" w:lineRule="auto"/>
@@ -7125,6 +7020,7 @@
         <w:fldChar w:fldCharType="end"/>
       </w:r>
       <w:bookmarkStart w:id="8" w:name="_Toc19286"/>
+      <w:bookmarkStart w:id="9" w:name="_Toc27493"/>
       <w:r>
         <w:rPr>
           <w:rFonts w:hint="default" w:ascii="Times New Roman" w:hAnsi="Times New Roman" w:cs="Times New Roman"/>
@@ -7135,10 +7031,12 @@
         <w:t>.Confusion Matrix per algoritmin KNN</w:t>
       </w:r>
       <w:bookmarkEnd w:id="8"/>
-    </w:p>
-    <w:p>
-      <w:pPr>
-        <w:numPr>
+      <w:bookmarkEnd w:id="9"/>
+    </w:p>
+    <w:p>
+      <w:pPr>
+        <w:numPr>
+          <w:ilvl w:val="0"/>
           <w:numId w:val="0"/>
         </w:numPr>
         <w:spacing w:line="360" w:lineRule="auto"/>
@@ -7156,6 +7054,7 @@
     <w:p>
       <w:pPr>
         <w:numPr>
+          <w:ilvl w:val="0"/>
           <w:numId w:val="0"/>
         </w:numPr>
         <w:spacing w:line="360" w:lineRule="auto"/>
@@ -7272,6 +7171,7 @@
     <w:p>
       <w:pPr>
         <w:numPr>
+          <w:ilvl w:val="0"/>
           <w:numId w:val="0"/>
         </w:numPr>
         <w:spacing w:line="360" w:lineRule="auto"/>
@@ -7325,6 +7225,7 @@
       <w:pPr>
         <w:pStyle w:val="6"/>
         <w:numPr>
+          <w:ilvl w:val="0"/>
           <w:numId w:val="0"/>
         </w:numPr>
         <w:spacing w:line="360" w:lineRule="auto"/>
@@ -7385,7 +7286,8 @@
         </w:rPr>
         <w:fldChar w:fldCharType="end"/>
       </w:r>
-      <w:bookmarkStart w:id="9" w:name="_Toc333"/>
+      <w:bookmarkStart w:id="10" w:name="_Toc333"/>
+      <w:bookmarkStart w:id="11" w:name="_Toc17644"/>
       <w:r>
         <w:rPr>
           <w:rFonts w:hint="default" w:ascii="Times New Roman" w:hAnsi="Times New Roman" w:cs="Times New Roman"/>
@@ -7395,11 +7297,13 @@
         </w:rPr>
         <w:t>. Confusion Matrix per Logistic Regression</w:t>
       </w:r>
-      <w:bookmarkEnd w:id="9"/>
-    </w:p>
-    <w:p>
-      <w:pPr>
-        <w:numPr>
+      <w:bookmarkEnd w:id="10"/>
+      <w:bookmarkEnd w:id="11"/>
+    </w:p>
+    <w:p>
+      <w:pPr>
+        <w:numPr>
+          <w:ilvl w:val="0"/>
           <w:numId w:val="0"/>
         </w:numPr>
         <w:spacing w:line="360" w:lineRule="auto"/>
@@ -7417,6 +7321,7 @@
     <w:p>
       <w:pPr>
         <w:numPr>
+          <w:ilvl w:val="0"/>
           <w:numId w:val="0"/>
         </w:numPr>
         <w:spacing w:line="360" w:lineRule="auto"/>
@@ -7434,6 +7339,7 @@
     <w:p>
       <w:pPr>
         <w:numPr>
+          <w:ilvl w:val="0"/>
           <w:numId w:val="0"/>
         </w:numPr>
         <w:spacing w:line="360" w:lineRule="auto"/>
@@ -7451,6 +7357,7 @@
     <w:p>
       <w:pPr>
         <w:numPr>
+          <w:ilvl w:val="0"/>
           <w:numId w:val="0"/>
         </w:numPr>
         <w:spacing w:line="360" w:lineRule="auto"/>
@@ -7468,6 +7375,7 @@
     <w:p>
       <w:pPr>
         <w:numPr>
+          <w:ilvl w:val="0"/>
           <w:numId w:val="0"/>
         </w:numPr>
         <w:spacing w:line="360" w:lineRule="auto"/>
@@ -7485,6 +7393,7 @@
     <w:p>
       <w:pPr>
         <w:numPr>
+          <w:ilvl w:val="0"/>
           <w:numId w:val="0"/>
         </w:numPr>
         <w:spacing w:line="360" w:lineRule="auto"/>
@@ -7502,6 +7411,7 @@
     <w:p>
       <w:pPr>
         <w:numPr>
+          <w:ilvl w:val="0"/>
           <w:numId w:val="0"/>
         </w:numPr>
         <w:spacing w:line="360" w:lineRule="auto"/>
@@ -7519,6 +7429,7 @@
     <w:p>
       <w:pPr>
         <w:numPr>
+          <w:ilvl w:val="0"/>
           <w:numId w:val="0"/>
         </w:numPr>
         <w:spacing w:line="360" w:lineRule="auto"/>
@@ -7536,6 +7447,7 @@
     <w:p>
       <w:pPr>
         <w:numPr>
+          <w:ilvl w:val="0"/>
           <w:numId w:val="0"/>
         </w:numPr>
         <w:spacing w:line="360" w:lineRule="auto"/>
@@ -7553,6 +7465,7 @@
     <w:p>
       <w:pPr>
         <w:numPr>
+          <w:ilvl w:val="0"/>
           <w:numId w:val="0"/>
         </w:numPr>
         <w:spacing w:line="360" w:lineRule="auto"/>
@@ -7570,6 +7483,7 @@
     <w:p>
       <w:pPr>
         <w:numPr>
+          <w:ilvl w:val="0"/>
           <w:numId w:val="0"/>
         </w:numPr>
         <w:spacing w:line="360" w:lineRule="auto"/>
@@ -7614,29 +7528,36 @@
           <w:szCs w:val="24"/>
           <w:lang w:val="en-US"/>
         </w:rPr>
-        <w:t>Rrjeti nervor MLP është eksperimenti kryesor “deep learning” në projekt. Dy arkitektura u testuan: (64, 32) dhe (128, 64, 32), me aktivizimet ReLU dhe Tanh, dy vlera për alpha dhe dy vlera për learning_rate_init.</w:t>
-      </w:r>
-      <w:r>
-        <w:rPr>
-          <w:rFonts w:hint="default" w:ascii="Times New Roman" w:hAnsi="Times New Roman" w:cs="Times New Roman"/>
-          <w:b w:val="0"/>
-          <w:bCs w:val="0"/>
-          <w:sz w:val="24"/>
-          <w:szCs w:val="24"/>
-          <w:lang w:val="en-US"/>
-        </w:rPr>
-        <w:br w:type="textWrapping"/>
-      </w:r>
-      <w:r>
-        <w:rPr>
-          <w:rFonts w:hint="default" w:ascii="Times New Roman" w:hAnsi="Times New Roman" w:cs="Times New Roman"/>
-          <w:b w:val="0"/>
-          <w:bCs w:val="0"/>
-          <w:sz w:val="24"/>
-          <w:szCs w:val="24"/>
-          <w:lang w:val="en-US"/>
-        </w:rPr>
-        <w:t>GridSearchCV me 5</w:t>
+        <w:t>Rrjeti nervor MLP është eksperimenti kryesor “deep learning” në projekt.:</w:t>
+      </w:r>
+    </w:p>
+    <w:p>
+      <w:pPr>
+        <w:numPr>
+          <w:ilvl w:val="0"/>
+          <w:numId w:val="0"/>
+        </w:numPr>
+        <w:spacing w:line="360" w:lineRule="auto"/>
+        <w:ind w:leftChars="0"/>
+        <w:rPr>
+          <w:rFonts w:hint="default" w:ascii="Times New Roman" w:hAnsi="Times New Roman" w:cs="Times New Roman"/>
+          <w:b w:val="0"/>
+          <w:bCs w:val="0"/>
+          <w:sz w:val="24"/>
+          <w:szCs w:val="24"/>
+          <w:lang w:val="en-US"/>
+        </w:rPr>
+      </w:pPr>
+      <w:r>
+        <w:rPr>
+          <w:rFonts w:hint="default" w:ascii="Times New Roman" w:hAnsi="Times New Roman" w:cs="Times New Roman"/>
+          <w:b w:val="0"/>
+          <w:bCs w:val="0"/>
+          <w:sz w:val="24"/>
+          <w:szCs w:val="24"/>
+          <w:lang w:val="en-US"/>
+        </w:rPr>
+        <w:t>Në versionin e ri të notebook</w:t>
       </w:r>
       <w:r>
         <w:rPr>
@@ -7658,12 +7579,13 @@
           <w:szCs w:val="24"/>
           <w:lang w:val="en-US"/>
         </w:rPr>
-        <w:t>fold CV gjeti konfigurimin optimal:</w:t>
-      </w:r>
-    </w:p>
-    <w:p>
-      <w:pPr>
-        <w:numPr>
+        <w:t>ut, rrjeti nervor MLP u ritrainua me parametrat optimalë të gjetur më herët, me qëllim që të dokumentohej edhe sjellja e trajnimit përgjatë epokave. Pipeline përfshinte parapërpunimin e të dhënave, përzgjedhjen e veçorive me SelectKBest(k=3) dhe klasifikuesin MLPClassifier me arkitekturë (128,64,32)(128,64,32), aktivizim tanh, alpha=0.0001 dhe learning_rate_init=0.001. Modeli u ekzekutua me maksimum 200 epoka, ndërsa përdorimi i early_stopping=True, validation_fraction=0.1 dhe n_iter_no_change=20 bëri që trajnimi të ndalej automatikisht pas 62 epokash, duke shmangur mbimësimin dhe duke mundësuar analizën e loss_curve dhe validation_scores gjatë trajnimit.</w:t>
+      </w:r>
+    </w:p>
+    <w:p>
+      <w:pPr>
+        <w:numPr>
+          <w:ilvl w:val="0"/>
           <w:numId w:val="0"/>
         </w:numPr>
         <w:spacing w:line="360" w:lineRule="auto"/>
@@ -7681,6 +7603,7 @@
     <w:p>
       <w:pPr>
         <w:numPr>
+          <w:ilvl w:val="0"/>
           <w:numId w:val="0"/>
         </w:numPr>
         <w:spacing w:line="360" w:lineRule="auto"/>
@@ -7698,6 +7621,7 @@
     <w:p>
       <w:pPr>
         <w:numPr>
+          <w:ilvl w:val="0"/>
           <w:numId w:val="0"/>
         </w:numPr>
         <w:pBdr>
@@ -7712,28 +7636,18 @@
         <w:jc w:val="center"/>
         <w:rPr>
           <w:rFonts w:hint="default" w:ascii="Times New Roman" w:hAnsi="Times New Roman" w:cs="Times New Roman"/>
-          <w:b/>
-          <w:bCs/>
-          <w:sz w:val="24"/>
-          <w:szCs w:val="24"/>
-          <w:lang w:val="en-US"/>
-        </w:rPr>
-      </w:pPr>
-      <w:r>
-        <w:rPr>
-          <w:rFonts w:hint="default" w:ascii="Times New Roman" w:hAnsi="Times New Roman" w:cs="Times New Roman"/>
-          <w:b/>
-          <w:bCs/>
-          <w:sz w:val="24"/>
-          <w:szCs w:val="24"/>
-          <w:lang w:val="en-US"/>
-        </w:rPr>
-        <w:t>Arkitektura: (128, 64, 32)</w:t>
-      </w:r>
-    </w:p>
-    <w:p>
-      <w:pPr>
-        <w:numPr>
+          <w:b w:val="0"/>
+          <w:bCs w:val="0"/>
+          <w:sz w:val="24"/>
+          <w:szCs w:val="24"/>
+          <w:lang w:val="en-US"/>
+        </w:rPr>
+      </w:pPr>
+    </w:p>
+    <w:p>
+      <w:pPr>
+        <w:numPr>
+          <w:ilvl w:val="0"/>
           <w:numId w:val="0"/>
         </w:numPr>
         <w:pBdr>
@@ -7764,387 +7678,167 @@
           <w:szCs w:val="24"/>
           <w:lang w:val="en-US"/>
         </w:rPr>
-        <w:t>Aktivizim: ReLU</w:t>
-      </w:r>
-    </w:p>
-    <w:p>
-      <w:pPr>
-        <w:numPr>
+        <w:t>Arkitektura: (128, 64, 32)</w:t>
+      </w:r>
+      <w:r>
+        <w:rPr>
+          <w:rFonts w:hint="default" w:ascii="Times New Roman" w:hAnsi="Times New Roman" w:cs="Times New Roman"/>
+          <w:b w:val="0"/>
+          <w:bCs w:val="0"/>
+          <w:sz w:val="24"/>
+          <w:szCs w:val="24"/>
+          <w:lang w:val="en-US"/>
+        </w:rPr>
+        <w:br w:type="textWrapping"/>
+      </w:r>
+      <w:r>
+        <w:rPr>
+          <w:rFonts w:hint="default" w:ascii="Times New Roman" w:hAnsi="Times New Roman" w:cs="Times New Roman"/>
+          <w:b w:val="0"/>
+          <w:bCs w:val="0"/>
+          <w:sz w:val="24"/>
+          <w:szCs w:val="24"/>
+          <w:lang w:val="en-US"/>
+        </w:rPr>
+        <w:t>Aktivizimi: tanh</w:t>
+      </w:r>
+      <w:r>
+        <w:rPr>
+          <w:rFonts w:hint="default" w:ascii="Times New Roman" w:hAnsi="Times New Roman" w:cs="Times New Roman"/>
+          <w:b w:val="0"/>
+          <w:bCs w:val="0"/>
+          <w:sz w:val="24"/>
+          <w:szCs w:val="24"/>
+          <w:lang w:val="en-US"/>
+        </w:rPr>
+        <w:br w:type="textWrapping"/>
+      </w:r>
+      <w:r>
+        <w:rPr>
+          <w:rFonts w:hint="default" w:ascii="Times New Roman" w:hAnsi="Times New Roman" w:cs="Times New Roman"/>
+          <w:b w:val="0"/>
+          <w:bCs w:val="0"/>
+          <w:sz w:val="24"/>
+          <w:szCs w:val="24"/>
+          <w:lang w:val="en-US"/>
+        </w:rPr>
+        <w:t>alpha: 0.0001</w:t>
+      </w:r>
+      <w:r>
+        <w:rPr>
+          <w:rFonts w:hint="default" w:ascii="Times New Roman" w:hAnsi="Times New Roman" w:cs="Times New Roman"/>
+          <w:b w:val="0"/>
+          <w:bCs w:val="0"/>
+          <w:sz w:val="24"/>
+          <w:szCs w:val="24"/>
+          <w:lang w:val="en-US"/>
+        </w:rPr>
+        <w:br w:type="textWrapping"/>
+      </w:r>
+      <w:r>
+        <w:rPr>
+          <w:rFonts w:hint="default" w:ascii="Times New Roman" w:hAnsi="Times New Roman" w:cs="Times New Roman"/>
+          <w:b w:val="0"/>
+          <w:bCs w:val="0"/>
+          <w:sz w:val="24"/>
+          <w:szCs w:val="24"/>
+          <w:lang w:val="en-US"/>
+        </w:rPr>
+        <w:t>learning_rate_init: 0.001</w:t>
+      </w:r>
+      <w:r>
+        <w:rPr>
+          <w:rFonts w:hint="default" w:ascii="Times New Roman" w:hAnsi="Times New Roman" w:cs="Times New Roman"/>
+          <w:b w:val="0"/>
+          <w:bCs w:val="0"/>
+          <w:sz w:val="24"/>
+          <w:szCs w:val="24"/>
+          <w:lang w:val="en-US"/>
+        </w:rPr>
+        <w:br w:type="textWrapping"/>
+      </w:r>
+      <w:r>
+        <w:rPr>
+          <w:rFonts w:hint="default" w:ascii="Times New Roman" w:hAnsi="Times New Roman" w:cs="Times New Roman"/>
+          <w:b w:val="0"/>
+          <w:bCs w:val="0"/>
+          <w:sz w:val="24"/>
+          <w:szCs w:val="24"/>
+          <w:lang w:val="en-US"/>
+        </w:rPr>
+        <w:t>max_iter: 200</w:t>
+      </w:r>
+      <w:r>
+        <w:rPr>
+          <w:rFonts w:hint="default" w:ascii="Times New Roman" w:hAnsi="Times New Roman" w:cs="Times New Roman"/>
+          <w:b w:val="0"/>
+          <w:bCs w:val="0"/>
+          <w:sz w:val="24"/>
+          <w:szCs w:val="24"/>
+          <w:lang w:val="en-US"/>
+        </w:rPr>
+        <w:br w:type="textWrapping"/>
+      </w:r>
+      <w:r>
+        <w:rPr>
+          <w:rFonts w:hint="default" w:ascii="Times New Roman" w:hAnsi="Times New Roman" w:cs="Times New Roman"/>
+          <w:b w:val="0"/>
+          <w:bCs w:val="0"/>
+          <w:sz w:val="24"/>
+          <w:szCs w:val="24"/>
+          <w:lang w:val="en-US"/>
+        </w:rPr>
+        <w:t>k: 3 (SelectKBest)</w:t>
+      </w:r>
+      <w:r>
+        <w:rPr>
+          <w:rFonts w:hint="default" w:ascii="Times New Roman" w:hAnsi="Times New Roman" w:cs="Times New Roman"/>
+          <w:b w:val="0"/>
+          <w:bCs w:val="0"/>
+          <w:sz w:val="24"/>
+          <w:szCs w:val="24"/>
+          <w:lang w:val="en-US"/>
+        </w:rPr>
+        <w:br w:type="textWrapping"/>
+      </w:r>
+      <w:r>
+        <w:rPr>
+          <w:rFonts w:hint="default" w:ascii="Times New Roman" w:hAnsi="Times New Roman" w:cs="Times New Roman"/>
+          <w:b w:val="0"/>
+          <w:bCs w:val="0"/>
+          <w:sz w:val="24"/>
+          <w:szCs w:val="24"/>
+          <w:lang w:val="en-US"/>
+        </w:rPr>
+        <w:t>Early stopping: trajnimi konvergoi pas 62 epokash</w:t>
+      </w:r>
+    </w:p>
+    <w:p>
+      <w:pPr>
+        <w:numPr>
+          <w:ilvl w:val="0"/>
           <w:numId w:val="0"/>
         </w:numPr>
-        <w:pBdr>
-          <w:top w:val="single" w:color="auto" w:sz="4" w:space="0"/>
-          <w:left w:val="single" w:color="auto" w:sz="4" w:space="0"/>
-          <w:bottom w:val="single" w:color="auto" w:sz="4" w:space="0"/>
-          <w:right w:val="single" w:color="auto" w:sz="4" w:space="0"/>
-        </w:pBdr>
-        <w:shd w:val="clear" w:fill="FBE6D6" w:themeFill="accent2" w:themeFillTint="32"/>
         <w:spacing w:line="360" w:lineRule="auto"/>
         <w:ind w:leftChars="0"/>
-        <w:jc w:val="center"/>
-        <w:rPr>
-          <w:rFonts w:hint="default" w:ascii="Times New Roman" w:hAnsi="Times New Roman" w:cs="Times New Roman"/>
-          <w:b w:val="0"/>
-          <w:bCs w:val="0"/>
-          <w:sz w:val="24"/>
-          <w:szCs w:val="24"/>
-          <w:lang w:val="en-US"/>
-        </w:rPr>
-      </w:pPr>
-      <w:r>
-        <w:rPr>
-          <w:rFonts w:hint="default" w:ascii="Times New Roman" w:hAnsi="Times New Roman" w:cs="Times New Roman"/>
-          <w:b w:val="0"/>
-          <w:bCs w:val="0"/>
-          <w:sz w:val="24"/>
-          <w:szCs w:val="24"/>
-          <w:lang w:val="en-US"/>
-        </w:rPr>
-        <w:t>alpha = 0.001</w:t>
-      </w:r>
-    </w:p>
-    <w:p>
-      <w:pPr>
-        <w:numPr>
+        <w:rPr>
+          <w:rFonts w:hint="default" w:ascii="Times New Roman" w:hAnsi="Times New Roman" w:cs="Times New Roman"/>
+          <w:b w:val="0"/>
+          <w:bCs w:val="0"/>
+          <w:sz w:val="24"/>
+          <w:szCs w:val="24"/>
+          <w:lang w:val="en-US"/>
+        </w:rPr>
+      </w:pPr>
+    </w:p>
+    <w:p>
+      <w:pPr>
+        <w:numPr>
+          <w:ilvl w:val="0"/>
           <w:numId w:val="0"/>
         </w:numPr>
-        <w:pBdr>
-          <w:top w:val="single" w:color="auto" w:sz="4" w:space="0"/>
-          <w:left w:val="single" w:color="auto" w:sz="4" w:space="0"/>
-          <w:bottom w:val="single" w:color="auto" w:sz="4" w:space="0"/>
-          <w:right w:val="single" w:color="auto" w:sz="4" w:space="0"/>
-        </w:pBdr>
-        <w:shd w:val="clear" w:fill="FBE6D6" w:themeFill="accent2" w:themeFillTint="32"/>
         <w:spacing w:line="360" w:lineRule="auto"/>
         <w:ind w:leftChars="0"/>
-        <w:jc w:val="center"/>
-        <w:rPr>
-          <w:rFonts w:hint="default" w:ascii="Times New Roman" w:hAnsi="Times New Roman" w:cs="Times New Roman"/>
-          <w:b w:val="0"/>
-          <w:bCs w:val="0"/>
-          <w:sz w:val="24"/>
-          <w:szCs w:val="24"/>
-          <w:lang w:val="en-US"/>
-        </w:rPr>
-      </w:pPr>
-      <w:r>
-        <w:rPr>
-          <w:rFonts w:hint="default" w:ascii="Times New Roman" w:hAnsi="Times New Roman" w:cs="Times New Roman"/>
-          <w:b w:val="0"/>
-          <w:bCs w:val="0"/>
-          <w:sz w:val="24"/>
-          <w:szCs w:val="24"/>
-          <w:lang w:val="en-US"/>
-        </w:rPr>
-        <w:t>learning_rate_init = 0.01</w:t>
-      </w:r>
-    </w:p>
-    <w:p>
-      <w:pPr>
-        <w:numPr>
-          <w:numId w:val="0"/>
-        </w:numPr>
-        <w:pBdr>
-          <w:top w:val="single" w:color="auto" w:sz="4" w:space="0"/>
-          <w:left w:val="single" w:color="auto" w:sz="4" w:space="0"/>
-          <w:bottom w:val="single" w:color="auto" w:sz="4" w:space="0"/>
-          <w:right w:val="single" w:color="auto" w:sz="4" w:space="0"/>
-        </w:pBdr>
-        <w:shd w:val="clear" w:fill="FBE6D6" w:themeFill="accent2" w:themeFillTint="32"/>
-        <w:spacing w:line="360" w:lineRule="auto"/>
-        <w:ind w:leftChars="0"/>
-        <w:jc w:val="center"/>
-        <w:rPr>
-          <w:rFonts w:hint="default" w:ascii="Times New Roman" w:hAnsi="Times New Roman" w:cs="Times New Roman"/>
-          <w:b w:val="0"/>
-          <w:bCs w:val="0"/>
-          <w:sz w:val="24"/>
-          <w:szCs w:val="24"/>
-          <w:lang w:val="en-US"/>
-        </w:rPr>
-      </w:pPr>
-      <w:r>
-        <w:rPr>
-          <w:rFonts w:hint="default" w:ascii="Times New Roman" w:hAnsi="Times New Roman" w:cs="Times New Roman"/>
-          <w:b w:val="0"/>
-          <w:bCs w:val="0"/>
-          <w:sz w:val="24"/>
-          <w:szCs w:val="24"/>
-          <w:lang w:val="en-US"/>
-        </w:rPr>
-        <w:t>k = 3 (SelectKBest)</w:t>
-      </w:r>
-    </w:p>
-    <w:p>
-      <w:pPr>
-        <w:numPr>
-          <w:numId w:val="0"/>
-        </w:numPr>
-        <w:pBdr>
-          <w:top w:val="single" w:color="auto" w:sz="4" w:space="0"/>
-          <w:left w:val="single" w:color="auto" w:sz="4" w:space="0"/>
-          <w:bottom w:val="single" w:color="auto" w:sz="4" w:space="0"/>
-          <w:right w:val="single" w:color="auto" w:sz="4" w:space="0"/>
-        </w:pBdr>
-        <w:shd w:val="clear" w:fill="FBE6D6" w:themeFill="accent2" w:themeFillTint="32"/>
-        <w:spacing w:line="360" w:lineRule="auto"/>
-        <w:ind w:leftChars="0"/>
-        <w:jc w:val="center"/>
-        <w:rPr>
-          <w:rFonts w:hint="default" w:ascii="Times New Roman" w:hAnsi="Times New Roman" w:cs="Times New Roman"/>
-          <w:b w:val="0"/>
-          <w:bCs w:val="0"/>
-          <w:sz w:val="24"/>
-          <w:szCs w:val="24"/>
-          <w:lang w:val="en-US"/>
-        </w:rPr>
-      </w:pPr>
-      <w:r>
-        <w:rPr>
-          <w:rFonts w:hint="default" w:ascii="Times New Roman" w:hAnsi="Times New Roman" w:cs="Times New Roman"/>
-          <w:b w:val="0"/>
-          <w:bCs w:val="0"/>
-          <w:sz w:val="24"/>
-          <w:szCs w:val="24"/>
-          <w:lang w:val="en-US"/>
-        </w:rPr>
-        <w:t>Me këtë konfigurim, në test u arritën:</w:t>
-      </w:r>
-    </w:p>
-    <w:p>
-      <w:pPr>
-        <w:numPr>
-          <w:numId w:val="0"/>
-        </w:numPr>
-        <w:pBdr>
-          <w:top w:val="single" w:color="auto" w:sz="4" w:space="0"/>
-          <w:left w:val="single" w:color="auto" w:sz="4" w:space="0"/>
-          <w:bottom w:val="single" w:color="auto" w:sz="4" w:space="0"/>
-          <w:right w:val="single" w:color="auto" w:sz="4" w:space="0"/>
-        </w:pBdr>
-        <w:shd w:val="clear" w:fill="FBE6D6" w:themeFill="accent2" w:themeFillTint="32"/>
-        <w:spacing w:line="360" w:lineRule="auto"/>
-        <w:ind w:leftChars="0"/>
-        <w:jc w:val="center"/>
-        <w:rPr>
-          <w:rFonts w:hint="default" w:ascii="Times New Roman" w:hAnsi="Times New Roman" w:cs="Times New Roman"/>
-          <w:b w:val="0"/>
-          <w:bCs w:val="0"/>
-          <w:sz w:val="24"/>
-          <w:szCs w:val="24"/>
-          <w:lang w:val="en-US"/>
-        </w:rPr>
-      </w:pPr>
-      <w:r>
-        <w:rPr>
-          <w:rFonts w:hint="default" w:ascii="Times New Roman" w:hAnsi="Times New Roman" w:cs="Times New Roman"/>
-          <w:b w:val="0"/>
-          <w:bCs w:val="0"/>
-          <w:sz w:val="24"/>
-          <w:szCs w:val="24"/>
-          <w:lang w:val="en-US"/>
-        </w:rPr>
-        <w:t>Accuracy ≈ 0.91</w:t>
-      </w:r>
-    </w:p>
-    <w:p>
-      <w:pPr>
-        <w:numPr>
-          <w:numId w:val="0"/>
-        </w:numPr>
-        <w:pBdr>
-          <w:top w:val="single" w:color="auto" w:sz="4" w:space="0"/>
-          <w:left w:val="single" w:color="auto" w:sz="4" w:space="0"/>
-          <w:bottom w:val="single" w:color="auto" w:sz="4" w:space="0"/>
-          <w:right w:val="single" w:color="auto" w:sz="4" w:space="0"/>
-        </w:pBdr>
-        <w:shd w:val="clear" w:fill="FBE6D6" w:themeFill="accent2" w:themeFillTint="32"/>
-        <w:spacing w:line="360" w:lineRule="auto"/>
-        <w:ind w:leftChars="0"/>
-        <w:jc w:val="center"/>
-        <w:rPr>
-          <w:rFonts w:hint="default" w:ascii="Times New Roman" w:hAnsi="Times New Roman" w:cs="Times New Roman"/>
-          <w:b w:val="0"/>
-          <w:bCs w:val="0"/>
-          <w:sz w:val="24"/>
-          <w:szCs w:val="24"/>
-          <w:lang w:val="en-US"/>
-        </w:rPr>
-      </w:pPr>
-      <w:r>
-        <w:rPr>
-          <w:rFonts w:hint="default" w:ascii="Times New Roman" w:hAnsi="Times New Roman" w:cs="Times New Roman"/>
-          <w:b w:val="0"/>
-          <w:bCs w:val="0"/>
-          <w:sz w:val="24"/>
-          <w:szCs w:val="24"/>
-          <w:lang w:val="en-US"/>
-        </w:rPr>
-        <w:t>Precision</w:t>
-      </w:r>
-      <w:r>
-        <w:rPr>
-          <w:rFonts w:hint="default" w:ascii="Times New Roman" w:hAnsi="Times New Roman" w:cs="Times New Roman"/>
-          <w:b w:val="0"/>
-          <w:bCs w:val="0"/>
-          <w:sz w:val="24"/>
-          <w:szCs w:val="24"/>
-          <w:lang w:val="en-US"/>
-        </w:rPr>
-        <w:noBreakHyphen/>
-      </w:r>
-      <w:r>
-        <w:rPr>
-          <w:rFonts w:hint="default" w:ascii="Times New Roman" w:hAnsi="Times New Roman" w:cs="Times New Roman"/>
-          <w:b w:val="0"/>
-          <w:bCs w:val="0"/>
-          <w:sz w:val="24"/>
-          <w:szCs w:val="24"/>
-          <w:lang w:val="en-US"/>
-        </w:rPr>
-        <w:t>macro ≈ 0.91</w:t>
-      </w:r>
-    </w:p>
-    <w:p>
-      <w:pPr>
-        <w:numPr>
-          <w:numId w:val="0"/>
-        </w:numPr>
-        <w:pBdr>
-          <w:top w:val="single" w:color="auto" w:sz="4" w:space="0"/>
-          <w:left w:val="single" w:color="auto" w:sz="4" w:space="0"/>
-          <w:bottom w:val="single" w:color="auto" w:sz="4" w:space="0"/>
-          <w:right w:val="single" w:color="auto" w:sz="4" w:space="0"/>
-        </w:pBdr>
-        <w:shd w:val="clear" w:fill="FBE6D6" w:themeFill="accent2" w:themeFillTint="32"/>
-        <w:spacing w:line="360" w:lineRule="auto"/>
-        <w:ind w:leftChars="0"/>
-        <w:jc w:val="center"/>
-        <w:rPr>
-          <w:rFonts w:hint="default" w:ascii="Times New Roman" w:hAnsi="Times New Roman" w:cs="Times New Roman"/>
-          <w:b w:val="0"/>
-          <w:bCs w:val="0"/>
-          <w:sz w:val="24"/>
-          <w:szCs w:val="24"/>
-          <w:lang w:val="en-US"/>
-        </w:rPr>
-      </w:pPr>
-      <w:r>
-        <w:rPr>
-          <w:rFonts w:hint="default" w:ascii="Times New Roman" w:hAnsi="Times New Roman" w:cs="Times New Roman"/>
-          <w:b w:val="0"/>
-          <w:bCs w:val="0"/>
-          <w:sz w:val="24"/>
-          <w:szCs w:val="24"/>
-          <w:lang w:val="en-US"/>
-        </w:rPr>
-        <w:t>Recall</w:t>
-      </w:r>
-      <w:r>
-        <w:rPr>
-          <w:rFonts w:hint="default" w:ascii="Times New Roman" w:hAnsi="Times New Roman" w:cs="Times New Roman"/>
-          <w:b w:val="0"/>
-          <w:bCs w:val="0"/>
-          <w:sz w:val="24"/>
-          <w:szCs w:val="24"/>
-          <w:lang w:val="en-US"/>
-        </w:rPr>
-        <w:noBreakHyphen/>
-      </w:r>
-      <w:r>
-        <w:rPr>
-          <w:rFonts w:hint="default" w:ascii="Times New Roman" w:hAnsi="Times New Roman" w:cs="Times New Roman"/>
-          <w:b w:val="0"/>
-          <w:bCs w:val="0"/>
-          <w:sz w:val="24"/>
-          <w:szCs w:val="24"/>
-          <w:lang w:val="en-US"/>
-        </w:rPr>
-        <w:t>macro ≈ 0.81</w:t>
-      </w:r>
-    </w:p>
-    <w:p>
-      <w:pPr>
-        <w:numPr>
-          <w:numId w:val="0"/>
-        </w:numPr>
-        <w:pBdr>
-          <w:top w:val="single" w:color="auto" w:sz="4" w:space="0"/>
-          <w:left w:val="single" w:color="auto" w:sz="4" w:space="0"/>
-          <w:bottom w:val="single" w:color="auto" w:sz="4" w:space="0"/>
-          <w:right w:val="single" w:color="auto" w:sz="4" w:space="0"/>
-        </w:pBdr>
-        <w:shd w:val="clear" w:fill="FBE6D6" w:themeFill="accent2" w:themeFillTint="32"/>
-        <w:spacing w:line="360" w:lineRule="auto"/>
-        <w:ind w:leftChars="0"/>
-        <w:jc w:val="center"/>
-        <w:rPr>
-          <w:rFonts w:hint="default" w:ascii="Times New Roman" w:hAnsi="Times New Roman" w:cs="Times New Roman"/>
-          <w:b w:val="0"/>
-          <w:bCs w:val="0"/>
-          <w:sz w:val="24"/>
-          <w:szCs w:val="24"/>
-          <w:lang w:val="en-US"/>
-        </w:rPr>
-      </w:pPr>
-      <w:r>
-        <w:rPr>
-          <w:rFonts w:hint="default" w:ascii="Times New Roman" w:hAnsi="Times New Roman" w:cs="Times New Roman"/>
-          <w:b w:val="0"/>
-          <w:bCs w:val="0"/>
-          <w:sz w:val="24"/>
-          <w:szCs w:val="24"/>
-          <w:lang w:val="en-US"/>
-        </w:rPr>
-        <w:t>F1</w:t>
-      </w:r>
-      <w:r>
-        <w:rPr>
-          <w:rFonts w:hint="default" w:ascii="Times New Roman" w:hAnsi="Times New Roman" w:cs="Times New Roman"/>
-          <w:b w:val="0"/>
-          <w:bCs w:val="0"/>
-          <w:sz w:val="24"/>
-          <w:szCs w:val="24"/>
-          <w:lang w:val="en-US"/>
-        </w:rPr>
-        <w:noBreakHyphen/>
-      </w:r>
-      <w:r>
-        <w:rPr>
-          <w:rFonts w:hint="default" w:ascii="Times New Roman" w:hAnsi="Times New Roman" w:cs="Times New Roman"/>
-          <w:b w:val="0"/>
-          <w:bCs w:val="0"/>
-          <w:sz w:val="24"/>
-          <w:szCs w:val="24"/>
-          <w:lang w:val="en-US"/>
-        </w:rPr>
-        <w:t>macro ≈ 0.84</w:t>
-      </w:r>
-    </w:p>
-    <w:p>
-      <w:pPr>
-        <w:numPr>
-          <w:numId w:val="0"/>
-        </w:numPr>
-        <w:spacing w:line="360" w:lineRule="auto"/>
-        <w:ind w:leftChars="0"/>
-        <w:rPr>
-          <w:rFonts w:hint="default" w:ascii="Times New Roman" w:hAnsi="Times New Roman" w:cs="Times New Roman"/>
-          <w:b w:val="0"/>
-          <w:bCs w:val="0"/>
-          <w:sz w:val="24"/>
-          <w:szCs w:val="24"/>
-          <w:lang w:val="en-US"/>
-        </w:rPr>
-      </w:pPr>
-    </w:p>
-    <w:p>
-      <w:pPr>
-        <w:numPr>
-          <w:numId w:val="0"/>
-        </w:numPr>
-        <w:spacing w:line="360" w:lineRule="auto"/>
-        <w:ind w:leftChars="0"/>
         <w:rPr>
           <w:rFonts w:hint="default" w:ascii="Times New Roman" w:hAnsi="Times New Roman" w:cs="Times New Roman"/>
           <w:b w:val="0"/>
@@ -8191,6 +7885,7 @@
     <w:p>
       <w:pPr>
         <w:numPr>
+          <w:ilvl w:val="0"/>
           <w:numId w:val="0"/>
         </w:numPr>
         <w:spacing w:line="360" w:lineRule="auto"/>
@@ -8199,9 +7894,9 @@
       <w:r>
         <w:drawing>
           <wp:inline distT="0" distB="0" distL="114300" distR="114300">
-            <wp:extent cx="5270500" cy="3949700"/>
-            <wp:effectExtent l="0" t="0" r="2540" b="12700"/>
-            <wp:docPr id="3" name="Picture 3"/>
+            <wp:extent cx="5270500" cy="3956685"/>
+            <wp:effectExtent l="0" t="0" r="2540" b="5715"/>
+            <wp:docPr id="10" name="Picture 1"/>
             <wp:cNvGraphicFramePr>
               <a:graphicFrameLocks xmlns:a="http://schemas.openxmlformats.org/drawingml/2006/main" noChangeAspect="1"/>
             </wp:cNvGraphicFramePr>
@@ -8209,7 +7904,7 @@
               <a:graphicData uri="http://schemas.openxmlformats.org/drawingml/2006/picture">
                 <pic:pic xmlns:pic="http://schemas.openxmlformats.org/drawingml/2006/picture">
                   <pic:nvPicPr>
-                    <pic:cNvPr id="3" name="Picture 3"/>
+                    <pic:cNvPr id="10" name="Picture 1"/>
                     <pic:cNvPicPr>
                       <a:picLocks noChangeAspect="1"/>
                     </pic:cNvPicPr>
@@ -8223,7 +7918,7 @@
                   <pic:spPr>
                     <a:xfrm>
                       <a:off x="0" y="0"/>
-                      <a:ext cx="5270500" cy="3949700"/>
+                      <a:ext cx="5270500" cy="3956685"/>
                     </a:xfrm>
                     <a:prstGeom prst="rect">
                       <a:avLst/>
@@ -8244,6 +7939,7 @@
       <w:pPr>
         <w:pStyle w:val="6"/>
         <w:numPr>
+          <w:ilvl w:val="0"/>
           <w:numId w:val="0"/>
         </w:numPr>
         <w:spacing w:line="360" w:lineRule="auto"/>
@@ -8304,7 +8000,8 @@
         </w:rPr>
         <w:fldChar w:fldCharType="end"/>
       </w:r>
-      <w:bookmarkStart w:id="10" w:name="_Toc24063"/>
+      <w:bookmarkStart w:id="12" w:name="_Toc24063"/>
+      <w:bookmarkStart w:id="13" w:name="_Toc23541"/>
       <w:r>
         <w:rPr>
           <w:rFonts w:hint="default" w:ascii="Times New Roman" w:hAnsi="Times New Roman" w:cs="Times New Roman"/>
@@ -8314,7 +8011,8 @@
         </w:rPr>
         <w:t>.Confusion Matrix for Neural Network</w:t>
       </w:r>
-      <w:bookmarkEnd w:id="10"/>
+      <w:bookmarkEnd w:id="12"/>
+      <w:bookmarkEnd w:id="13"/>
     </w:p>
     <w:p>
       <w:pPr>
@@ -8335,6 +8033,7 @@
     <w:p>
       <w:pPr>
         <w:numPr>
+          <w:ilvl w:val="0"/>
           <w:numId w:val="0"/>
         </w:numPr>
         <w:spacing w:line="360" w:lineRule="auto"/>
@@ -8343,9 +8042,9 @@
       <w:r>
         <w:drawing>
           <wp:inline distT="0" distB="0" distL="114300" distR="114300">
-            <wp:extent cx="5272405" cy="2825750"/>
-            <wp:effectExtent l="0" t="0" r="635" b="8890"/>
-            <wp:docPr id="4" name="Picture 4"/>
+            <wp:extent cx="5266690" cy="2936240"/>
+            <wp:effectExtent l="0" t="0" r="6350" b="5080"/>
+            <wp:docPr id="11" name="Picture 2"/>
             <wp:cNvGraphicFramePr>
               <a:graphicFrameLocks xmlns:a="http://schemas.openxmlformats.org/drawingml/2006/main" noChangeAspect="1"/>
             </wp:cNvGraphicFramePr>
@@ -8353,7 +8052,7 @@
               <a:graphicData uri="http://schemas.openxmlformats.org/drawingml/2006/picture">
                 <pic:pic xmlns:pic="http://schemas.openxmlformats.org/drawingml/2006/picture">
                   <pic:nvPicPr>
-                    <pic:cNvPr id="4" name="Picture 4"/>
+                    <pic:cNvPr id="11" name="Picture 2"/>
                     <pic:cNvPicPr>
                       <a:picLocks noChangeAspect="1"/>
                     </pic:cNvPicPr>
@@ -8367,7 +8066,7 @@
                   <pic:spPr>
                     <a:xfrm>
                       <a:off x="0" y="0"/>
-                      <a:ext cx="5272405" cy="2825750"/>
+                      <a:ext cx="5266690" cy="2936240"/>
                     </a:xfrm>
                     <a:prstGeom prst="rect">
                       <a:avLst/>
@@ -8388,6 +8087,7 @@
       <w:pPr>
         <w:pStyle w:val="6"/>
         <w:numPr>
+          <w:ilvl w:val="0"/>
           <w:numId w:val="0"/>
         </w:numPr>
         <w:spacing w:line="360" w:lineRule="auto"/>
@@ -8462,7 +8162,8 @@
         </w:rPr>
         <w:fldChar w:fldCharType="end"/>
       </w:r>
-      <w:bookmarkStart w:id="11" w:name="_Toc1003"/>
+      <w:bookmarkStart w:id="14" w:name="_Toc1003"/>
+      <w:bookmarkStart w:id="15" w:name="_Toc26485"/>
       <w:r>
         <w:rPr>
           <w:rFonts w:hint="default" w:ascii="Times New Roman" w:hAnsi="Times New Roman" w:cs="Times New Roman"/>
@@ -8474,16 +8175,252 @@
         </w:rPr>
         <w:t>. Fully Connected Neural Network</w:t>
       </w:r>
-      <w:bookmarkEnd w:id="11"/>
-    </w:p>
-    <w:p>
-      <w:pPr>
-        <w:numPr>
+      <w:bookmarkEnd w:id="14"/>
+      <w:bookmarkEnd w:id="15"/>
+    </w:p>
+    <w:p>
+      <w:pPr>
+        <w:numPr>
+          <w:ilvl w:val="0"/>
           <w:numId w:val="0"/>
         </w:numPr>
         <w:spacing w:line="360" w:lineRule="auto"/>
         <w:ind w:leftChars="0"/>
         <w:rPr>
+          <w:rFonts w:hint="default" w:ascii="Times New Roman" w:hAnsi="Times New Roman" w:cs="Times New Roman"/>
+          <w:sz w:val="24"/>
+          <w:szCs w:val="24"/>
+          <w:lang w:val="en-US"/>
+        </w:rPr>
+      </w:pPr>
+    </w:p>
+    <w:p>
+      <w:pPr>
+        <w:numPr>
+          <w:ilvl w:val="0"/>
+          <w:numId w:val="0"/>
+        </w:numPr>
+        <w:spacing w:line="360" w:lineRule="auto"/>
+        <w:ind w:leftChars="0"/>
+        <w:rPr>
+          <w:rFonts w:hint="default" w:ascii="Times New Roman" w:hAnsi="Times New Roman" w:eastAsia="Georgia" w:cs="Times New Roman"/>
+          <w:i w:val="0"/>
+          <w:iCs w:val="0"/>
+          <w:caps w:val="0"/>
+          <w:color w:val="27251E"/>
+          <w:spacing w:val="0"/>
+          <w:sz w:val="24"/>
+          <w:szCs w:val="24"/>
+          <w:lang w:val="en-US"/>
+        </w:rPr>
+      </w:pPr>
+      <w:r>
+        <w:rPr>
+          <w:rFonts w:hint="default" w:ascii="Times New Roman" w:hAnsi="Times New Roman" w:eastAsia="Georgia" w:cs="Times New Roman"/>
+          <w:i w:val="0"/>
+          <w:iCs w:val="0"/>
+          <w:caps w:val="0"/>
+          <w:color w:val="27251E"/>
+          <w:spacing w:val="0"/>
+          <w:sz w:val="24"/>
+          <w:szCs w:val="24"/>
+          <w:lang w:val="en-US"/>
+        </w:rPr>
+        <w:t xml:space="preserve">Figura 5 </w:t>
+      </w:r>
+      <w:r>
+        <w:rPr>
+          <w:rFonts w:hint="default" w:ascii="Times New Roman" w:hAnsi="Times New Roman" w:eastAsia="Georgia" w:cs="Times New Roman"/>
+          <w:i w:val="0"/>
+          <w:iCs w:val="0"/>
+          <w:caps w:val="0"/>
+          <w:color w:val="27251E"/>
+          <w:spacing w:val="0"/>
+          <w:sz w:val="24"/>
+          <w:szCs w:val="24"/>
+        </w:rPr>
+        <w:t>paraqet mënyrën se si mësohet rrjeti nervor MLP gjatë epokave të trajnimit. Në grafikun e majtë shihet se humbja e trajnimit (cross</w:t>
+      </w:r>
+      <w:r>
+        <w:rPr>
+          <w:rFonts w:hint="default" w:ascii="Times New Roman" w:hAnsi="Times New Roman" w:eastAsia="Georgia" w:cs="Times New Roman"/>
+          <w:i w:val="0"/>
+          <w:iCs w:val="0"/>
+          <w:caps w:val="0"/>
+          <w:color w:val="27251E"/>
+          <w:spacing w:val="0"/>
+          <w:sz w:val="24"/>
+          <w:szCs w:val="24"/>
+        </w:rPr>
+        <w:noBreakHyphen/>
+      </w:r>
+      <w:r>
+        <w:rPr>
+          <w:rFonts w:hint="default" w:ascii="Times New Roman" w:hAnsi="Times New Roman" w:eastAsia="Georgia" w:cs="Times New Roman"/>
+          <w:i w:val="0"/>
+          <w:iCs w:val="0"/>
+          <w:caps w:val="0"/>
+          <w:color w:val="27251E"/>
+          <w:spacing w:val="0"/>
+          <w:sz w:val="24"/>
+          <w:szCs w:val="24"/>
+        </w:rPr>
+        <w:t>entropy) bie shpejt në epokat e para dhe vazhdon të ulet gradualisht deri pranë epokës 60, gjë që tregon konvergim të qëndrueshëm të modelit. Grafiku i djathtë tregon saktësinë në setin e validimit për çdo epokë: saktësia rritet shpejt në fillim, arrin vlerën maksimale rreth 0.93 në epokën 41 dhe më pas luhatet lehtë rreth kësaj vlere, ndërsa mekanizmi i early stopping e ndal trajnimin në epokën 62 kur nuk ka më përmirësim domethënës në performancën e validimit</w:t>
+      </w:r>
+      <w:r>
+        <w:rPr>
+          <w:rFonts w:hint="default" w:ascii="Times New Roman" w:hAnsi="Times New Roman" w:eastAsia="Georgia" w:cs="Times New Roman"/>
+          <w:i w:val="0"/>
+          <w:iCs w:val="0"/>
+          <w:caps w:val="0"/>
+          <w:color w:val="27251E"/>
+          <w:spacing w:val="0"/>
+          <w:sz w:val="24"/>
+          <w:szCs w:val="24"/>
+          <w:lang w:val="en-US"/>
+        </w:rPr>
+        <w:t>.</w:t>
+      </w:r>
+    </w:p>
+    <w:p>
+      <w:pPr>
+        <w:numPr>
+          <w:ilvl w:val="0"/>
+          <w:numId w:val="0"/>
+        </w:numPr>
+        <w:spacing w:line="360" w:lineRule="auto"/>
+        <w:ind w:leftChars="0"/>
+      </w:pPr>
+      <w:r>
+        <w:drawing>
+          <wp:inline distT="0" distB="0" distL="114300" distR="114300">
+            <wp:extent cx="5267960" cy="1863090"/>
+            <wp:effectExtent l="0" t="0" r="5080" b="11430"/>
+            <wp:docPr id="12" name="Picture 3"/>
+            <wp:cNvGraphicFramePr>
+              <a:graphicFrameLocks xmlns:a="http://schemas.openxmlformats.org/drawingml/2006/main" noChangeAspect="1"/>
+            </wp:cNvGraphicFramePr>
+            <a:graphic xmlns:a="http://schemas.openxmlformats.org/drawingml/2006/main">
+              <a:graphicData uri="http://schemas.openxmlformats.org/drawingml/2006/picture">
+                <pic:pic xmlns:pic="http://schemas.openxmlformats.org/drawingml/2006/picture">
+                  <pic:nvPicPr>
+                    <pic:cNvPr id="12" name="Picture 3"/>
+                    <pic:cNvPicPr>
+                      <a:picLocks noChangeAspect="1"/>
+                    </pic:cNvPicPr>
+                  </pic:nvPicPr>
+                  <pic:blipFill>
+                    <a:blip r:embed="rId10"/>
+                    <a:stretch>
+                      <a:fillRect/>
+                    </a:stretch>
+                  </pic:blipFill>
+                  <pic:spPr>
+                    <a:xfrm>
+                      <a:off x="0" y="0"/>
+                      <a:ext cx="5267960" cy="1863090"/>
+                    </a:xfrm>
+                    <a:prstGeom prst="rect">
+                      <a:avLst/>
+                    </a:prstGeom>
+                    <a:noFill/>
+                    <a:ln>
+                      <a:noFill/>
+                    </a:ln>
+                  </pic:spPr>
+                </pic:pic>
+              </a:graphicData>
+            </a:graphic>
+          </wp:inline>
+        </w:drawing>
+      </w:r>
+    </w:p>
+    <w:p>
+      <w:pPr>
+        <w:pStyle w:val="6"/>
+        <w:numPr>
+          <w:ilvl w:val="0"/>
+          <w:numId w:val="0"/>
+        </w:numPr>
+        <w:spacing w:line="360" w:lineRule="auto"/>
+        <w:ind w:leftChars="0"/>
+        <w:jc w:val="center"/>
+        <w:rPr>
+          <w:rFonts w:hint="default" w:ascii="Times New Roman" w:hAnsi="Times New Roman" w:cs="Times New Roman"/>
+          <w:i/>
+          <w:iCs/>
+          <w:lang w:val="en-US"/>
+        </w:rPr>
+      </w:pPr>
+      <w:r>
+        <w:rPr>
+          <w:rFonts w:hint="default" w:ascii="Times New Roman" w:hAnsi="Times New Roman" w:cs="Times New Roman"/>
+          <w:i/>
+          <w:iCs/>
+        </w:rPr>
+        <w:t xml:space="preserve">Figure </w:t>
+      </w:r>
+      <w:r>
+        <w:rPr>
+          <w:rFonts w:hint="default" w:ascii="Times New Roman" w:hAnsi="Times New Roman" w:cs="Times New Roman"/>
+          <w:i/>
+          <w:iCs/>
+        </w:rPr>
+        <w:fldChar w:fldCharType="begin"/>
+      </w:r>
+      <w:r>
+        <w:rPr>
+          <w:rFonts w:hint="default" w:ascii="Times New Roman" w:hAnsi="Times New Roman" w:cs="Times New Roman"/>
+          <w:i/>
+          <w:iCs/>
+        </w:rPr>
+        <w:instrText xml:space="preserve"> SEQ Figure \* ARABIC </w:instrText>
+      </w:r>
+      <w:r>
+        <w:rPr>
+          <w:rFonts w:hint="default" w:ascii="Times New Roman" w:hAnsi="Times New Roman" w:cs="Times New Roman"/>
+          <w:i/>
+          <w:iCs/>
+        </w:rPr>
+        <w:fldChar w:fldCharType="separate"/>
+      </w:r>
+      <w:r>
+        <w:rPr>
+          <w:rFonts w:hint="default" w:ascii="Times New Roman" w:hAnsi="Times New Roman" w:cs="Times New Roman"/>
+          <w:i/>
+          <w:iCs/>
+        </w:rPr>
+        <w:t>5</w:t>
+      </w:r>
+      <w:r>
+        <w:rPr>
+          <w:rFonts w:hint="default" w:ascii="Times New Roman" w:hAnsi="Times New Roman" w:cs="Times New Roman"/>
+          <w:i/>
+          <w:iCs/>
+        </w:rPr>
+        <w:fldChar w:fldCharType="end"/>
+      </w:r>
+      <w:bookmarkStart w:id="16" w:name="_Toc12575"/>
+      <w:r>
+        <w:rPr>
+          <w:rFonts w:hint="default" w:ascii="Times New Roman" w:hAnsi="Times New Roman" w:cs="Times New Roman"/>
+          <w:i/>
+          <w:iCs/>
+          <w:lang w:val="en-US"/>
+        </w:rPr>
+        <w:t>.MLP Training Curve</w:t>
+      </w:r>
+      <w:bookmarkEnd w:id="16"/>
+    </w:p>
+    <w:p>
+      <w:pPr>
+        <w:numPr>
+          <w:ilvl w:val="0"/>
+          <w:numId w:val="0"/>
+        </w:numPr>
+        <w:spacing w:line="360" w:lineRule="auto"/>
+        <w:ind w:leftChars="0"/>
+        <w:rPr>
           <w:rFonts w:hint="default"/>
           <w:lang w:val="en-US"/>
         </w:rPr>
@@ -8492,6 +8429,7 @@
     <w:p>
       <w:pPr>
         <w:numPr>
+          <w:ilvl w:val="0"/>
           <w:numId w:val="0"/>
         </w:numPr>
         <w:spacing w:line="360" w:lineRule="auto"/>
@@ -8505,6 +8443,7 @@
     <w:p>
       <w:pPr>
         <w:numPr>
+          <w:ilvl w:val="0"/>
           <w:numId w:val="0"/>
         </w:numPr>
         <w:spacing w:line="360" w:lineRule="auto"/>
@@ -8518,32 +8457,131 @@
     <w:p>
       <w:pPr>
         <w:numPr>
+          <w:ilvl w:val="0"/>
           <w:numId w:val="0"/>
         </w:numPr>
         <w:spacing w:line="360" w:lineRule="auto"/>
         <w:ind w:leftChars="0"/>
         <w:rPr>
-          <w:rFonts w:hint="default"/>
-          <w:lang w:val="en-US"/>
-        </w:rPr>
-      </w:pPr>
-    </w:p>
-    <w:p>
-      <w:pPr>
-        <w:numPr>
+          <w:rFonts w:hint="default" w:ascii="Times New Roman" w:hAnsi="Times New Roman" w:cs="Times New Roman"/>
+          <w:b w:val="0"/>
+          <w:bCs w:val="0"/>
+          <w:sz w:val="24"/>
+          <w:szCs w:val="24"/>
+          <w:lang w:val="en-US"/>
+        </w:rPr>
+      </w:pPr>
+      <w:r>
+        <w:rPr>
+          <w:rFonts w:hint="default" w:ascii="Times New Roman" w:hAnsi="Times New Roman" w:cs="Times New Roman"/>
+          <w:b/>
+          <w:bCs/>
+          <w:sz w:val="24"/>
+          <w:szCs w:val="24"/>
+          <w:lang w:val="en-US"/>
+        </w:rPr>
+        <w:t>Random Forest</w:t>
+      </w:r>
+      <w:r>
+        <w:rPr>
+          <w:rFonts w:hint="default" w:ascii="Times New Roman" w:hAnsi="Times New Roman" w:cs="Times New Roman"/>
+          <w:b w:val="0"/>
+          <w:bCs w:val="0"/>
+          <w:sz w:val="24"/>
+          <w:szCs w:val="24"/>
+          <w:lang w:val="en-US"/>
+        </w:rPr>
+        <w:br w:type="textWrapping"/>
+      </w:r>
+      <w:r>
+        <w:rPr>
+          <w:rFonts w:hint="default" w:ascii="Times New Roman" w:hAnsi="Times New Roman" w:cs="Times New Roman"/>
+          <w:b w:val="0"/>
+          <w:bCs w:val="0"/>
+          <w:sz w:val="24"/>
+          <w:szCs w:val="24"/>
+          <w:lang w:val="en-US"/>
+        </w:rPr>
+        <w:t>Random Forest u trajnuan me pipeline të njëjtë parapërpunimi dhe SelectKBest, duke testuar n_estimators (50, 100), max_depth (None, 10, 20) dhe min_samples_split (2, 5).</w:t>
+      </w:r>
+      <w:r>
+        <w:rPr>
+          <w:rFonts w:hint="default" w:ascii="Times New Roman" w:hAnsi="Times New Roman" w:cs="Times New Roman"/>
+          <w:b w:val="0"/>
+          <w:bCs w:val="0"/>
+          <w:sz w:val="24"/>
+          <w:szCs w:val="24"/>
+          <w:lang w:val="en-US"/>
+        </w:rPr>
+        <w:br w:type="textWrapping"/>
+      </w:r>
+      <w:r>
+        <w:rPr>
+          <w:rFonts w:hint="default" w:ascii="Times New Roman" w:hAnsi="Times New Roman" w:cs="Times New Roman"/>
+          <w:b w:val="0"/>
+          <w:bCs w:val="0"/>
+          <w:sz w:val="24"/>
+          <w:szCs w:val="24"/>
+          <w:lang w:val="en-US"/>
+        </w:rPr>
+        <w:t>Kombinimi optimal doli: n_estimators=50, max_depth=None, min_samples_split=5, me k=3.</w:t>
+      </w:r>
+      <w:r>
+        <w:rPr>
+          <w:rFonts w:hint="default" w:ascii="Times New Roman" w:hAnsi="Times New Roman" w:cs="Times New Roman"/>
+          <w:b w:val="0"/>
+          <w:bCs w:val="0"/>
+          <w:sz w:val="24"/>
+          <w:szCs w:val="24"/>
+          <w:lang w:val="en-US"/>
+        </w:rPr>
+        <w:br w:type="textWrapping"/>
+      </w:r>
+      <w:r>
+        <w:rPr>
+          <w:rFonts w:hint="default" w:ascii="Times New Roman" w:hAnsi="Times New Roman" w:cs="Times New Roman"/>
+          <w:b w:val="0"/>
+          <w:bCs w:val="0"/>
+          <w:sz w:val="24"/>
+          <w:szCs w:val="24"/>
+          <w:lang w:val="en-US"/>
+        </w:rPr>
+        <w:t>Ky model arriti rezultate edhe më të larta në test:</w:t>
+      </w:r>
+    </w:p>
+    <w:p>
+      <w:pPr>
+        <w:numPr>
+          <w:ilvl w:val="0"/>
           <w:numId w:val="0"/>
         </w:numPr>
         <w:spacing w:line="360" w:lineRule="auto"/>
         <w:ind w:leftChars="0"/>
         <w:rPr>
-          <w:rFonts w:hint="default"/>
-          <w:lang w:val="en-US"/>
-        </w:rPr>
-      </w:pPr>
-    </w:p>
-    <w:p>
-      <w:pPr>
-        <w:numPr>
+          <w:rFonts w:hint="default" w:ascii="Times New Roman" w:hAnsi="Times New Roman" w:cs="Times New Roman"/>
+          <w:b w:val="0"/>
+          <w:bCs w:val="0"/>
+          <w:sz w:val="24"/>
+          <w:szCs w:val="24"/>
+          <w:lang w:val="en-US"/>
+        </w:rPr>
+      </w:pPr>
+      <w:r>
+        <w:rPr>
+          <w:rFonts w:hint="default" w:ascii="Times New Roman" w:hAnsi="Times New Roman" w:cs="Times New Roman"/>
+          <w:b w:val="0"/>
+          <w:bCs w:val="0"/>
+          <w:sz w:val="24"/>
+          <w:szCs w:val="24"/>
+          <w:lang w:val="en-US"/>
+        </w:rPr>
+        <w:t>Accuracy ≈ 0.92</w:t>
+      </w:r>
+    </w:p>
+    <w:p>
+      <w:pPr>
+        <w:numPr>
+          <w:ilvl w:val="0"/>
           <w:numId w:val="0"/>
         </w:numPr>
         <w:spacing w:line="360" w:lineRule="auto"/>
@@ -8560,84 +8598,85 @@
       <w:r>
         <w:rPr>
           <w:rFonts w:hint="default" w:ascii="Times New Roman" w:hAnsi="Times New Roman" w:cs="Times New Roman"/>
-          <w:b/>
-          <w:bCs/>
-          <w:sz w:val="24"/>
-          <w:szCs w:val="24"/>
-          <w:lang w:val="en-US"/>
-        </w:rPr>
-        <w:t>Random Forest</w:t>
-      </w:r>
-      <w:r>
-        <w:rPr>
-          <w:rFonts w:hint="default" w:ascii="Times New Roman" w:hAnsi="Times New Roman" w:cs="Times New Roman"/>
-          <w:b w:val="0"/>
-          <w:bCs w:val="0"/>
-          <w:sz w:val="24"/>
-          <w:szCs w:val="24"/>
-          <w:lang w:val="en-US"/>
-        </w:rPr>
-        <w:br w:type="textWrapping"/>
-      </w:r>
-      <w:r>
-        <w:rPr>
-          <w:rFonts w:hint="default" w:ascii="Times New Roman" w:hAnsi="Times New Roman" w:cs="Times New Roman"/>
-          <w:b w:val="0"/>
-          <w:bCs w:val="0"/>
-          <w:sz w:val="24"/>
-          <w:szCs w:val="24"/>
-          <w:lang w:val="en-US"/>
-        </w:rPr>
-        <w:t>Random Forest u trajnuan me pipeline të njëjtë parapërpunimi dhe SelectKBest, duke testuar n_estimators (50, 100), max_depth (None, 10, 20) dhe min_samples_split (2, 5).</w:t>
-      </w:r>
-      <w:r>
-        <w:rPr>
-          <w:rFonts w:hint="default" w:ascii="Times New Roman" w:hAnsi="Times New Roman" w:cs="Times New Roman"/>
-          <w:b w:val="0"/>
-          <w:bCs w:val="0"/>
-          <w:sz w:val="24"/>
-          <w:szCs w:val="24"/>
-          <w:lang w:val="en-US"/>
-        </w:rPr>
-        <w:br w:type="textWrapping"/>
-      </w:r>
-      <w:r>
-        <w:rPr>
-          <w:rFonts w:hint="default" w:ascii="Times New Roman" w:hAnsi="Times New Roman" w:cs="Times New Roman"/>
-          <w:b w:val="0"/>
-          <w:bCs w:val="0"/>
-          <w:sz w:val="24"/>
-          <w:szCs w:val="24"/>
-          <w:lang w:val="en-US"/>
-        </w:rPr>
-        <w:t>Kombinimi optimal doli: n_estimators=50, max_depth=None, min_samples_split=5, me k=3.</w:t>
-      </w:r>
-      <w:r>
-        <w:rPr>
-          <w:rFonts w:hint="default" w:ascii="Times New Roman" w:hAnsi="Times New Roman" w:cs="Times New Roman"/>
-          <w:b w:val="0"/>
-          <w:bCs w:val="0"/>
-          <w:sz w:val="24"/>
-          <w:szCs w:val="24"/>
-          <w:lang w:val="en-US"/>
-        </w:rPr>
-        <w:br w:type="textWrapping"/>
-      </w:r>
-      <w:r>
-        <w:rPr>
-          <w:rFonts w:hint="default" w:ascii="Times New Roman" w:hAnsi="Times New Roman" w:cs="Times New Roman"/>
-          <w:b w:val="0"/>
-          <w:bCs w:val="0"/>
-          <w:sz w:val="24"/>
-          <w:szCs w:val="24"/>
-          <w:lang w:val="en-US"/>
-        </w:rPr>
-        <w:t>Ky model arriti rezultate edhe më të larta në test:</w:t>
-      </w:r>
-    </w:p>
-    <w:p>
-      <w:pPr>
-        <w:numPr>
+          <w:b w:val="0"/>
+          <w:bCs w:val="0"/>
+          <w:sz w:val="24"/>
+          <w:szCs w:val="24"/>
+          <w:lang w:val="en-US"/>
+        </w:rPr>
+        <w:t>Precision</w:t>
+      </w:r>
+      <w:r>
+        <w:rPr>
+          <w:rFonts w:hint="default" w:ascii="Times New Roman" w:hAnsi="Times New Roman" w:cs="Times New Roman"/>
+          <w:b w:val="0"/>
+          <w:bCs w:val="0"/>
+          <w:sz w:val="24"/>
+          <w:szCs w:val="24"/>
+          <w:lang w:val="en-US"/>
+        </w:rPr>
+        <w:noBreakHyphen/>
+      </w:r>
+      <w:r>
+        <w:rPr>
+          <w:rFonts w:hint="default" w:ascii="Times New Roman" w:hAnsi="Times New Roman" w:cs="Times New Roman"/>
+          <w:b w:val="0"/>
+          <w:bCs w:val="0"/>
+          <w:sz w:val="24"/>
+          <w:szCs w:val="24"/>
+          <w:lang w:val="en-US"/>
+        </w:rPr>
+        <w:t>macro, Recall</w:t>
+      </w:r>
+      <w:r>
+        <w:rPr>
+          <w:rFonts w:hint="default" w:ascii="Times New Roman" w:hAnsi="Times New Roman" w:cs="Times New Roman"/>
+          <w:b w:val="0"/>
+          <w:bCs w:val="0"/>
+          <w:sz w:val="24"/>
+          <w:szCs w:val="24"/>
+          <w:lang w:val="en-US"/>
+        </w:rPr>
+        <w:noBreakHyphen/>
+      </w:r>
+      <w:r>
+        <w:rPr>
+          <w:rFonts w:hint="default" w:ascii="Times New Roman" w:hAnsi="Times New Roman" w:cs="Times New Roman"/>
+          <w:b w:val="0"/>
+          <w:bCs w:val="0"/>
+          <w:sz w:val="24"/>
+          <w:szCs w:val="24"/>
+          <w:lang w:val="en-US"/>
+        </w:rPr>
+        <w:t>macro dhe F1</w:t>
+      </w:r>
+      <w:r>
+        <w:rPr>
+          <w:rFonts w:hint="default" w:ascii="Times New Roman" w:hAnsi="Times New Roman" w:cs="Times New Roman"/>
+          <w:b w:val="0"/>
+          <w:bCs w:val="0"/>
+          <w:sz w:val="24"/>
+          <w:szCs w:val="24"/>
+          <w:lang w:val="en-US"/>
+        </w:rPr>
+        <w:noBreakHyphen/>
+      </w:r>
+      <w:r>
+        <w:rPr>
+          <w:rFonts w:hint="default" w:ascii="Times New Roman" w:hAnsi="Times New Roman" w:cs="Times New Roman"/>
+          <w:b w:val="0"/>
+          <w:bCs w:val="0"/>
+          <w:sz w:val="24"/>
+          <w:szCs w:val="24"/>
+          <w:lang w:val="en-US"/>
+        </w:rPr>
+        <w:t>macro shumë pranë vlerave të MLP, në disa raste pak më të larta.</w:t>
+      </w:r>
+    </w:p>
+    <w:p>
+      <w:pPr>
+        <w:numPr>
+          <w:ilvl w:val="0"/>
           <w:numId w:val="0"/>
         </w:numPr>
         <w:spacing w:line="360" w:lineRule="auto"/>
@@ -8651,21 +8690,11 @@
           <w:lang w:val="en-US"/>
         </w:rPr>
       </w:pPr>
-      <w:r>
-        <w:rPr>
-          <w:rFonts w:hint="default" w:ascii="Times New Roman" w:hAnsi="Times New Roman" w:cs="Times New Roman"/>
-          <w:b w:val="0"/>
-          <w:bCs w:val="0"/>
-          <w:sz w:val="24"/>
-          <w:szCs w:val="24"/>
-          <w:lang w:val="en-US"/>
-        </w:rPr>
-        <w:t>Accuracy ≈ 0.92</w:t>
-      </w:r>
-    </w:p>
-    <w:p>
-      <w:pPr>
-        <w:numPr>
+    </w:p>
+    <w:p>
+      <w:pPr>
+        <w:numPr>
+          <w:ilvl w:val="0"/>
           <w:numId w:val="0"/>
         </w:numPr>
         <w:spacing w:line="360" w:lineRule="auto"/>
@@ -8688,123 +8717,13 @@
           <w:szCs w:val="24"/>
           <w:lang w:val="en-US"/>
         </w:rPr>
-        <w:t>Precision</w:t>
-      </w:r>
-      <w:r>
-        <w:rPr>
-          <w:rFonts w:hint="default" w:ascii="Times New Roman" w:hAnsi="Times New Roman" w:cs="Times New Roman"/>
-          <w:b w:val="0"/>
-          <w:bCs w:val="0"/>
-          <w:sz w:val="24"/>
-          <w:szCs w:val="24"/>
-          <w:lang w:val="en-US"/>
-        </w:rPr>
-        <w:noBreakHyphen/>
-      </w:r>
-      <w:r>
-        <w:rPr>
-          <w:rFonts w:hint="default" w:ascii="Times New Roman" w:hAnsi="Times New Roman" w:cs="Times New Roman"/>
-          <w:b w:val="0"/>
-          <w:bCs w:val="0"/>
-          <w:sz w:val="24"/>
-          <w:szCs w:val="24"/>
-          <w:lang w:val="en-US"/>
-        </w:rPr>
-        <w:t>macro, Recall</w:t>
-      </w:r>
-      <w:r>
-        <w:rPr>
-          <w:rFonts w:hint="default" w:ascii="Times New Roman" w:hAnsi="Times New Roman" w:cs="Times New Roman"/>
-          <w:b w:val="0"/>
-          <w:bCs w:val="0"/>
-          <w:sz w:val="24"/>
-          <w:szCs w:val="24"/>
-          <w:lang w:val="en-US"/>
-        </w:rPr>
-        <w:noBreakHyphen/>
-      </w:r>
-      <w:r>
-        <w:rPr>
-          <w:rFonts w:hint="default" w:ascii="Times New Roman" w:hAnsi="Times New Roman" w:cs="Times New Roman"/>
-          <w:b w:val="0"/>
-          <w:bCs w:val="0"/>
-          <w:sz w:val="24"/>
-          <w:szCs w:val="24"/>
-          <w:lang w:val="en-US"/>
-        </w:rPr>
-        <w:t>macro dhe F1</w:t>
-      </w:r>
-      <w:r>
-        <w:rPr>
-          <w:rFonts w:hint="default" w:ascii="Times New Roman" w:hAnsi="Times New Roman" w:cs="Times New Roman"/>
-          <w:b w:val="0"/>
-          <w:bCs w:val="0"/>
-          <w:sz w:val="24"/>
-          <w:szCs w:val="24"/>
-          <w:lang w:val="en-US"/>
-        </w:rPr>
-        <w:noBreakHyphen/>
-      </w:r>
-      <w:r>
-        <w:rPr>
-          <w:rFonts w:hint="default" w:ascii="Times New Roman" w:hAnsi="Times New Roman" w:cs="Times New Roman"/>
-          <w:b w:val="0"/>
-          <w:bCs w:val="0"/>
-          <w:sz w:val="24"/>
-          <w:szCs w:val="24"/>
-          <w:lang w:val="en-US"/>
-        </w:rPr>
-        <w:t>macro shumë pranë vlerave të MLP, në disa raste pak më të larta.</w:t>
-      </w:r>
-    </w:p>
-    <w:p>
-      <w:pPr>
-        <w:numPr>
-          <w:numId w:val="0"/>
-        </w:numPr>
-        <w:spacing w:line="360" w:lineRule="auto"/>
-        <w:ind w:leftChars="0"/>
-        <w:rPr>
-          <w:rFonts w:hint="default" w:ascii="Times New Roman" w:hAnsi="Times New Roman" w:cs="Times New Roman"/>
-          <w:b w:val="0"/>
-          <w:bCs w:val="0"/>
-          <w:sz w:val="24"/>
-          <w:szCs w:val="24"/>
-          <w:lang w:val="en-US"/>
-        </w:rPr>
-      </w:pPr>
-    </w:p>
-    <w:p>
-      <w:pPr>
-        <w:numPr>
-          <w:numId w:val="0"/>
-        </w:numPr>
-        <w:spacing w:line="360" w:lineRule="auto"/>
-        <w:ind w:leftChars="0"/>
-        <w:rPr>
-          <w:rFonts w:hint="default" w:ascii="Times New Roman" w:hAnsi="Times New Roman" w:cs="Times New Roman"/>
-          <w:b w:val="0"/>
-          <w:bCs w:val="0"/>
-          <w:sz w:val="24"/>
-          <w:szCs w:val="24"/>
-          <w:lang w:val="en-US"/>
-        </w:rPr>
-      </w:pPr>
-      <w:r>
-        <w:rPr>
-          <w:rFonts w:hint="default" w:ascii="Times New Roman" w:hAnsi="Times New Roman" w:cs="Times New Roman"/>
-          <w:b w:val="0"/>
-          <w:bCs w:val="0"/>
-          <w:sz w:val="24"/>
-          <w:szCs w:val="24"/>
-          <w:lang w:val="en-US"/>
-        </w:rPr>
         <w:t>Matrica e konfuzionit (figura 5) tregon diagonal shumë të pastër, me numër minimal gabimesh për klasat e mëdha dhe një trajtim gjithashtu të mirë për klasat më të vogla, krahasuar me modelet e tjera.</w:t>
       </w:r>
     </w:p>
     <w:p>
       <w:pPr>
         <w:numPr>
+          <w:ilvl w:val="0"/>
           <w:numId w:val="0"/>
         </w:numPr>
         <w:spacing w:line="360" w:lineRule="auto"/>
@@ -8829,7 +8748,7 @@
                     </pic:cNvPicPr>
                   </pic:nvPicPr>
                   <pic:blipFill>
-                    <a:blip r:embed="rId10"/>
+                    <a:blip r:embed="rId11"/>
                     <a:stretch>
                       <a:fillRect/>
                     </a:stretch>
@@ -8858,6 +8777,7 @@
       <w:pPr>
         <w:pStyle w:val="6"/>
         <w:numPr>
+          <w:ilvl w:val="0"/>
           <w:numId w:val="0"/>
         </w:numPr>
         <w:spacing w:line="360" w:lineRule="auto"/>
@@ -8908,7 +8828,7 @@
           <w:i/>
           <w:iCs/>
         </w:rPr>
-        <w:t>5</w:t>
+        <w:t>6</w:t>
       </w:r>
       <w:r>
         <w:rPr>
@@ -8918,7 +8838,8 @@
         </w:rPr>
         <w:fldChar w:fldCharType="end"/>
       </w:r>
-      <w:bookmarkStart w:id="12" w:name="_Toc12986"/>
+      <w:bookmarkStart w:id="17" w:name="_Toc12986"/>
+      <w:bookmarkStart w:id="18" w:name="_Toc9186"/>
       <w:r>
         <w:rPr>
           <w:rFonts w:hint="default" w:ascii="Times New Roman" w:hAnsi="Times New Roman" w:cs="Times New Roman"/>
@@ -8928,11 +8849,13 @@
         </w:rPr>
         <w:t>. Confusion Matrix for Random Forest</w:t>
       </w:r>
-      <w:bookmarkEnd w:id="12"/>
-    </w:p>
-    <w:p>
-      <w:pPr>
-        <w:numPr>
+      <w:bookmarkEnd w:id="17"/>
+      <w:bookmarkEnd w:id="18"/>
+    </w:p>
+    <w:p>
+      <w:pPr>
+        <w:numPr>
+          <w:ilvl w:val="0"/>
           <w:numId w:val="0"/>
         </w:numPr>
         <w:spacing w:line="360" w:lineRule="auto"/>
@@ -8950,6 +8873,7 @@
     <w:p>
       <w:pPr>
         <w:numPr>
+          <w:ilvl w:val="0"/>
           <w:numId w:val="0"/>
         </w:numPr>
         <w:spacing w:line="360" w:lineRule="auto"/>
@@ -9110,6 +9034,7 @@
     <w:p>
       <w:pPr>
         <w:numPr>
+          <w:ilvl w:val="0"/>
           <w:numId w:val="0"/>
         </w:numPr>
         <w:ind w:leftChars="0"/>
@@ -9126,6 +9051,7 @@
     <w:p>
       <w:pPr>
         <w:numPr>
+          <w:ilvl w:val="0"/>
           <w:numId w:val="0"/>
         </w:numPr>
         <w:ind w:leftChars="0"/>
@@ -9142,6 +9068,7 @@
     <w:p>
       <w:pPr>
         <w:numPr>
+          <w:ilvl w:val="0"/>
           <w:numId w:val="0"/>
         </w:numPr>
         <w:ind w:leftChars="0"/>
@@ -9186,6 +9113,7 @@
     <w:p>
       <w:pPr>
         <w:numPr>
+          <w:ilvl w:val="0"/>
           <w:numId w:val="0"/>
         </w:numPr>
         <w:ind w:leftChars="0"/>
@@ -9202,6 +9130,7 @@
     <w:p>
       <w:pPr>
         <w:numPr>
+          <w:ilvl w:val="0"/>
           <w:numId w:val="0"/>
         </w:numPr>
         <w:spacing w:line="360" w:lineRule="auto"/>
@@ -9230,6 +9159,7 @@
     <w:p>
       <w:pPr>
         <w:numPr>
+          <w:ilvl w:val="0"/>
           <w:numId w:val="0"/>
         </w:numPr>
         <w:spacing w:line="360" w:lineRule="auto"/>
@@ -9342,6 +9272,7 @@
     <w:p>
       <w:pPr>
         <w:numPr>
+          <w:ilvl w:val="0"/>
           <w:numId w:val="0"/>
         </w:numPr>
         <w:spacing w:line="360" w:lineRule="auto"/>
@@ -9370,6 +9301,7 @@
     <w:p>
       <w:pPr>
         <w:numPr>
+          <w:ilvl w:val="0"/>
           <w:numId w:val="0"/>
         </w:numPr>
         <w:spacing w:line="360" w:lineRule="auto"/>
@@ -9398,6 +9330,7 @@
     <w:p>
       <w:pPr>
         <w:numPr>
+          <w:ilvl w:val="0"/>
           <w:numId w:val="0"/>
         </w:numPr>
         <w:spacing w:line="360" w:lineRule="auto"/>
@@ -9426,6 +9359,7 @@
     <w:p>
       <w:pPr>
         <w:numPr>
+          <w:ilvl w:val="0"/>
           <w:numId w:val="0"/>
         </w:numPr>
         <w:spacing w:line="360" w:lineRule="auto"/>
@@ -9443,6 +9377,7 @@
     <w:p>
       <w:pPr>
         <w:numPr>
+          <w:ilvl w:val="0"/>
           <w:numId w:val="0"/>
         </w:numPr>
         <w:spacing w:line="360" w:lineRule="auto"/>
@@ -9493,6 +9428,7 @@
     <w:p>
       <w:pPr>
         <w:numPr>
+          <w:ilvl w:val="0"/>
           <w:numId w:val="0"/>
         </w:numPr>
         <w:spacing w:line="360" w:lineRule="auto"/>
@@ -9517,7 +9453,7 @@
                     </pic:cNvPicPr>
                   </pic:nvPicPr>
                   <pic:blipFill>
-                    <a:blip r:embed="rId11"/>
+                    <a:blip r:embed="rId12"/>
                     <a:stretch>
                       <a:fillRect/>
                     </a:stretch>
@@ -9546,6 +9482,7 @@
       <w:pPr>
         <w:pStyle w:val="6"/>
         <w:numPr>
+          <w:ilvl w:val="0"/>
           <w:numId w:val="0"/>
         </w:numPr>
         <w:spacing w:line="360" w:lineRule="auto"/>
@@ -9596,7 +9533,7 @@
           <w:i/>
           <w:iCs/>
         </w:rPr>
-        <w:t>6</w:t>
+        <w:t>7</w:t>
       </w:r>
       <w:r>
         <w:rPr>
@@ -9606,7 +9543,8 @@
         </w:rPr>
         <w:fldChar w:fldCharType="end"/>
       </w:r>
-      <w:bookmarkStart w:id="13" w:name="_Toc6715"/>
+      <w:bookmarkStart w:id="19" w:name="_Toc6715"/>
+      <w:bookmarkStart w:id="20" w:name="_Toc5003"/>
       <w:r>
         <w:rPr>
           <w:rFonts w:hint="default" w:ascii="Times New Roman" w:hAnsi="Times New Roman" w:cs="Times New Roman"/>
@@ -9616,11 +9554,13 @@
         </w:rPr>
         <w:t>. K-Means Clustering</w:t>
       </w:r>
-      <w:bookmarkEnd w:id="13"/>
-    </w:p>
-    <w:p>
-      <w:pPr>
-        <w:numPr>
+      <w:bookmarkEnd w:id="19"/>
+      <w:bookmarkEnd w:id="20"/>
+    </w:p>
+    <w:p>
+      <w:pPr>
+        <w:numPr>
+          <w:ilvl w:val="0"/>
           <w:numId w:val="0"/>
         </w:numPr>
         <w:spacing w:line="360" w:lineRule="auto"/>
@@ -9733,6 +9673,7 @@
     <w:p>
       <w:pPr>
         <w:numPr>
+          <w:ilvl w:val="0"/>
           <w:numId w:val="0"/>
         </w:numPr>
         <w:spacing w:line="360" w:lineRule="auto"/>
@@ -9757,7 +9698,7 @@
                     </pic:cNvPicPr>
                   </pic:nvPicPr>
                   <pic:blipFill>
-                    <a:blip r:embed="rId12"/>
+                    <a:blip r:embed="rId13"/>
                     <a:stretch>
                       <a:fillRect/>
                     </a:stretch>
@@ -9786,6 +9727,7 @@
       <w:pPr>
         <w:pStyle w:val="6"/>
         <w:numPr>
+          <w:ilvl w:val="0"/>
           <w:numId w:val="0"/>
         </w:numPr>
         <w:spacing w:line="360" w:lineRule="auto"/>
@@ -9836,7 +9778,7 @@
           <w:i/>
           <w:iCs/>
         </w:rPr>
-        <w:t>7</w:t>
+        <w:t>8</w:t>
       </w:r>
       <w:r>
         <w:rPr>
@@ -9846,7 +9788,8 @@
         </w:rPr>
         <w:fldChar w:fldCharType="end"/>
       </w:r>
-      <w:bookmarkStart w:id="14" w:name="_Toc4629"/>
+      <w:bookmarkStart w:id="21" w:name="_Toc4629"/>
+      <w:bookmarkStart w:id="22" w:name="_Toc11840"/>
       <w:r>
         <w:rPr>
           <w:rFonts w:hint="default" w:ascii="Times New Roman" w:hAnsi="Times New Roman" w:cs="Times New Roman"/>
@@ -9856,11 +9799,13 @@
         </w:rPr>
         <w:t>. Hierarchical Clustering</w:t>
       </w:r>
-      <w:bookmarkEnd w:id="14"/>
-    </w:p>
-    <w:p>
-      <w:pPr>
-        <w:numPr>
+      <w:bookmarkEnd w:id="21"/>
+      <w:bookmarkEnd w:id="22"/>
+    </w:p>
+    <w:p>
+      <w:pPr>
+        <w:numPr>
+          <w:ilvl w:val="0"/>
           <w:numId w:val="0"/>
         </w:numPr>
         <w:spacing w:line="360" w:lineRule="auto"/>
@@ -9878,6 +9823,7 @@
     <w:p>
       <w:pPr>
         <w:numPr>
+          <w:ilvl w:val="0"/>
           <w:numId w:val="0"/>
         </w:numPr>
         <w:spacing w:line="360" w:lineRule="auto"/>
@@ -9895,6 +9841,7 @@
     <w:p>
       <w:pPr>
         <w:numPr>
+          <w:ilvl w:val="0"/>
           <w:numId w:val="0"/>
         </w:numPr>
         <w:spacing w:line="360" w:lineRule="auto"/>
@@ -9912,6 +9859,7 @@
     <w:p>
       <w:pPr>
         <w:numPr>
+          <w:ilvl w:val="0"/>
           <w:numId w:val="0"/>
         </w:numPr>
         <w:spacing w:line="360" w:lineRule="auto"/>
@@ -9929,6 +9877,7 @@
     <w:p>
       <w:pPr>
         <w:numPr>
+          <w:ilvl w:val="0"/>
           <w:numId w:val="0"/>
         </w:numPr>
         <w:spacing w:line="360" w:lineRule="auto"/>
@@ -9946,6 +9895,7 @@
     <w:p>
       <w:pPr>
         <w:numPr>
+          <w:ilvl w:val="0"/>
           <w:numId w:val="0"/>
         </w:numPr>
         <w:spacing w:line="360" w:lineRule="auto"/>
@@ -9963,108 +9913,7 @@
     <w:p>
       <w:pPr>
         <w:numPr>
-          <w:numId w:val="0"/>
-        </w:numPr>
-        <w:spacing w:line="360" w:lineRule="auto"/>
-        <w:ind w:leftChars="0"/>
-        <w:rPr>
-          <w:rFonts w:hint="default" w:ascii="Times New Roman" w:hAnsi="Times New Roman" w:cs="Times New Roman"/>
-          <w:b/>
-          <w:bCs/>
-          <w:sz w:val="24"/>
-          <w:szCs w:val="24"/>
-          <w:lang w:val="en-US"/>
-        </w:rPr>
-      </w:pPr>
-    </w:p>
-    <w:p>
-      <w:pPr>
-        <w:numPr>
-          <w:numId w:val="0"/>
-        </w:numPr>
-        <w:spacing w:line="360" w:lineRule="auto"/>
-        <w:ind w:leftChars="0"/>
-        <w:rPr>
-          <w:rFonts w:hint="default" w:ascii="Times New Roman" w:hAnsi="Times New Roman" w:cs="Times New Roman"/>
-          <w:b/>
-          <w:bCs/>
-          <w:sz w:val="24"/>
-          <w:szCs w:val="24"/>
-          <w:lang w:val="en-US"/>
-        </w:rPr>
-      </w:pPr>
-    </w:p>
-    <w:p>
-      <w:pPr>
-        <w:numPr>
-          <w:numId w:val="0"/>
-        </w:numPr>
-        <w:spacing w:line="360" w:lineRule="auto"/>
-        <w:ind w:leftChars="0"/>
-        <w:rPr>
-          <w:rFonts w:hint="default" w:ascii="Times New Roman" w:hAnsi="Times New Roman" w:cs="Times New Roman"/>
-          <w:b/>
-          <w:bCs/>
-          <w:sz w:val="24"/>
-          <w:szCs w:val="24"/>
-          <w:lang w:val="en-US"/>
-        </w:rPr>
-      </w:pPr>
-    </w:p>
-    <w:p>
-      <w:pPr>
-        <w:numPr>
-          <w:numId w:val="0"/>
-        </w:numPr>
-        <w:spacing w:line="360" w:lineRule="auto"/>
-        <w:ind w:leftChars="0"/>
-        <w:rPr>
-          <w:rFonts w:hint="default" w:ascii="Times New Roman" w:hAnsi="Times New Roman" w:cs="Times New Roman"/>
-          <w:b/>
-          <w:bCs/>
-          <w:sz w:val="24"/>
-          <w:szCs w:val="24"/>
-          <w:lang w:val="en-US"/>
-        </w:rPr>
-      </w:pPr>
-    </w:p>
-    <w:p>
-      <w:pPr>
-        <w:numPr>
-          <w:numId w:val="0"/>
-        </w:numPr>
-        <w:spacing w:line="360" w:lineRule="auto"/>
-        <w:ind w:leftChars="0"/>
-        <w:rPr>
-          <w:rFonts w:hint="default" w:ascii="Times New Roman" w:hAnsi="Times New Roman" w:cs="Times New Roman"/>
-          <w:b/>
-          <w:bCs/>
-          <w:sz w:val="24"/>
-          <w:szCs w:val="24"/>
-          <w:lang w:val="en-US"/>
-        </w:rPr>
-      </w:pPr>
-    </w:p>
-    <w:p>
-      <w:pPr>
-        <w:numPr>
-          <w:numId w:val="0"/>
-        </w:numPr>
-        <w:spacing w:line="360" w:lineRule="auto"/>
-        <w:ind w:leftChars="0"/>
-        <w:rPr>
-          <w:rFonts w:hint="default" w:ascii="Times New Roman" w:hAnsi="Times New Roman" w:cs="Times New Roman"/>
-          <w:b/>
-          <w:bCs/>
-          <w:sz w:val="24"/>
-          <w:szCs w:val="24"/>
-          <w:lang w:val="en-US"/>
-        </w:rPr>
-      </w:pPr>
-    </w:p>
-    <w:p>
-      <w:pPr>
-        <w:numPr>
+          <w:ilvl w:val="0"/>
           <w:numId w:val="0"/>
         </w:numPr>
         <w:spacing w:line="360" w:lineRule="auto"/>
@@ -10101,8 +9950,8 @@
           <w:lang w:val="en-US"/>
         </w:rPr>
       </w:pPr>
-      <w:bookmarkStart w:id="15" w:name="_Toc9409"/>
-      <w:bookmarkStart w:id="16" w:name="_Toc4078"/>
+      <w:bookmarkStart w:id="23" w:name="_Toc4078"/>
+      <w:bookmarkStart w:id="24" w:name="_Toc9409"/>
       <w:r>
         <w:rPr>
           <w:rFonts w:hint="default" w:ascii="Times New Roman" w:hAnsi="Times New Roman" w:cs="Times New Roman"/>
@@ -10110,8 +9959,8 @@
         </w:rPr>
         <w:t>Diskutimi</w:t>
       </w:r>
-      <w:bookmarkEnd w:id="15"/>
-      <w:bookmarkEnd w:id="16"/>
+      <w:bookmarkEnd w:id="23"/>
+      <w:bookmarkEnd w:id="24"/>
     </w:p>
     <w:p>
       <w:pPr>
@@ -10745,8 +10594,8 @@
           <w:lang w:val="en-US"/>
         </w:rPr>
       </w:pPr>
-      <w:bookmarkStart w:id="17" w:name="_Toc5117"/>
-      <w:bookmarkStart w:id="18" w:name="_Toc10497"/>
+      <w:bookmarkStart w:id="25" w:name="_Toc5117"/>
+      <w:bookmarkStart w:id="26" w:name="_Toc10497"/>
       <w:r>
         <w:rPr>
           <w:rFonts w:hint="default" w:ascii="Times New Roman" w:hAnsi="Times New Roman" w:cs="Times New Roman"/>
@@ -10785,8 +10634,8 @@
         </w:rPr>
         <w:t>rfundimi</w:t>
       </w:r>
-      <w:bookmarkEnd w:id="17"/>
-      <w:bookmarkEnd w:id="18"/>
+      <w:bookmarkEnd w:id="25"/>
+      <w:bookmarkEnd w:id="26"/>
     </w:p>
     <w:p>
       <w:pPr>
@@ -11109,7 +10958,7 @@
                     </pic:cNvPicPr>
                   </pic:nvPicPr>
                   <pic:blipFill>
-                    <a:blip r:embed="rId13"/>
+                    <a:blip r:embed="rId14"/>
                     <a:stretch>
                       <a:fillRect/>
                     </a:stretch>
@@ -11184,7 +11033,7 @@
           <w:i/>
           <w:iCs/>
         </w:rPr>
-        <w:t>8</w:t>
+        <w:t>9</w:t>
       </w:r>
       <w:r>
         <w:rPr>
@@ -11194,7 +11043,8 @@
         </w:rPr>
         <w:fldChar w:fldCharType="end"/>
       </w:r>
-      <w:bookmarkStart w:id="19" w:name="_Toc17490"/>
+      <w:bookmarkStart w:id="27" w:name="_Toc17490"/>
+      <w:bookmarkStart w:id="28" w:name="_Toc20197"/>
       <w:r>
         <w:rPr>
           <w:rFonts w:hint="default" w:ascii="Times New Roman" w:hAnsi="Times New Roman" w:cs="Times New Roman"/>
@@ -11204,7 +11054,8 @@
         </w:rPr>
         <w:t>.Krahasimi I Klasifikatoreve</w:t>
       </w:r>
-      <w:bookmarkEnd w:id="19"/>
+      <w:bookmarkEnd w:id="27"/>
+      <w:bookmarkEnd w:id="28"/>
     </w:p>
     <w:p>
       <w:pPr>
@@ -11620,7 +11471,7 @@
           <w:lang w:val="en-US"/>
         </w:rPr>
       </w:pPr>
-      <w:bookmarkStart w:id="20" w:name="_Toc3993"/>
+      <w:bookmarkStart w:id="29" w:name="_Toc3993"/>
       <w:r>
         <w:rPr>
           <w:rFonts w:hint="default" w:ascii="Times New Roman" w:hAnsi="Times New Roman" w:cs="Times New Roman"/>
@@ -11630,7 +11481,7 @@
         </w:rPr>
         <w:t>Referencat</w:t>
       </w:r>
-      <w:bookmarkEnd w:id="20"/>
+      <w:bookmarkEnd w:id="29"/>
     </w:p>
     <w:p>
       <w:pPr>
@@ -11709,8 +11560,6 @@
         </w:rPr>
         <w:t xml:space="preserve">. </w:t>
       </w:r>
-      <w:bookmarkStart w:id="21" w:name="_GoBack"/>
-      <w:bookmarkEnd w:id="21"/>
       <w:r>
         <w:rPr>
           <w:rFonts w:hint="default" w:ascii="Times New Roman" w:hAnsi="Times New Roman" w:cs="Times New Roman"/>
@@ -11901,6 +11750,7 @@
     <w:p>
       <w:pPr>
         <w:numPr>
+          <w:ilvl w:val="0"/>
           <w:numId w:val="0"/>
         </w:numPr>
         <w:spacing w:line="360" w:lineRule="auto"/>
@@ -11980,22 +11830,6 @@
                       <a:ln w="6350">
                         <a:noFill/>
                       </a:ln>
-                      <a:extLst>
-                        <a:ext uri="{909E8E84-426E-40DD-AFC4-6F175D3DCCD1}">
-                          <a14:hiddenFill xmlns:a14="http://schemas.microsoft.com/office/drawing/2010/main">
-                            <a:solidFill>
-                              <a:schemeClr val="lt1"/>
-                            </a:solidFill>
-                          </a14:hiddenFill>
-                        </a:ext>
-                        <a:ext uri="{91240B29-F687-4F45-9708-019B960494DF}">
-                          <a14:hiddenLine xmlns:a14="http://schemas.microsoft.com/office/drawing/2010/main" w="6350">
-                            <a:solidFill>
-                              <a:prstClr val="black"/>
-                            </a:solidFill>
-                          </a14:hiddenLine>
-                        </a:ext>
-                      </a:extLst>
                     </wps:spPr>
                     <wps:style>
                       <a:lnRef idx="0">
@@ -12046,7 +11880,7 @@
         </mc:Choice>
         <mc:Fallback>
           <w:pict>
-            <v:shape id="_x0000_s1026" o:spid="_x0000_s1026" o:spt="202" type="#_x0000_t202" style="position:absolute;left:0pt;margin-top:0pt;height:144pt;width:144pt;mso-position-horizontal:center;mso-position-horizontal-relative:margin;mso-wrap-style:none;z-index:251659264;mso-width-relative:page;mso-height-relative:page;" filled="f" stroked="f" coordsize="21600,21600" o:gfxdata="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">
+            <v:shape id="_x0000_s1026" o:spid="_x0000_s1026" o:spt="202" type="#_x0000_t202" style="position:absolute;left:0pt;margin-top:0pt;height:144pt;width:144pt;mso-position-horizontal:center;mso-position-horizontal-relative:margin;mso-wrap-style:none;z-index:251659264;mso-width-relative:page;mso-height-relative:page;" filled="f" stroked="f" coordsize="21600,21600" o:gfxdata="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">
               <v:fill on="f" focussize="0,0"/>
               <v:stroke on="f" weight="0.5pt"/>
               <v:imagedata o:title=""/>
@@ -12340,11 +12174,11 @@
     <w:lsdException w:unhideWhenUsed="0" w:uiPriority="0" w:semiHidden="0" w:name="Normal Indent"/>
     <w:lsdException w:unhideWhenUsed="0" w:uiPriority="0" w:semiHidden="0" w:name="footnote text"/>
     <w:lsdException w:unhideWhenUsed="0" w:uiPriority="0" w:semiHidden="0" w:name="annotation text"/>
-    <w:lsdException w:unhideWhenUsed="0" w:uiPriority="0" w:semiHidden="0" w:name="header"/>
-    <w:lsdException w:unhideWhenUsed="0" w:uiPriority="0" w:semiHidden="0" w:name="footer"/>
+    <w:lsdException w:qFormat="1" w:unhideWhenUsed="0" w:uiPriority="0" w:semiHidden="0" w:name="header"/>
+    <w:lsdException w:qFormat="1" w:unhideWhenUsed="0" w:uiPriority="0" w:semiHidden="0" w:name="footer"/>
     <w:lsdException w:unhideWhenUsed="0" w:uiPriority="0" w:semiHidden="0" w:name="index heading"/>
     <w:lsdException w:qFormat="1" w:uiPriority="0" w:name="caption"/>
-    <w:lsdException w:unhideWhenUsed="0" w:uiPriority="0" w:semiHidden="0" w:name="table of figures"/>
+    <w:lsdException w:qFormat="1" w:unhideWhenUsed="0" w:uiPriority="0" w:semiHidden="0" w:name="table of figures"/>
     <w:lsdException w:unhideWhenUsed="0" w:uiPriority="0" w:semiHidden="0" w:name="envelope address"/>
     <w:lsdException w:unhideWhenUsed="0" w:uiPriority="0" w:semiHidden="0" w:name="envelope return"/>
     <w:lsdException w:unhideWhenUsed="0" w:uiPriority="0" w:semiHidden="0" w:name="footnote reference"/>
@@ -12394,8 +12228,8 @@
     <w:lsdException w:unhideWhenUsed="0" w:uiPriority="0" w:semiHidden="0" w:name="Body Text Indent 2"/>
     <w:lsdException w:unhideWhenUsed="0" w:uiPriority="0" w:semiHidden="0" w:name="Body Text Indent 3"/>
     <w:lsdException w:unhideWhenUsed="0" w:uiPriority="0" w:semiHidden="0" w:name="Block Text"/>
-    <w:lsdException w:unhideWhenUsed="0" w:uiPriority="0" w:semiHidden="0" w:name="Hyperlink"/>
-    <w:lsdException w:unhideWhenUsed="0" w:uiPriority="0" w:semiHidden="0" w:name="FollowedHyperlink"/>
+    <w:lsdException w:qFormat="1" w:unhideWhenUsed="0" w:uiPriority="0" w:semiHidden="0" w:name="Hyperlink"/>
+    <w:lsdException w:qFormat="1" w:unhideWhenUsed="0" w:uiPriority="0" w:semiHidden="0" w:name="FollowedHyperlink"/>
     <w:lsdException w:qFormat="1" w:unhideWhenUsed="0" w:uiPriority="0" w:semiHidden="0" w:name="Strong"/>
     <w:lsdException w:qFormat="1" w:unhideWhenUsed="0" w:uiPriority="0" w:semiHidden="0" w:name="Emphasis"/>
     <w:lsdException w:unhideWhenUsed="0" w:uiPriority="0" w:semiHidden="0" w:name="Document Map"/>
@@ -12653,6 +12487,7 @@
   <w:style w:type="character" w:styleId="8">
     <w:name w:val="FollowedHyperlink"/>
     <w:basedOn w:val="4"/>
+    <w:qFormat/>
     <w:uiPriority w:val="0"/>
     <w:rPr>
       <w:color w:val="800080"/>
@@ -12662,6 +12497,7 @@
   <w:style w:type="paragraph" w:styleId="9">
     <w:name w:val="footer"/>
     <w:basedOn w:val="1"/>
+    <w:qFormat/>
     <w:uiPriority w:val="0"/>
     <w:pPr>
       <w:tabs>
@@ -12679,6 +12515,7 @@
   <w:style w:type="paragraph" w:styleId="10">
     <w:name w:val="header"/>
     <w:basedOn w:val="1"/>
+    <w:qFormat/>
     <w:uiPriority w:val="0"/>
     <w:pPr>
       <w:tabs>
@@ -12706,6 +12543,7 @@
   <w:style w:type="character" w:styleId="12">
     <w:name w:val="Hyperlink"/>
     <w:basedOn w:val="4"/>
+    <w:qFormat/>
     <w:uiPriority w:val="0"/>
     <w:rPr>
       <w:color w:val="0000FF"/>
@@ -12736,6 +12574,7 @@
     <w:name w:val="table of figures"/>
     <w:basedOn w:val="1"/>
     <w:next w:val="1"/>
+    <w:qFormat/>
     <w:uiPriority w:val="0"/>
     <w:pPr>
       <w:ind w:leftChars="200" w:hanging="200" w:hangingChars="200"/>
